--- a/docs/사업계획서/2026-10_스마트경찰경광등_사업계획서.docx
+++ b/docs/사업계획서/2026-10_스마트경찰경광등_사업계획서.docx
@@ -2,7 +2,7 @@
 <file path=word/document.xml><?xml version="1.0" encoding="utf-8"?>
 <w:document xmlns:w="http://schemas.openxmlformats.org/wordprocessingml/2006/main" xmlns:m="http://schemas.openxmlformats.org/officeDocument/2006/math" xmlns:r="http://schemas.openxmlformats.org/officeDocument/2006/relationships" xmlns:o="urn:schemas-microsoft-com:office:office" xmlns:v="urn:schemas-microsoft-com:vml" xmlns:w10="urn:schemas-microsoft-com:office:word" xmlns:a="http://schemas.openxmlformats.org/drawingml/2006/main" xmlns:pic="http://schemas.openxmlformats.org/drawingml/2006/picture" xmlns:wp="http://schemas.openxmlformats.org/drawingml/2006/wordprocessingDrawing">
   <w:body>
-    <w:bookmarkStart w:id="57" w:name="국내-스마트-경찰-경광등-사업계획서"/>
+    <w:bookmarkStart w:id="79" w:name="국내-스마트-경찰-경광등-사업계획서"/>
     <w:p>
       <w:pPr>
         <w:pStyle w:val="Heading1"/>
@@ -948,7 +948,7 @@
     </w:p>
     <w:bookmarkEnd w:id="20"/>
     <w:bookmarkEnd w:id="21"/>
-    <w:bookmarkStart w:id="26" w:name="X15c63092f87eba44c13bc95fd4a4f2e9e4c4f9f"/>
+    <w:bookmarkStart w:id="48" w:name="X15c63092f87eba44c13bc95fd4a4f2e9e4c4f9f"/>
     <w:p>
       <w:pPr>
         <w:pStyle w:val="Heading2"/>
@@ -1577,17 +1577,399 @@
         <w:pStyle w:val="BodyText"/>
       </w:pPr>
       <w:r>
-        <w:t xml:space="preserve">즉 스마트 경광등의 핵심인 **"움직이는 차량에서 주변 차량의 속도·거리·각도를 정확히 재는 기술"**은 이미 보유하고 있다. 새로 만들어야 하는 것은 ① 자차 속도를 보정하는 이동 플랫폼용 신호처리, ② 경광등 하우징에 레이더를 넣는 기구·전원·EMI 설계, ③ 경찰 운용 UI와 관제 연동이다. 경광등 광학과 사이렌은 당사가 새로 배울 영역이 아니라 ODM으로 확보한다.</w:t>
+        <w:t xml:space="preserve">즉 스마트 경광등의 핵심인 "</w:t>
+      </w:r>
+      <w:r>
+        <w:rPr>
+          <w:bCs/>
+          <w:b/>
+        </w:rPr>
+        <w:t xml:space="preserve">움직이는 차량에서 주변 차량의 속도·거리·각도를 정확히 재는 기술</w:t>
+      </w:r>
+      <w:r>
+        <w:t xml:space="preserve">"은 이미 보유하고 있다. 새로 만들어야 하는 것은 ① 자차 속도를 보정하는 이동 플랫폼용 신호처리, ② 경광등 하우징에 레이더를 넣는 기구·전원·EMI 설계, ③ 경찰 운용 UI와 관제 연동이다. 경광등 광학과 사이렌은 당사가 새로 배울 영역이 아니라 ODM으로 확보한다.</w:t>
       </w:r>
     </w:p>
     <w:bookmarkEnd w:id="24"/>
-    <w:bookmarkStart w:id="25" w:name="X2ca99faef0c1522b139a997d5e03a41d034758e"/>
+    <w:bookmarkStart w:id="46" w:name="X6c5fa1f13f7d9de61d72e2fccecff434128088a"/>
     <w:p>
       <w:pPr>
         <w:pStyle w:val="Heading3"/>
       </w:pPr>
       <w:r>
-        <w:t xml:space="preserve">1.4 추진 목적</w:t>
+        <w:t xml:space="preserve">1.4 현장 경찰관이 이 제품을 선호할 이유와 근거</w:t>
+      </w:r>
+    </w:p>
+    <w:p>
+      <w:pPr>
+        <w:pStyle w:val="FirstParagraph"/>
+      </w:pPr>
+      <w:r>
+        <w:rPr>
+          <w:bCs/>
+          <w:b/>
+        </w:rPr>
+        <w:t xml:space="preserve">먼저 밝혀 둘 점.</w:t>
+      </w:r>
+      <w:r>
+        <w:t xml:space="preserve"> </w:t>
+      </w:r>
+      <w:r>
+        <w:t xml:space="preserve">경찰관을 대상으로 한 경광등·순찰차 장비 선호도 설문은 찾지 못했다. 아래 근거는 "현장에 이런 위험과 요구가 있다"는 사실이며, "경찰관이 이 제품을 선택한다"는 증거가 아니다. 선호는 가설이고, 이를 검증하는 방법은 마지막에 둔다. 아래 수치는 모두 언론 보도 기준이며, 원문 사이트에 접속하지 못해 검색 요약으로 확인했다. 제안서에 인용하기 전에 원문 대조가 필요하다.</w:t>
+      </w:r>
+    </w:p>
+    <w:tbl>
+      <w:tblPr>
+        <w:tblStyle w:val="Table"/>
+        <w:tblW w:type="auto" w:w="0"/>
+        <w:jc w:val="start"/>
+        <w:tblBorders>
+          <w:top w:val="single" w:sz="4" w:space="0" w:color="BFBFBF"/>
+          <w:left w:val="single" w:sz="4" w:space="0" w:color="BFBFBF"/>
+          <w:bottom w:val="single" w:sz="4" w:space="0" w:color="BFBFBF"/>
+          <w:right w:val="single" w:sz="4" w:space="0" w:color="BFBFBF"/>
+          <w:insideH w:val="single" w:sz="4" w:space="0" w:color="BFBFBF"/>
+          <w:insideV w:val="single" w:sz="4" w:space="0" w:color="BFBFBF"/>
+        </w:tblBorders>
+        <w:tblLook w:firstRow="1" w:lastRow="0" w:firstColumn="0" w:lastColumn="0" w:noHBand="0" w:noVBand="0" w:val="0020"/>
+      </w:tblPr>
+      <w:tblGrid>
+        <w:gridCol w:w="1980"/>
+        <w:gridCol w:w="1980"/>
+        <w:gridCol w:w="1980"/>
+        <w:gridCol w:w="1980"/>
+      </w:tblGrid>
+      <w:tr>
+        <w:trPr>
+          <w:tblHeader w:val="true"/>
+        </w:trPr>
+        <w:tc>
+          <w:tcPr>
+            <w:shd w:val="clear" w:color="auto" w:fill="E8EEF7"/>
+          </w:tcPr>
+          <w:p>
+            <w:pPr>
+              <w:pStyle w:val="Compact"/>
+              <w:jc w:val="left"/>
+            </w:pPr>
+            <w:r>
+              <w:rPr>
+                <w:b/>
+              </w:rPr>
+              <w:t xml:space="preserve">번호</w:t>
+            </w:r>
+          </w:p>
+        </w:tc>
+        <w:tc>
+          <w:tcPr>
+            <w:shd w:val="clear" w:color="auto" w:fill="E8EEF7"/>
+          </w:tcPr>
+          <w:p>
+            <w:pPr>
+              <w:pStyle w:val="Compact"/>
+              <w:jc w:val="left"/>
+            </w:pPr>
+            <w:r>
+              <w:rPr>
+                <w:b/>
+              </w:rPr>
+              <w:t xml:space="preserve">경찰관이 선호할 이유(가설)</w:t>
+            </w:r>
+          </w:p>
+        </w:tc>
+        <w:tc>
+          <w:tcPr>
+            <w:shd w:val="clear" w:color="auto" w:fill="E8EEF7"/>
+          </w:tcPr>
+          <w:p>
+            <w:pPr>
+              <w:pStyle w:val="Compact"/>
+              <w:jc w:val="left"/>
+            </w:pPr>
+            <w:r>
+              <w:rPr>
+                <w:b/>
+              </w:rPr>
+              <w:t xml:space="preserve">핵심 근거</w:t>
+            </w:r>
+          </w:p>
+        </w:tc>
+        <w:tc>
+          <w:tcPr>
+            <w:shd w:val="clear" w:color="auto" w:fill="E8EEF7"/>
+          </w:tcPr>
+          <w:p>
+            <w:pPr>
+              <w:pStyle w:val="Compact"/>
+              <w:jc w:val="left"/>
+            </w:pPr>
+            <w:r>
+              <w:rPr>
+                <w:b/>
+              </w:rPr>
+              <w:t xml:space="preserve">근거 수준</w:t>
+            </w:r>
+          </w:p>
+        </w:tc>
+      </w:tr>
+      <w:tr>
+        <w:tc>
+          <w:tcPr/>
+          <w:p>
+            <w:pPr>
+              <w:pStyle w:val="Compact"/>
+              <w:jc w:val="left"/>
+            </w:pPr>
+            <w:r>
+              <w:t xml:space="preserve">1</w:t>
+            </w:r>
+          </w:p>
+        </w:tc>
+        <w:tc>
+          <w:tcPr/>
+          <w:p>
+            <w:pPr>
+              <w:pStyle w:val="Compact"/>
+              <w:jc w:val="left"/>
+            </w:pPr>
+            <w:r>
+              <w:t xml:space="preserve">사고 처리 중 뒤에서 오는 차량이 가장 무섭다</w:t>
+            </w:r>
+          </w:p>
+        </w:tc>
+        <w:tc>
+          <w:tcPr/>
+          <w:p>
+            <w:pPr>
+              <w:pStyle w:val="Compact"/>
+              <w:jc w:val="left"/>
+            </w:pPr>
+            <w:r>
+              <w:t xml:space="preserve">고속도로순찰 업무 중 교통사고로 다치거나 숨진 경찰관 5년간 34명, 2026년 1월 사고 수습 중 경찰관 사망</w:t>
+            </w:r>
+          </w:p>
+        </w:tc>
+        <w:tc>
+          <w:tcPr/>
+          <w:p>
+            <w:pPr>
+              <w:pStyle w:val="Compact"/>
+              <w:jc w:val="left"/>
+            </w:pPr>
+            <w:r>
+              <w:t xml:space="preserve">강함</w:t>
+            </w:r>
+          </w:p>
+        </w:tc>
+      </w:tr>
+      <w:tr>
+        <w:tc>
+          <w:tcPr/>
+          <w:p>
+            <w:pPr>
+              <w:pStyle w:val="Compact"/>
+              <w:jc w:val="left"/>
+            </w:pPr>
+            <w:r>
+              <w:t xml:space="preserve">2</w:t>
+            </w:r>
+          </w:p>
+        </w:tc>
+        <w:tc>
+          <w:tcPr/>
+          <w:p>
+            <w:pPr>
+              <w:pStyle w:val="Compact"/>
+              <w:jc w:val="left"/>
+            </w:pPr>
+            <w:r>
+              <w:t xml:space="preserve">2차사고는 한 번 나면 치명적이다</w:t>
+            </w:r>
+          </w:p>
+        </w:tc>
+        <w:tc>
+          <w:tcPr/>
+          <w:p>
+            <w:pPr>
+              <w:pStyle w:val="Compact"/>
+              <w:jc w:val="left"/>
+            </w:pPr>
+            <w:r>
+              <w:t xml:space="preserve">2차사고 치사율이 일반사고의 약 5~6.5배, 2026년 1~5월 고속도로 2차사고 사망자 급증</w:t>
+            </w:r>
+          </w:p>
+        </w:tc>
+        <w:tc>
+          <w:tcPr/>
+          <w:p>
+            <w:pPr>
+              <w:pStyle w:val="Compact"/>
+              <w:jc w:val="left"/>
+            </w:pPr>
+            <w:r>
+              <w:t xml:space="preserve">강함</w:t>
+            </w:r>
+          </w:p>
+        </w:tc>
+      </w:tr>
+      <w:tr>
+        <w:tc>
+          <w:tcPr/>
+          <w:p>
+            <w:pPr>
+              <w:pStyle w:val="Compact"/>
+              <w:jc w:val="left"/>
+            </w:pPr>
+            <w:r>
+              <w:t xml:space="preserve">3</w:t>
+            </w:r>
+          </w:p>
+        </w:tc>
+        <w:tc>
+          <w:tcPr/>
+          <w:p>
+            <w:pPr>
+              <w:pStyle w:val="Compact"/>
+              <w:jc w:val="left"/>
+            </w:pPr>
+            <w:r>
+              <w:t xml:space="preserve">경찰이 이미 경광등으로 안전을 해결해 왔다</w:t>
+            </w:r>
+          </w:p>
+        </w:tc>
+        <w:tc>
+          <w:tcPr/>
+          <w:p>
+            <w:pPr>
+              <w:pStyle w:val="Compact"/>
+              <w:jc w:val="left"/>
+            </w:pPr>
+            <w:r>
+              <w:t xml:space="preserve">2014년 순직 사고를 계기로 리프트 경광등 개발, 2015년 188대 투입 후 일선 호평 보도</w:t>
+            </w:r>
+          </w:p>
+        </w:tc>
+        <w:tc>
+          <w:tcPr/>
+          <w:p>
+            <w:pPr>
+              <w:pStyle w:val="Compact"/>
+              <w:jc w:val="left"/>
+            </w:pPr>
+            <w:r>
+              <w:t xml:space="preserve">중간</w:t>
+            </w:r>
+          </w:p>
+        </w:tc>
+      </w:tr>
+      <w:tr>
+        <w:tc>
+          <w:tcPr/>
+          <w:p>
+            <w:pPr>
+              <w:pStyle w:val="Compact"/>
+              <w:jc w:val="left"/>
+            </w:pPr>
+            <w:r>
+              <w:t xml:space="preserve">4</w:t>
+            </w:r>
+          </w:p>
+        </w:tc>
+        <w:tc>
+          <w:tcPr/>
+          <w:p>
+            <w:pPr>
+              <w:pStyle w:val="Compact"/>
+              <w:jc w:val="left"/>
+            </w:pPr>
+            <w:r>
+              <w:t xml:space="preserve">일반 순찰차도 주행 중 단속하고 싶다</w:t>
+            </w:r>
+          </w:p>
+        </w:tc>
+        <w:tc>
+          <w:tcPr/>
+          <w:p>
+            <w:pPr>
+              <w:pStyle w:val="Compact"/>
+              <w:jc w:val="left"/>
+            </w:pPr>
+            <w:r>
+              <w:t xml:space="preserve">탑재형 단속장비 시범 기간 고속도로 과속 사고 82%, 사망자 89% 감소(경찰청 발표), 사망사고 69.8%가 단속장비 없는 구간</w:t>
+            </w:r>
+          </w:p>
+        </w:tc>
+        <w:tc>
+          <w:tcPr/>
+          <w:p>
+            <w:pPr>
+              <w:pStyle w:val="Compact"/>
+              <w:jc w:val="left"/>
+            </w:pPr>
+            <w:r>
+              <w:t xml:space="preserve">중간</w:t>
+            </w:r>
+          </w:p>
+        </w:tc>
+      </w:tr>
+      <w:tr>
+        <w:tc>
+          <w:tcPr/>
+          <w:p>
+            <w:pPr>
+              <w:pStyle w:val="Compact"/>
+              <w:jc w:val="left"/>
+            </w:pPr>
+            <w:r>
+              <w:t xml:space="preserve">5</w:t>
+            </w:r>
+          </w:p>
+        </w:tc>
+        <w:tc>
+          <w:tcPr/>
+          <w:p>
+            <w:pPr>
+              <w:pStyle w:val="Compact"/>
+              <w:jc w:val="left"/>
+            </w:pPr>
+            <w:r>
+              <w:t xml:space="preserve">해외 경찰도 같은 문제를 장비로 풀고 있다</w:t>
+            </w:r>
+          </w:p>
+        </w:tc>
+        <w:tc>
+          <w:tcPr/>
+          <w:p>
+            <w:pPr>
+              <w:pStyle w:val="Compact"/>
+              <w:jc w:val="left"/>
+            </w:pPr>
+            <w:r>
+              <w:t xml:space="preserve">미국 경찰 순직 원인 1위가 차량 관련(2014~2016년 35~38%), 해외 5사가 라이트바에 센서 통합</w:t>
+            </w:r>
+          </w:p>
+        </w:tc>
+        <w:tc>
+          <w:tcPr/>
+          <w:p>
+            <w:pPr>
+              <w:pStyle w:val="Compact"/>
+              <w:jc w:val="left"/>
+            </w:pPr>
+            <w:r>
+              <w:t xml:space="preserve">중간</w:t>
+            </w:r>
+          </w:p>
+        </w:tc>
+      </w:tr>
+    </w:tbl>
+    <w:bookmarkStart w:id="29" w:name="이유-1-사고-처리-중-후방-접근-차량이-실제-위험이다"/>
+    <w:p>
+      <w:pPr>
+        <w:pStyle w:val="Heading4"/>
+      </w:pPr>
+      <w:r>
+        <w:t xml:space="preserve">이유 1. 사고 처리 중 후방 접근 차량이 실제 위험이다</w:t>
       </w:r>
     </w:p>
     <w:p>
@@ -1599,8 +1981,19 @@
         <w:pStyle w:val="Compact"/>
       </w:pPr>
       <w:r>
-        <w:t xml:space="preserve">경찰청에 당사 명의로 직접 납품하는 품목을 확보하여, 단속장비사에 종속된 부품 공급 매출 구조에서 벗어난다.</w:t>
-      </w:r>
+        <w:t xml:space="preserve">2021~2025년 5년간 고속도로순찰 업무 중 교통사고로 다치거나 숨진 경찰관은 34명이다. 연도별로는 2021년 3명, 2022년 12명, 2023년 5명, 2024년 10명, 2025년 3명으로 보도됐다(부상 기준 33명으로 집계한 보도도 있어 사망 1명 포함 여부는 확인이 필요하다).</w:t>
+      </w:r>
+      <w:r>
+        <w:t xml:space="preserve"> </w:t>
+      </w:r>
+      <w:hyperlink r:id="rId25">
+        <w:r>
+          <w:rPr>
+            <w:rStyle w:val="Hyperlink"/>
+          </w:rPr>
+          <w:t xml:space="preserve">출처: 네이트뉴스 2026.1.10</w:t>
+        </w:r>
+      </w:hyperlink>
     </w:p>
     <w:p>
       <w:pPr>
@@ -1611,8 +2004,33 @@
         <w:pStyle w:val="Compact"/>
       </w:pPr>
       <w:r>
-        <w:t xml:space="preserve">정부 R&amp;D로 개발비 대부분을 조달하고, 그 과제의 현장 실증을 그대로 직납 레퍼런스로 활용한다.</w:t>
-      </w:r>
+        <w:t xml:space="preserve">2026년 1월 초 서해안고속도로에서 사고를 수습하던 고속도로순찰대 경찰관과 견인차 기사가 졸음운전 차량에 치여 숨졌고, 구급대원 2명 등 9명이 다쳤다. 보도는 현장 출동 인원 보호조치를 강화해야 한다고 전했다.</w:t>
+      </w:r>
+      <w:r>
+        <w:t xml:space="preserve"> </w:t>
+      </w:r>
+      <w:hyperlink r:id="rId26">
+        <w:r>
+          <w:rPr>
+            <w:rStyle w:val="Hyperlink"/>
+          </w:rPr>
+          <w:t xml:space="preserve">출처: 네이트뉴스 2026.1.4</w:t>
+        </w:r>
+      </w:hyperlink>
+      <w:r>
+        <w:t xml:space="preserve">,</w:t>
+      </w:r>
+      <w:r>
+        <w:t xml:space="preserve"> </w:t>
+      </w:r>
+      <w:hyperlink r:id="rId27">
+        <w:r>
+          <w:rPr>
+            <w:rStyle w:val="Hyperlink"/>
+          </w:rPr>
+          <w:t xml:space="preserve">영상 단독보도 2026.1.7</w:t>
+        </w:r>
+      </w:hyperlink>
     </w:p>
     <w:p>
       <w:pPr>
@@ -1623,6 +2041,763 @@
         <w:pStyle w:val="Compact"/>
       </w:pPr>
       <w:r>
+        <w:t xml:space="preserve">2024년 1월 야간에 사고를 수습하다 2차사고로 중상을 입은 경찰관이 2년 가까이 치료를 받다 2026년 8월 숨진 채 발견됐다는 보도가 있다. 2차사고의 피해가 사고 순간에 끝나지 않는다는 사례다.</w:t>
+      </w:r>
+      <w:r>
+        <w:t xml:space="preserve"> </w:t>
+      </w:r>
+      <w:hyperlink r:id="rId28">
+        <w:r>
+          <w:rPr>
+            <w:rStyle w:val="Hyperlink"/>
+          </w:rPr>
+          <w:t xml:space="preserve">출처: 다음뉴스 2026.8.9</w:t>
+        </w:r>
+      </w:hyperlink>
+    </w:p>
+    <w:bookmarkEnd w:id="29"/>
+    <w:bookmarkStart w:id="33" w:name="이유-2-2차사고는-치명적이고-늘고-있다"/>
+    <w:p>
+      <w:pPr>
+        <w:pStyle w:val="Heading4"/>
+      </w:pPr>
+      <w:r>
+        <w:t xml:space="preserve">이유 2. 2차사고는 치명적이고 늘고 있다</w:t>
+      </w:r>
+    </w:p>
+    <w:p>
+      <w:pPr>
+        <w:numPr>
+          <w:ilvl w:val="0"/>
+          <w:numId w:val="1006"/>
+        </w:numPr>
+        <w:pStyle w:val="Compact"/>
+      </w:pPr>
+      <w:r>
+        <w:t xml:space="preserve">한국도로공사 자료 기준 고속도로 2차사고 치사율은 54.3%로 일반사고 8.4%의 6.5배다.</w:t>
+      </w:r>
+      <w:r>
+        <w:t xml:space="preserve"> </w:t>
+      </w:r>
+      <w:hyperlink r:id="rId30">
+        <w:r>
+          <w:rPr>
+            <w:rStyle w:val="Hyperlink"/>
+          </w:rPr>
+          <w:t xml:space="preserve">출처: 전북일보 2025.9.1</w:t>
+        </w:r>
+      </w:hyperlink>
+    </w:p>
+    <w:p>
+      <w:pPr>
+        <w:numPr>
+          <w:ilvl w:val="0"/>
+          <w:numId w:val="1006"/>
+        </w:numPr>
+        <w:pStyle w:val="Compact"/>
+      </w:pPr>
+      <w:r>
+        <w:t xml:space="preserve">최근 3년 기준으로는 2차사고 43.8%, 일반사고 8.8%로 약 5배라는 보도도 있다. 기간과 집계 기관이 달라 수치 차이가 있으므로 제안서에는 두 값을 모두 쓰지 말고 한 출처의 값만 쓴다.</w:t>
+      </w:r>
+      <w:r>
+        <w:t xml:space="preserve"> </w:t>
+      </w:r>
+      <w:hyperlink r:id="rId31">
+        <w:r>
+          <w:rPr>
+            <w:rStyle w:val="Hyperlink"/>
+          </w:rPr>
+          <w:t xml:space="preserve">출처: YTN 2026.7.9</w:t>
+        </w:r>
+      </w:hyperlink>
+    </w:p>
+    <w:p>
+      <w:pPr>
+        <w:numPr>
+          <w:ilvl w:val="0"/>
+          <w:numId w:val="1006"/>
+        </w:numPr>
+        <w:pStyle w:val="Compact"/>
+      </w:pPr>
+      <w:r>
+        <w:t xml:space="preserve">고속도로 2차사고는 2021년 50건에서 2025년 65건으로, 피해자는 63명에서 92명으로 늘었다.</w:t>
+      </w:r>
+      <w:r>
+        <w:t xml:space="preserve"> </w:t>
+      </w:r>
+      <w:hyperlink r:id="rId30">
+        <w:r>
+          <w:rPr>
+            <w:rStyle w:val="Hyperlink"/>
+          </w:rPr>
+          <w:t xml:space="preserve">출처: 전북일보 2025.9.1</w:t>
+        </w:r>
+      </w:hyperlink>
+    </w:p>
+    <w:p>
+      <w:pPr>
+        <w:numPr>
+          <w:ilvl w:val="0"/>
+          <w:numId w:val="1006"/>
+        </w:numPr>
+        <w:pStyle w:val="Compact"/>
+      </w:pPr>
+      <w:r>
+        <w:t xml:space="preserve">2026년 1~5월 고속도로 사망자가 전년 대비 52.4% 늘었고, 2차사고 사망자가 크게 늘어 경찰청이 특별대책을 추진한다고 보도됐다.</w:t>
+      </w:r>
+      <w:r>
+        <w:t xml:space="preserve"> </w:t>
+      </w:r>
+      <w:hyperlink r:id="rId32">
+        <w:r>
+          <w:rPr>
+            <w:rStyle w:val="Hyperlink"/>
+          </w:rPr>
+          <w:t xml:space="preserve">출처: 파이낸셜뉴스 2026.6.24</w:t>
+        </w:r>
+      </w:hyperlink>
+    </w:p>
+    <w:p>
+      <w:pPr>
+        <w:pStyle w:val="FirstParagraph"/>
+      </w:pPr>
+      <w:r>
+        <w:t xml:space="preserve">차량 밖에서 사고 조치를 하는 경찰관은 이 치사율에 가장 가까이 노출된다. 후방에서 오는 차량의 속도와 거리를 미리 알려 주는 장비는 이 위험을 직접 줄이는 기능이다.</w:t>
+      </w:r>
+    </w:p>
+    <w:bookmarkEnd w:id="33"/>
+    <w:bookmarkStart w:id="37" w:name="이유-3-경찰이-이미-경광등으로-안전을-해결해-왔고-평가도-좋았다"/>
+    <w:p>
+      <w:pPr>
+        <w:pStyle w:val="Heading4"/>
+      </w:pPr>
+      <w:r>
+        <w:t xml:space="preserve">이유 3. 경찰이 이미 경광등으로 안전을 해결해 왔고 평가도 좋았다</w:t>
+      </w:r>
+    </w:p>
+    <w:p>
+      <w:pPr>
+        <w:numPr>
+          <w:ilvl w:val="0"/>
+          <w:numId w:val="1007"/>
+        </w:numPr>
+        <w:pStyle w:val="Compact"/>
+      </w:pPr>
+      <w:r>
+        <w:t xml:space="preserve">리프트 경광등은 2014년 4월 경기 여주에서 도로 위 장애물을 치우던 경감이 차량에 치여 숨진 사고를 계기로 개발이 추진됐다. 같은 해 인천아시안게임 지원 순찰차에 먼저 도입됐다(출처 재확인 필요).</w:t>
+      </w:r>
+    </w:p>
+    <w:p>
+      <w:pPr>
+        <w:numPr>
+          <w:ilvl w:val="0"/>
+          <w:numId w:val="1007"/>
+        </w:numPr>
+        <w:pStyle w:val="Compact"/>
+      </w:pPr>
+      <w:r>
+        <w:t xml:space="preserve">2015년 경찰청은 좌·우 방향 표시가 되는 리프트 경광등 순찰차 188대를 고속도로순찰대와 교통순찰대에 투입했다. 전방 3~4km에서도 보이며 일선에서 호평을 받았다는 보도가 있다.</w:t>
+      </w:r>
+      <w:r>
+        <w:t xml:space="preserve"> </w:t>
+      </w:r>
+      <w:hyperlink r:id="rId34">
+        <w:r>
+          <w:rPr>
+            <w:rStyle w:val="Hyperlink"/>
+          </w:rPr>
+          <w:t xml:space="preserve">출처: 머니투데이 2015.2.12</w:t>
+        </w:r>
+      </w:hyperlink>
+      <w:r>
+        <w:t xml:space="preserve">,</w:t>
+      </w:r>
+      <w:r>
+        <w:t xml:space="preserve"> </w:t>
+      </w:r>
+      <w:hyperlink r:id="rId35">
+        <w:r>
+          <w:rPr>
+            <w:rStyle w:val="Hyperlink"/>
+          </w:rPr>
+          <w:t xml:space="preserve">한국일보 2015.2.11</w:t>
+        </w:r>
+      </w:hyperlink>
+      <w:r>
+        <w:t xml:space="preserve">,</w:t>
+      </w:r>
+      <w:r>
+        <w:t xml:space="preserve"> </w:t>
+      </w:r>
+      <w:hyperlink r:id="rId36">
+        <w:r>
+          <w:rPr>
+            <w:rStyle w:val="Hyperlink"/>
+          </w:rPr>
+          <w:t xml:space="preserve">충청투데이</w:t>
+        </w:r>
+      </w:hyperlink>
+    </w:p>
+    <w:p>
+      <w:pPr>
+        <w:numPr>
+          <w:ilvl w:val="0"/>
+          <w:numId w:val="1007"/>
+        </w:numPr>
+        <w:pStyle w:val="Compact"/>
+      </w:pPr>
+      <w:r>
+        <w:t xml:space="preserve">2024년 전기 다목적 순찰차와 고속순찰차에 리프트 경광등이 대량 적용됐고(2024년 경찰청 납품요구 181대, 89대), 2025년에는 LED 전광판이 붙은 5세대가 도입됐다.</w:t>
+      </w:r>
+    </w:p>
+    <w:p>
+      <w:pPr>
+        <w:pStyle w:val="FirstParagraph"/>
+      </w:pPr>
+      <w:r>
+        <w:t xml:space="preserve">의미는 두 가지다. 첫째, 경찰은 안전을 이유로 경광등에 계속 투자해 왔고 현장이 그것을 환영했다. 둘째, 현재 경광등은</w:t>
+      </w:r>
+      <w:r>
+        <w:t xml:space="preserve"> </w:t>
+      </w:r>
+      <w:r>
+        <w:rPr>
+          <w:bCs/>
+          <w:b/>
+        </w:rPr>
+        <w:t xml:space="preserve">경고를 보여 줄 뿐 접근 차량이 위험한지 알지 못한다.</w:t>
+      </w:r>
+      <w:r>
+        <w:t xml:space="preserve"> </w:t>
+      </w:r>
+      <w:r>
+        <w:t xml:space="preserve">이 한계를 메우는 것이 본 제품이다.</w:t>
+      </w:r>
+    </w:p>
+    <w:bookmarkEnd w:id="37"/>
+    <w:bookmarkStart w:id="40" w:name="이유-4-일반-순찰차도-주행-중-단속하고-싶다"/>
+    <w:p>
+      <w:pPr>
+        <w:pStyle w:val="Heading4"/>
+      </w:pPr>
+      <w:r>
+        <w:t xml:space="preserve">이유 4. 일반 순찰차도 주행 중 단속하고 싶다</w:t>
+      </w:r>
+    </w:p>
+    <w:p>
+      <w:pPr>
+        <w:numPr>
+          <w:ilvl w:val="0"/>
+          <w:numId w:val="1008"/>
+        </w:numPr>
+        <w:pStyle w:val="Compact"/>
+      </w:pPr>
+      <w:r>
+        <w:t xml:space="preserve">경찰청은 차량탑재형 교통단속장비를 고속도로에서 시범 운영해 약 3개월간 과속 1만 2,503건을 적발하고 110건을 입건했다. 같은 기간 고속도로 과속 사고가 17건에서 4건(82% 감소), 사망자가 9명에서 1명(89% 감소)으로 줄었다고 발표했다. 표본이 작고 다른 요인을 통제하지 않은 수치이므로 인과를 단정하지 않는다.</w:t>
+      </w:r>
+      <w:r>
+        <w:t xml:space="preserve"> </w:t>
+      </w:r>
+      <w:hyperlink r:id="rId38">
+        <w:r>
+          <w:rPr>
+            <w:rStyle w:val="Hyperlink"/>
+          </w:rPr>
+          <w:t xml:space="preserve">출처: 경향신문 2022.3.3</w:t>
+        </w:r>
+      </w:hyperlink>
+      <w:r>
+        <w:t xml:space="preserve">,</w:t>
+      </w:r>
+      <w:r>
+        <w:t xml:space="preserve"> </w:t>
+      </w:r>
+      <w:hyperlink r:id="rId39">
+        <w:r>
+          <w:rPr>
+            <w:rStyle w:val="Hyperlink"/>
+          </w:rPr>
+          <w:t xml:space="preserve">문화일보</w:t>
+        </w:r>
+      </w:hyperlink>
+    </w:p>
+    <w:p>
+      <w:pPr>
+        <w:numPr>
+          <w:ilvl w:val="0"/>
+          <w:numId w:val="1008"/>
+        </w:numPr>
+        <w:pStyle w:val="Compact"/>
+      </w:pPr>
+      <w:r>
+        <w:t xml:space="preserve">2026년 경찰청 특별대책 자료에서 고속도로 사망사고의 69.8%가 단속장비가 없는 구간에서 발생했고, 이동식 단속장비 위치 조정과 알람 순찰을 강화하기로 했다. 단속 장비가 없는 구간에 갈 수 있는 이동식 수단이 필요하다는 뜻이다.</w:t>
+      </w:r>
+      <w:r>
+        <w:t xml:space="preserve"> </w:t>
+      </w:r>
+      <w:hyperlink r:id="rId32">
+        <w:r>
+          <w:rPr>
+            <w:rStyle w:val="Hyperlink"/>
+          </w:rPr>
+          <w:t xml:space="preserve">출처: 파이낸셜뉴스 2026.6.24</w:t>
+        </w:r>
+      </w:hyperlink>
+    </w:p>
+    <w:p>
+      <w:pPr>
+        <w:numPr>
+          <w:ilvl w:val="0"/>
+          <w:numId w:val="1008"/>
+        </w:numPr>
+        <w:pStyle w:val="Compact"/>
+      </w:pPr>
+      <w:r>
+        <w:t xml:space="preserve">고정 카메라 앞에서만 감속하는 행태를 이동식 단속이 막는다는 점은 보도마다 공통으로 언급된다. 다만 현재 탑재형 장비는 암행순찰차 중심(수십 대)이다. 경광등에 내장하면 일반 순찰차까지 넓힐 수 있다.</w:t>
+      </w:r>
+    </w:p>
+    <w:bookmarkEnd w:id="40"/>
+    <w:bookmarkStart w:id="43" w:name="이유-5-해외-사례"/>
+    <w:p>
+      <w:pPr>
+        <w:pStyle w:val="Heading4"/>
+      </w:pPr>
+      <w:r>
+        <w:t xml:space="preserve">이유 5. 해외 사례</w:t>
+      </w:r>
+    </w:p>
+    <w:p>
+      <w:pPr>
+        <w:numPr>
+          <w:ilvl w:val="0"/>
+          <w:numId w:val="1009"/>
+        </w:numPr>
+        <w:pStyle w:val="Compact"/>
+      </w:pPr>
+      <w:r>
+        <w:t xml:space="preserve">미국 법집행 기관 순직 원인 중 차량 관련이 1위였다. 2014년 50명(37%), 2015년 49명(35%), 2016년 54명(38%)이다. 2011~2020년에는 도로에서 차량에 치여 숨진 경찰관이 131명(7%)이다. 사고 현장 대응 중이 가장 위험하며, 정차한 경찰차가 뒤에서 추돌당하는 것을 대표적 위험으로 본다.</w:t>
+      </w:r>
+      <w:r>
+        <w:t xml:space="preserve"> </w:t>
+      </w:r>
+      <w:hyperlink r:id="rId41">
+        <w:r>
+          <w:rPr>
+            <w:rStyle w:val="Hyperlink"/>
+          </w:rPr>
+          <w:t xml:space="preserve">출처: 미국 NIJ 보고서</w:t>
+        </w:r>
+      </w:hyperlink>
+      <w:r>
+        <w:t xml:space="preserve">,</w:t>
+      </w:r>
+      <w:r>
+        <w:t xml:space="preserve"> </w:t>
+      </w:r>
+      <w:hyperlink r:id="rId42">
+        <w:r>
+          <w:rPr>
+            <w:rStyle w:val="Hyperlink"/>
+          </w:rPr>
+          <w:t xml:space="preserve">NIOSH</w:t>
+        </w:r>
+      </w:hyperlink>
+    </w:p>
+    <w:p>
+      <w:pPr>
+        <w:numPr>
+          <w:ilvl w:val="0"/>
+          <w:numId w:val="1009"/>
+        </w:numPr>
+        <w:pStyle w:val="Compact"/>
+      </w:pPr>
+      <w:r>
+        <w:t xml:space="preserve">해외 제조사 5사(VITRONIC, Ekin, Hikvision, GET, Dahua)가 2025~2026년 라이트바에 레이더와 AI 감지를 통합한 제품을 내놓았다(당사 2025년 10월 조사). 공급자가 이 방향으로 움직인다는 점은 확인되지만, 경찰의 사용 평가는 확인하지 못했다.</w:t>
+      </w:r>
+    </w:p>
+    <w:bookmarkEnd w:id="43"/>
+    <w:bookmarkStart w:id="44" w:name="선호를-가로막을-수-있는-요인"/>
+    <w:p>
+      <w:pPr>
+        <w:pStyle w:val="Heading4"/>
+      </w:pPr>
+      <w:r>
+        <w:t xml:space="preserve">선호를 가로막을 수 있는 요인</w:t>
+      </w:r>
+    </w:p>
+    <w:p>
+      <w:pPr>
+        <w:pStyle w:val="FirstParagraph"/>
+      </w:pPr>
+      <w:r>
+        <w:t xml:space="preserve">현장에서 외면받는 장비가 되지 않으려면 아래를 설계에서 먼저 풀어야 한다.</w:t>
+      </w:r>
+    </w:p>
+    <w:tbl>
+      <w:tblPr>
+        <w:tblStyle w:val="Table"/>
+        <w:tblW w:type="auto" w:w="0"/>
+        <w:jc w:val="start"/>
+        <w:tblBorders>
+          <w:top w:val="single" w:sz="4" w:space="0" w:color="BFBFBF"/>
+          <w:left w:val="single" w:sz="4" w:space="0" w:color="BFBFBF"/>
+          <w:bottom w:val="single" w:sz="4" w:space="0" w:color="BFBFBF"/>
+          <w:right w:val="single" w:sz="4" w:space="0" w:color="BFBFBF"/>
+          <w:insideH w:val="single" w:sz="4" w:space="0" w:color="BFBFBF"/>
+          <w:insideV w:val="single" w:sz="4" w:space="0" w:color="BFBFBF"/>
+        </w:tblBorders>
+        <w:tblLook w:firstRow="1" w:lastRow="0" w:firstColumn="0" w:lastColumn="0" w:noHBand="0" w:noVBand="0" w:val="0020"/>
+      </w:tblPr>
+      <w:tblGrid>
+        <w:gridCol w:w="3960"/>
+        <w:gridCol w:w="3960"/>
+      </w:tblGrid>
+      <w:tr>
+        <w:trPr>
+          <w:tblHeader w:val="true"/>
+        </w:trPr>
+        <w:tc>
+          <w:tcPr>
+            <w:shd w:val="clear" w:color="auto" w:fill="E8EEF7"/>
+          </w:tcPr>
+          <w:p>
+            <w:pPr>
+              <w:pStyle w:val="Compact"/>
+              <w:jc w:val="left"/>
+            </w:pPr>
+            <w:r>
+              <w:rPr>
+                <w:b/>
+              </w:rPr>
+              <w:t xml:space="preserve">우려</w:t>
+            </w:r>
+          </w:p>
+        </w:tc>
+        <w:tc>
+          <w:tcPr>
+            <w:shd w:val="clear" w:color="auto" w:fill="E8EEF7"/>
+          </w:tcPr>
+          <w:p>
+            <w:pPr>
+              <w:pStyle w:val="Compact"/>
+              <w:jc w:val="left"/>
+            </w:pPr>
+            <w:r>
+              <w:rPr>
+                <w:b/>
+              </w:rPr>
+              <w:t xml:space="preserve">대응</w:t>
+            </w:r>
+          </w:p>
+        </w:tc>
+      </w:tr>
+      <w:tr>
+        <w:tc>
+          <w:tcPr/>
+          <w:p>
+            <w:pPr>
+              <w:pStyle w:val="Compact"/>
+              <w:jc w:val="left"/>
+            </w:pPr>
+            <w:r>
+              <w:t xml:space="preserve">오경보가 잦으면 경찰관이 끄고 쓰지 않는다</w:t>
+            </w:r>
+          </w:p>
+        </w:tc>
+        <w:tc>
+          <w:tcPr/>
+          <w:p>
+            <w:pPr>
+              <w:pStyle w:val="Compact"/>
+              <w:jc w:val="left"/>
+            </w:pPr>
+            <w:r>
+              <w:t xml:space="preserve">후방 경보 오경보율을 성과지표로 두고 실증 중 집계, 임계값을 경찰관이 조정할 수 있게 설계</w:t>
+            </w:r>
+          </w:p>
+        </w:tc>
+      </w:tr>
+      <w:tr>
+        <w:tc>
+          <w:tcPr/>
+          <w:p>
+            <w:pPr>
+              <w:pStyle w:val="Compact"/>
+              <w:jc w:val="left"/>
+            </w:pPr>
+            <w:r>
+              <w:t xml:space="preserve">조작이 번거롭다</w:t>
+            </w:r>
+          </w:p>
+        </w:tc>
+        <w:tc>
+          <w:tcPr/>
+          <w:p>
+            <w:pPr>
+              <w:pStyle w:val="Compact"/>
+              <w:jc w:val="left"/>
+            </w:pPr>
+            <w:r>
+              <w:t xml:space="preserve">자동 전환을 기본으로 하고 수동 조작은 최소화. 기존 리프트 경광등 조작 방식과 맞춤</w:t>
+            </w:r>
+          </w:p>
+        </w:tc>
+      </w:tr>
+      <w:tr>
+        <w:tc>
+          <w:tcPr/>
+          <w:p>
+            <w:pPr>
+              <w:pStyle w:val="Compact"/>
+              <w:jc w:val="left"/>
+            </w:pPr>
+            <w:r>
+              <w:t xml:space="preserve">단속 기능이 경찰관의 추가 업무가 된다</w:t>
+            </w:r>
+          </w:p>
+        </w:tc>
+        <w:tc>
+          <w:tcPr/>
+          <w:p>
+            <w:pPr>
+              <w:pStyle w:val="Compact"/>
+              <w:jc w:val="left"/>
+            </w:pPr>
+            <w:r>
+              <w:t xml:space="preserve">T2는 알림까지만, 증거 수집·고지는 T3와 기존 단속 체계(TCS)에서 처리</w:t>
+            </w:r>
+          </w:p>
+        </w:tc>
+      </w:tr>
+      <w:tr>
+        <w:tc>
+          <w:tcPr/>
+          <w:p>
+            <w:pPr>
+              <w:pStyle w:val="Compact"/>
+              <w:jc w:val="left"/>
+            </w:pPr>
+            <w:r>
+              <w:t xml:space="preserve">무겁고 전력을 많이 쓴다</w:t>
+            </w:r>
+          </w:p>
+        </w:tc>
+        <w:tc>
+          <w:tcPr/>
+          <w:p>
+            <w:pPr>
+              <w:pStyle w:val="Compact"/>
+              <w:jc w:val="left"/>
+            </w:pPr>
+            <w:r>
+              <w:t xml:space="preserve">25kg, 60W 이하 목표, 전기차 12V 대응</w:t>
+            </w:r>
+          </w:p>
+        </w:tc>
+      </w:tr>
+      <w:tr>
+        <w:tc>
+          <w:tcPr/>
+          <w:p>
+            <w:pPr>
+              <w:pStyle w:val="Compact"/>
+              <w:jc w:val="left"/>
+            </w:pPr>
+            <w:r>
+              <w:t xml:space="preserve">장비가 고장 나면 경광등까지 멈춘다</w:t>
+            </w:r>
+          </w:p>
+        </w:tc>
+        <w:tc>
+          <w:tcPr/>
+          <w:p>
+            <w:pPr>
+              <w:pStyle w:val="Compact"/>
+              <w:jc w:val="left"/>
+            </w:pPr>
+            <w:r>
+              <w:t xml:space="preserve">레이더 고장 시에도 경광·사이렌은 독립 동작하도록 설계(페일세이프)</w:t>
+            </w:r>
+          </w:p>
+        </w:tc>
+      </w:tr>
+      <w:tr>
+        <w:tc>
+          <w:tcPr/>
+          <w:p>
+            <w:pPr>
+              <w:pStyle w:val="Compact"/>
+              <w:jc w:val="left"/>
+            </w:pPr>
+            <w:r>
+              <w:t xml:space="preserve">가격이 오른다</w:t>
+            </w:r>
+          </w:p>
+        </w:tc>
+        <w:tc>
+          <w:tcPr/>
+          <w:p>
+            <w:pPr>
+              <w:pStyle w:val="Compact"/>
+              <w:jc w:val="left"/>
+            </w:pPr>
+            <w:r>
+              <w:t xml:space="preserve">경광등·레이더·단속장비를 한 번에 대체하는 총비용 비교 자료 준비</w:t>
+            </w:r>
+          </w:p>
+        </w:tc>
+      </w:tr>
+    </w:tbl>
+    <w:bookmarkEnd w:id="44"/>
+    <w:bookmarkStart w:id="45" w:name="선호도를-확인하는-방법"/>
+    <w:p>
+      <w:pPr>
+        <w:pStyle w:val="Heading4"/>
+      </w:pPr>
+      <w:r>
+        <w:t xml:space="preserve">선호도를 확인하는 방법</w:t>
+      </w:r>
+    </w:p>
+    <w:p>
+      <w:pPr>
+        <w:pStyle w:val="FirstParagraph"/>
+      </w:pPr>
+      <w:r>
+        <w:t xml:space="preserve">현재는 가설이므로 제안서와 실증에서 아래로 증거를 만든다.</w:t>
+      </w:r>
+    </w:p>
+    <w:p>
+      <w:pPr>
+        <w:numPr>
+          <w:ilvl w:val="0"/>
+          <w:numId w:val="1010"/>
+        </w:numPr>
+        <w:pStyle w:val="Compact"/>
+      </w:pPr>
+      <w:r>
+        <w:rPr>
+          <w:bCs/>
+          <w:b/>
+        </w:rPr>
+        <w:t xml:space="preserve">사전 인터뷰(0단계).</w:t>
+      </w:r>
+      <w:r>
+        <w:t xml:space="preserve"> </w:t>
+      </w:r>
+      <w:r>
+        <w:t xml:space="preserve">고속도로순찰대와 교통순찰 경찰관 10~20명을 대상으로 사고 처리 중 위험했던 경험, 현재 경광등의 불만, 후방 경보에 대한 기대를 묻는다. 시도경찰청 교통과를 통해 요청한다.</w:t>
+      </w:r>
+    </w:p>
+    <w:p>
+      <w:pPr>
+        <w:numPr>
+          <w:ilvl w:val="0"/>
+          <w:numId w:val="1010"/>
+        </w:numPr>
+        <w:pStyle w:val="Compact"/>
+      </w:pPr>
+      <w:r>
+        <w:rPr>
+          <w:bCs/>
+          <w:b/>
+        </w:rPr>
+        <w:t xml:space="preserve">실증 설문(과제 2차년도).</w:t>
+      </w:r>
+      <w:r>
+        <w:t xml:space="preserve"> </w:t>
+      </w:r>
+      <w:r>
+        <w:t xml:space="preserve">장착 전·후 각 1회 설문한다. 항목은 후방 경보 유용성, 오경보 체감, 조작 부담, 안전하다고 느끼는 정도, 계속 장착하길 원하는지다.</w:t>
+      </w:r>
+    </w:p>
+    <w:p>
+      <w:pPr>
+        <w:numPr>
+          <w:ilvl w:val="0"/>
+          <w:numId w:val="1010"/>
+        </w:numPr>
+        <w:pStyle w:val="Compact"/>
+      </w:pPr>
+      <w:r>
+        <w:rPr>
+          <w:bCs/>
+          <w:b/>
+        </w:rPr>
+        <w:t xml:space="preserve">로그 기반 지표.</w:t>
+      </w:r>
+      <w:r>
+        <w:t xml:space="preserve"> </w:t>
+      </w:r>
+      <w:r>
+        <w:t xml:space="preserve">경보 발생 횟수, 경찰관의 경보 끄기 횟수, 접근 차량 최대 속도 분포를 자동 기록한다.</w:t>
+      </w:r>
+    </w:p>
+    <w:p>
+      <w:pPr>
+        <w:numPr>
+          <w:ilvl w:val="0"/>
+          <w:numId w:val="1010"/>
+        </w:numPr>
+        <w:pStyle w:val="Compact"/>
+      </w:pPr>
+      <w:r>
+        <w:rPr>
+          <w:bCs/>
+          <w:b/>
+        </w:rPr>
+        <w:t xml:space="preserve">성과지표화.</w:t>
+      </w:r>
+      <w:r>
+        <w:t xml:space="preserve"> </w:t>
+      </w:r>
+      <w:r>
+        <w:t xml:space="preserve">"재장착 희망 80% 이상, 유용성 5점 만점에 4.0 이상"처럼 제안서 지표에 넣는다(개발계획 제안서 3.2장 11번).</w:t>
+      </w:r>
+    </w:p>
+    <w:bookmarkEnd w:id="45"/>
+    <w:bookmarkEnd w:id="46"/>
+    <w:bookmarkStart w:id="47" w:name="X99d3c7e64d78e171043e4b17c6d3f65a595fedf"/>
+    <w:p>
+      <w:pPr>
+        <w:pStyle w:val="Heading3"/>
+      </w:pPr>
+      <w:r>
+        <w:t xml:space="preserve">1.5 추진 목적</w:t>
+      </w:r>
+    </w:p>
+    <w:p>
+      <w:pPr>
+        <w:numPr>
+          <w:ilvl w:val="0"/>
+          <w:numId w:val="1011"/>
+        </w:numPr>
+        <w:pStyle w:val="Compact"/>
+      </w:pPr>
+      <w:r>
+        <w:t xml:space="preserve">경찰청에 당사 명의로 직접 납품하는 품목을 확보하여, 단속장비사에 종속된 부품 공급 매출 구조에서 벗어난다.</w:t>
+      </w:r>
+    </w:p>
+    <w:p>
+      <w:pPr>
+        <w:numPr>
+          <w:ilvl w:val="0"/>
+          <w:numId w:val="1011"/>
+        </w:numPr>
+        <w:pStyle w:val="Compact"/>
+      </w:pPr>
+      <w:r>
+        <w:t xml:space="preserve">정부 R&amp;D로 개발비 대부분을 조달하고, 그 과제의 현장 실증을 그대로 직납 레퍼런스로 활용한다.</w:t>
+      </w:r>
+    </w:p>
+    <w:p>
+      <w:pPr>
+        <w:numPr>
+          <w:ilvl w:val="0"/>
+          <w:numId w:val="1011"/>
+        </w:numPr>
+        <w:pStyle w:val="Compact"/>
+      </w:pPr>
+      <w:r>
         <w:t xml:space="preserve">전동화·스마트 순찰차 재설계 시점(2027~2030)에 "레이더가 들어간 경광등"을 표준으로 자리 잡게 한다.</w:t>
       </w:r>
     </w:p>
@@ -1633,9 +2808,9 @@
         </w:pict>
       </w:r>
     </w:p>
-    <w:bookmarkEnd w:id="25"/>
-    <w:bookmarkEnd w:id="26"/>
-    <w:bookmarkStart w:id="31" w:name="X07b9dbd1035f2a9ee40ed798f31cd8504e9a9d4"/>
+    <w:bookmarkEnd w:id="47"/>
+    <w:bookmarkEnd w:id="48"/>
+    <w:bookmarkStart w:id="53" w:name="X07b9dbd1035f2a9ee40ed798f31cd8504e9a9d4"/>
     <w:p>
       <w:pPr>
         <w:pStyle w:val="Heading2"/>
@@ -1644,7 +2819,7 @@
         <w:t xml:space="preserve">2. 국내 경찰 경광등 시장과 조달 구조</w:t>
       </w:r>
     </w:p>
-    <w:bookmarkStart w:id="27" w:name="Xf767dc2061685fe17b48735c1094fe75a35b837"/>
+    <w:bookmarkStart w:id="49" w:name="Xf767dc2061685fe17b48735c1094fe75a35b837"/>
     <w:p>
       <w:pPr>
         <w:pStyle w:val="Heading3"/>
@@ -2287,8 +3462,8 @@
         <w:t xml:space="preserve">하고(당사 가정, 경찰청 확인 필요) 리프트 경광등 단가 490만 원을 적용하면 **순찰차 경광등 신규 수요만 연 50~60억 원**이다. 여기에 교체·수리, 암행순찰차·고속순찰대 단속장비, 지자체 자치경찰·소방·도로공사 등 유사 수요가 더해진다.</w:t>
       </w:r>
     </w:p>
-    <w:bookmarkEnd w:id="27"/>
-    <w:bookmarkStart w:id="28" w:name="X2915aebaec298dd91eb9d284a010e5ae8125902"/>
+    <w:bookmarkEnd w:id="49"/>
+    <w:bookmarkStart w:id="50" w:name="X2915aebaec298dd91eb9d284a010e5ae8125902"/>
     <w:p>
       <w:pPr>
         <w:pStyle w:val="Heading3"/>
@@ -2365,12 +3540,22 @@
       <w:pPr>
         <w:numPr>
           <w:ilvl w:val="0"/>
-          <w:numId w:val="1006"/>
+          <w:numId w:val="1012"/>
         </w:numPr>
         <w:pStyle w:val="Compact"/>
       </w:pPr>
       <w:r>
-        <w:t xml:space="preserve">경광등은 세부품명 "경광등"이 아니라 **"패키지용품"**이라는 포괄 품명으로, 차량과</w:t>
+        <w:t xml:space="preserve">경광등은 세부품명 "경광등"이 아니라 "</w:t>
+      </w:r>
+      <w:r>
+        <w:rPr>
+          <w:bCs/>
+          <w:b/>
+        </w:rPr>
+        <w:t xml:space="preserve">패키지용품</w:t>
+      </w:r>
+      <w:r>
+        <w:t xml:space="preserve">"이라는 포괄 품명으로, 차량과</w:t>
       </w:r>
       <w:r>
         <w:t xml:space="preserve"> </w:t>
@@ -2393,7 +3578,7 @@
       <w:pPr>
         <w:numPr>
           <w:ilvl w:val="0"/>
-          <w:numId w:val="1006"/>
+          <w:numId w:val="1012"/>
         </w:numPr>
         <w:pStyle w:val="Compact"/>
       </w:pPr>
@@ -2405,7 +3590,7 @@
       <w:pPr>
         <w:numPr>
           <w:ilvl w:val="0"/>
-          <w:numId w:val="1006"/>
+          <w:numId w:val="1012"/>
         </w:numPr>
         <w:pStyle w:val="Compact"/>
       </w:pPr>
@@ -2426,8 +3611,8 @@
         <w:t xml:space="preserve">가 있어야 한다. 그 이유가 "레이더 기반 단속·안전 기능"이다.</w:t>
       </w:r>
     </w:p>
-    <w:bookmarkEnd w:id="28"/>
-    <w:bookmarkStart w:id="29" w:name="Xba45fd9f1938b0530ee1f4632143cc82a63a42a"/>
+    <w:bookmarkEnd w:id="50"/>
+    <w:bookmarkStart w:id="51" w:name="Xba45fd9f1938b0530ee1f4632143cc82a63a42a"/>
     <w:p>
       <w:pPr>
         <w:pStyle w:val="Heading3"/>
@@ -2756,8 +3941,8 @@
         <w:t xml:space="preserve">1단계에서 D(교통단속장비 2nd 벤더)와 R&amp;D 현장실증으로 실적을 만들고, 2단계에서 B(혁신제품)를 받아 수의계약 경로를 열며, 3단계에서 A(MAS)로 정착한다. 병행하여 특장업체·현대차 스마트순찰차에 레이더 모듈을 공급하는 간접 경로도 유지한다. 이는 직납은 아니지만 MAS 거래실례 요건과 현금흐름을 채워 준다.</w:t>
       </w:r>
     </w:p>
-    <w:bookmarkEnd w:id="29"/>
-    <w:bookmarkStart w:id="30" w:name="X126a258ebd6af4ae1c7591a6808eb21b910648f"/>
+    <w:bookmarkEnd w:id="51"/>
+    <w:bookmarkStart w:id="52" w:name="X126a258ebd6af4ae1c7591a6808eb21b910648f"/>
     <w:p>
       <w:pPr>
         <w:pStyle w:val="Heading3"/>
@@ -3118,9 +4303,9 @@
         </w:pict>
       </w:r>
     </w:p>
-    <w:bookmarkEnd w:id="30"/>
-    <w:bookmarkEnd w:id="31"/>
-    <w:bookmarkStart w:id="36" w:name="Xd430b57903e1a66a1aa0d973154eeb59a1c5fa0"/>
+    <w:bookmarkEnd w:id="52"/>
+    <w:bookmarkEnd w:id="53"/>
+    <w:bookmarkStart w:id="58" w:name="Xd430b57903e1a66a1aa0d973154eeb59a1c5fa0"/>
     <w:p>
       <w:pPr>
         <w:pStyle w:val="Heading2"/>
@@ -3129,7 +4314,7 @@
         <w:t xml:space="preserve">3. 제품 개념: 레이더 일체형 스마트 경찰 경광등</w:t>
       </w:r>
     </w:p>
-    <w:bookmarkStart w:id="32" w:name="Xb09b694873f934f7f5a2230590283bd6be23a3e"/>
+    <w:bookmarkStart w:id="54" w:name="Xb09b694873f934f7f5a2230590283bd6be23a3e"/>
     <w:p>
       <w:pPr>
         <w:pStyle w:val="Heading3"/>
@@ -3417,8 +4602,8 @@
         </w:tc>
       </w:tr>
     </w:tbl>
-    <w:bookmarkEnd w:id="32"/>
-    <w:bookmarkStart w:id="33" w:name="X5a75d3ee1dca15a316ec8e5a75b7d973c044572"/>
+    <w:bookmarkEnd w:id="54"/>
+    <w:bookmarkStart w:id="55" w:name="X5a75d3ee1dca15a316ec8e5a75b7d973c044572"/>
     <w:p>
       <w:pPr>
         <w:pStyle w:val="Heading3"/>
@@ -3694,8 +4879,8 @@
         </w:tc>
       </w:tr>
     </w:tbl>
-    <w:bookmarkEnd w:id="33"/>
-    <w:bookmarkStart w:id="34" w:name="Xd1d48ad25c234caa4e2de3dcb739677e7746b2c"/>
+    <w:bookmarkEnd w:id="55"/>
+    <w:bookmarkStart w:id="56" w:name="Xd1d48ad25c234caa4e2de3dcb739677e7746b2c"/>
     <w:p>
       <w:pPr>
         <w:pStyle w:val="Heading3"/>
@@ -4047,8 +5232,8 @@
         </w:tc>
       </w:tr>
     </w:tbl>
-    <w:bookmarkEnd w:id="34"/>
-    <w:bookmarkStart w:id="35" w:name="Xe3e661673b970f5e427c8480e35ea89fb777282"/>
+    <w:bookmarkEnd w:id="56"/>
+    <w:bookmarkStart w:id="57" w:name="Xe3e661673b970f5e427c8480e35ea89fb777282"/>
     <w:p>
       <w:pPr>
         <w:pStyle w:val="Heading3"/>
@@ -4435,9 +5620,9 @@
         </w:pict>
       </w:r>
     </w:p>
-    <w:bookmarkEnd w:id="35"/>
-    <w:bookmarkEnd w:id="36"/>
-    <w:bookmarkStart w:id="40" w:name="Xe65bbaaa6e42c3aec74bb2bd8084c173236abea"/>
+    <w:bookmarkEnd w:id="57"/>
+    <w:bookmarkEnd w:id="58"/>
+    <w:bookmarkStart w:id="62" w:name="Xe65bbaaa6e42c3aec74bb2bd8084c173236abea"/>
     <w:p>
       <w:pPr>
         <w:pStyle w:val="Heading2"/>
@@ -4446,7 +5631,7 @@
         <w:t xml:space="preserve">4. 사업화 전략과 경찰청 직납 로드맵</w:t>
       </w:r>
     </w:p>
-    <w:bookmarkStart w:id="37" w:name="Xd3ab8492e3665e4480549d211c68f275b35010d"/>
+    <w:bookmarkStart w:id="59" w:name="Xd3ab8492e3665e4480549d211c68f275b35010d"/>
     <w:p>
       <w:pPr>
         <w:pStyle w:val="Heading3"/>
@@ -4471,7 +5656,7 @@
       <w:pPr>
         <w:numPr>
           <w:ilvl w:val="0"/>
-          <w:numId w:val="1007"/>
+          <w:numId w:val="1013"/>
         </w:numPr>
         <w:pStyle w:val="Compact"/>
       </w:pPr>
@@ -4483,7 +5668,7 @@
       <w:pPr>
         <w:numPr>
           <w:ilvl w:val="0"/>
-          <w:numId w:val="1007"/>
+          <w:numId w:val="1013"/>
         </w:numPr>
         <w:pStyle w:val="Compact"/>
       </w:pPr>
@@ -4511,7 +5696,7 @@
       <w:pPr>
         <w:numPr>
           <w:ilvl w:val="0"/>
-          <w:numId w:val="1007"/>
+          <w:numId w:val="1013"/>
         </w:numPr>
         <w:pStyle w:val="Compact"/>
       </w:pPr>
@@ -4523,7 +5708,7 @@
       <w:pPr>
         <w:numPr>
           <w:ilvl w:val="0"/>
-          <w:numId w:val="1007"/>
+          <w:numId w:val="1013"/>
         </w:numPr>
         <w:pStyle w:val="Compact"/>
       </w:pPr>
@@ -4535,7 +5720,7 @@
       <w:pPr>
         <w:numPr>
           <w:ilvl w:val="0"/>
-          <w:numId w:val="1007"/>
+          <w:numId w:val="1013"/>
         </w:numPr>
         <w:pStyle w:val="Compact"/>
       </w:pPr>
@@ -4559,7 +5744,7 @@
       <w:pPr>
         <w:numPr>
           <w:ilvl w:val="0"/>
-          <w:numId w:val="1008"/>
+          <w:numId w:val="1014"/>
         </w:numPr>
         <w:pStyle w:val="Compact"/>
       </w:pPr>
@@ -4571,7 +5756,7 @@
       <w:pPr>
         <w:numPr>
           <w:ilvl w:val="0"/>
-          <w:numId w:val="1008"/>
+          <w:numId w:val="1014"/>
         </w:numPr>
         <w:pStyle w:val="Compact"/>
       </w:pPr>
@@ -4583,7 +5768,7 @@
       <w:pPr>
         <w:numPr>
           <w:ilvl w:val="0"/>
-          <w:numId w:val="1008"/>
+          <w:numId w:val="1014"/>
         </w:numPr>
         <w:pStyle w:val="Compact"/>
       </w:pPr>
@@ -4607,7 +5792,7 @@
       <w:pPr>
         <w:numPr>
           <w:ilvl w:val="0"/>
-          <w:numId w:val="1009"/>
+          <w:numId w:val="1015"/>
         </w:numPr>
         <w:pStyle w:val="Compact"/>
       </w:pPr>
@@ -4619,7 +5804,7 @@
       <w:pPr>
         <w:numPr>
           <w:ilvl w:val="0"/>
-          <w:numId w:val="1009"/>
+          <w:numId w:val="1015"/>
         </w:numPr>
         <w:pStyle w:val="Compact"/>
       </w:pPr>
@@ -4631,7 +5816,7 @@
       <w:pPr>
         <w:numPr>
           <w:ilvl w:val="0"/>
-          <w:numId w:val="1009"/>
+          <w:numId w:val="1015"/>
         </w:numPr>
         <w:pStyle w:val="Compact"/>
       </w:pPr>
@@ -4655,7 +5840,7 @@
       <w:pPr>
         <w:numPr>
           <w:ilvl w:val="0"/>
-          <w:numId w:val="1010"/>
+          <w:numId w:val="1016"/>
         </w:numPr>
         <w:pStyle w:val="Compact"/>
       </w:pPr>
@@ -4667,7 +5852,7 @@
       <w:pPr>
         <w:numPr>
           <w:ilvl w:val="0"/>
-          <w:numId w:val="1010"/>
+          <w:numId w:val="1016"/>
         </w:numPr>
         <w:pStyle w:val="Compact"/>
       </w:pPr>
@@ -4675,8 +5860,8 @@
         <w:t xml:space="preserve">2030년 이후 연 1,000대, 소방·지자체·해외(동남아 치안한류 채널) 확장.</w:t>
       </w:r>
     </w:p>
-    <w:bookmarkEnd w:id="37"/>
-    <w:bookmarkStart w:id="38" w:name="X559b84e42fcc4d74a6686848ac51a9158dcb6b8"/>
+    <w:bookmarkEnd w:id="59"/>
+    <w:bookmarkStart w:id="60" w:name="X559b84e42fcc4d74a6686848ac51a9158dcb6b8"/>
     <w:p>
       <w:pPr>
         <w:pStyle w:val="Heading3"/>
@@ -4777,8 +5962,8 @@
         <w:t xml:space="preserve">   (병행) 특장업체 · 현대차 스마트순찰차에 레이더 모듈 공급 → 실적 · 현금흐름</w:t>
       </w:r>
     </w:p>
-    <w:bookmarkEnd w:id="38"/>
-    <w:bookmarkStart w:id="39" w:name="Xe7175232cde8cd54a68bb336f0f44d05e4099fa"/>
+    <w:bookmarkEnd w:id="60"/>
+    <w:bookmarkStart w:id="61" w:name="Xe7175232cde8cd54a68bb336f0f44d05e4099fa"/>
     <w:p>
       <w:pPr>
         <w:pStyle w:val="Heading3"/>
@@ -4791,7 +5976,7 @@
       <w:pPr>
         <w:numPr>
           <w:ilvl w:val="0"/>
-          <w:numId w:val="1011"/>
+          <w:numId w:val="1017"/>
         </w:numPr>
         <w:pStyle w:val="Compact"/>
       </w:pPr>
@@ -4813,7 +5998,7 @@
       <w:pPr>
         <w:numPr>
           <w:ilvl w:val="0"/>
-          <w:numId w:val="1011"/>
+          <w:numId w:val="1017"/>
         </w:numPr>
         <w:pStyle w:val="Compact"/>
       </w:pPr>
@@ -4835,7 +6020,7 @@
       <w:pPr>
         <w:numPr>
           <w:ilvl w:val="0"/>
-          <w:numId w:val="1011"/>
+          <w:numId w:val="1017"/>
         </w:numPr>
         <w:pStyle w:val="Compact"/>
       </w:pPr>
@@ -4857,7 +6042,7 @@
       <w:pPr>
         <w:numPr>
           <w:ilvl w:val="0"/>
-          <w:numId w:val="1011"/>
+          <w:numId w:val="1017"/>
         </w:numPr>
         <w:pStyle w:val="Compact"/>
       </w:pPr>
@@ -4882,9 +6067,9 @@
         </w:pict>
       </w:r>
     </w:p>
-    <w:bookmarkEnd w:id="39"/>
-    <w:bookmarkEnd w:id="40"/>
-    <w:bookmarkStart w:id="45" w:name="X16dfec2eefe4d1b20585a58fee2d6d5a7dc7bba"/>
+    <w:bookmarkEnd w:id="61"/>
+    <w:bookmarkEnd w:id="62"/>
+    <w:bookmarkStart w:id="67" w:name="X16dfec2eefe4d1b20585a58fee2d6d5a7dc7bba"/>
     <w:p>
       <w:pPr>
         <w:pStyle w:val="Heading2"/>
@@ -4893,7 +6078,7 @@
         <w:t xml:space="preserve">5. 정부 R&amp;D 과제 제안 (1억 원 이상)</w:t>
       </w:r>
     </w:p>
-    <w:bookmarkStart w:id="41" w:name="X42f4009a3db669590c751fbb3fed22ed32f24fc"/>
+    <w:bookmarkStart w:id="63" w:name="X42f4009a3db669590c751fbb3fed22ed32f24fc"/>
     <w:p>
       <w:pPr>
         <w:pStyle w:val="Heading3"/>
@@ -5567,8 +6752,8 @@
         <w:t xml:space="preserve">제외: 창업성장기술개발(디딤돌, 최대 1.5억)은 창업 7년 이내 기업 대상이라 2016년 설립인 당사는 해당하지 않는다.</w:t>
       </w:r>
     </w:p>
-    <w:bookmarkEnd w:id="41"/>
-    <w:bookmarkStart w:id="42" w:name="X67c819a07e035efc4877968467ad22571b9e39a"/>
+    <w:bookmarkEnd w:id="63"/>
+    <w:bookmarkStart w:id="64" w:name="X67c819a07e035efc4877968467ad22571b9e39a"/>
     <w:p>
       <w:pPr>
         <w:pStyle w:val="Heading3"/>
@@ -5768,8 +6953,8 @@
         </w:tc>
       </w:tr>
     </w:tbl>
-    <w:bookmarkEnd w:id="42"/>
-    <w:bookmarkStart w:id="43" w:name="X901c4dae8fc572408b6547bfde359467f3385ef"/>
+    <w:bookmarkEnd w:id="64"/>
+    <w:bookmarkStart w:id="65" w:name="X901c4dae8fc572408b6547bfde359467f3385ef"/>
     <w:p>
       <w:pPr>
         <w:pStyle w:val="Heading3"/>
@@ -5812,7 +6997,7 @@
       <w:pPr>
         <w:numPr>
           <w:ilvl w:val="0"/>
-          <w:numId w:val="1012"/>
+          <w:numId w:val="1018"/>
         </w:numPr>
         <w:pStyle w:val="Compact"/>
       </w:pPr>
@@ -5824,7 +7009,7 @@
       <w:pPr>
         <w:numPr>
           <w:ilvl w:val="0"/>
-          <w:numId w:val="1012"/>
+          <w:numId w:val="1018"/>
         </w:numPr>
         <w:pStyle w:val="Compact"/>
       </w:pPr>
@@ -5836,7 +7021,7 @@
       <w:pPr>
         <w:numPr>
           <w:ilvl w:val="0"/>
-          <w:numId w:val="1012"/>
+          <w:numId w:val="1018"/>
         </w:numPr>
         <w:pStyle w:val="Compact"/>
       </w:pPr>
@@ -6835,8 +8020,8 @@
         <w:t xml:space="preserve">주관: 엠클라비스㈜. 공동: 경광등 ODM 협력사(기구·광학), 카메라·ANPR 협력사(T3 옵션). 참여·수요처: 시도경찰청 또는 고속도로순찰대(실증), 특장업체 또는 완성차(구매동의). 자문: 도로교통공단 또는 대학(교통안전 효과 분석).</w:t>
       </w:r>
     </w:p>
-    <w:bookmarkEnd w:id="43"/>
-    <w:bookmarkStart w:id="44" w:name="Xba262132c9fe7a4a404e05f2292c0b40cb5a1ee"/>
+    <w:bookmarkEnd w:id="65"/>
+    <w:bookmarkStart w:id="66" w:name="Xba262132c9fe7a4a404e05f2292c0b40cb5a1ee"/>
     <w:p>
       <w:pPr>
         <w:pStyle w:val="Heading3"/>
@@ -7093,9 +8278,9 @@
         </w:pict>
       </w:r>
     </w:p>
-    <w:bookmarkEnd w:id="44"/>
-    <w:bookmarkEnd w:id="45"/>
-    <w:bookmarkStart w:id="50" w:name="Xc978f621025a5bcba6afbfcb64df55f9f33fd22"/>
+    <w:bookmarkEnd w:id="66"/>
+    <w:bookmarkEnd w:id="67"/>
+    <w:bookmarkStart w:id="72" w:name="Xc978f621025a5bcba6afbfcb64df55f9f33fd22"/>
     <w:p>
       <w:pPr>
         <w:pStyle w:val="Heading2"/>
@@ -7104,7 +8289,7 @@
         <w:t xml:space="preserve">6. 추진 체계·투자·리스크</w:t>
       </w:r>
     </w:p>
-    <w:bookmarkStart w:id="46" w:name="Xb5e0c2fa6f22aec8d67fceb77410703d790edb2"/>
+    <w:bookmarkStart w:id="68" w:name="Xb5e0c2fa6f22aec8d67fceb77410703d790edb2"/>
     <w:p>
       <w:pPr>
         <w:pStyle w:val="Heading3"/>
@@ -7414,8 +8599,8 @@
         </w:tc>
       </w:tr>
     </w:tbl>
-    <w:bookmarkEnd w:id="46"/>
-    <w:bookmarkStart w:id="47" w:name="X1d5709a2fb07a9b83061843afcfe7671ebaf497"/>
+    <w:bookmarkEnd w:id="68"/>
+    <w:bookmarkStart w:id="69" w:name="X1d5709a2fb07a9b83061843afcfe7671ebaf497"/>
     <w:p>
       <w:pPr>
         <w:pStyle w:val="Heading3"/>
@@ -7929,8 +9114,8 @@
         </w:tc>
       </w:tr>
     </w:tbl>
-    <w:bookmarkEnd w:id="47"/>
-    <w:bookmarkStart w:id="48" w:name="X656b499201f29cb0bfd1b44d4aa90232c14acc1"/>
+    <w:bookmarkEnd w:id="69"/>
+    <w:bookmarkStart w:id="70" w:name="X656b499201f29cb0bfd1b44d4aa90232c14acc1"/>
     <w:p>
       <w:pPr>
         <w:pStyle w:val="Heading3"/>
@@ -7943,7 +9128,7 @@
       <w:pPr>
         <w:numPr>
           <w:ilvl w:val="0"/>
-          <w:numId w:val="1013"/>
+          <w:numId w:val="1019"/>
         </w:numPr>
         <w:pStyle w:val="Compact"/>
       </w:pPr>
@@ -7955,7 +9140,7 @@
       <w:pPr>
         <w:numPr>
           <w:ilvl w:val="0"/>
-          <w:numId w:val="1013"/>
+          <w:numId w:val="1019"/>
         </w:numPr>
         <w:pStyle w:val="Compact"/>
       </w:pPr>
@@ -7967,7 +9152,7 @@
       <w:pPr>
         <w:numPr>
           <w:ilvl w:val="0"/>
-          <w:numId w:val="1013"/>
+          <w:numId w:val="1019"/>
         </w:numPr>
         <w:pStyle w:val="Compact"/>
       </w:pPr>
@@ -7979,7 +9164,7 @@
       <w:pPr>
         <w:numPr>
           <w:ilvl w:val="0"/>
-          <w:numId w:val="1013"/>
+          <w:numId w:val="1019"/>
         </w:numPr>
         <w:pStyle w:val="Compact"/>
       </w:pPr>
@@ -7987,8 +9172,8 @@
         <w:t xml:space="preserve">조달 등록용: 직접생산확인(해당 품목이 중소기업자간 경쟁제품인 경우), 품질보증·A/S 체계 서류.</w:t>
       </w:r>
     </w:p>
-    <w:bookmarkEnd w:id="48"/>
-    <w:bookmarkStart w:id="49" w:name="X8628b0dd78483d39cda747deee661134d6c8449"/>
+    <w:bookmarkEnd w:id="70"/>
+    <w:bookmarkStart w:id="71" w:name="X8628b0dd78483d39cda747deee661134d6c8449"/>
     <w:p>
       <w:pPr>
         <w:pStyle w:val="Heading3"/>
@@ -8385,9 +9570,9 @@
         </w:pict>
       </w:r>
     </w:p>
-    <w:bookmarkEnd w:id="49"/>
-    <w:bookmarkEnd w:id="50"/>
-    <w:bookmarkStart w:id="51" w:name="X4e8dc49815ab1676a00bf9c8d45abb2878baca0"/>
+    <w:bookmarkEnd w:id="71"/>
+    <w:bookmarkEnd w:id="72"/>
+    <w:bookmarkStart w:id="73" w:name="X4e8dc49815ab1676a00bf9c8d45abb2878baca0"/>
     <w:p>
       <w:pPr>
         <w:pStyle w:val="Heading2"/>
@@ -9036,8 +10221,8 @@
         </w:pict>
       </w:r>
     </w:p>
-    <w:bookmarkEnd w:id="51"/>
-    <w:bookmarkStart w:id="52" w:name="X4bad6375d4a4a842bf3029e5eee600621458aeb"/>
+    <w:bookmarkEnd w:id="73"/>
+    <w:bookmarkStart w:id="74" w:name="X4bad6375d4a4a842bf3029e5eee600621458aeb"/>
     <w:p>
       <w:pPr>
         <w:pStyle w:val="Heading2"/>
@@ -9548,8 +10733,8 @@
         </w:pict>
       </w:r>
     </w:p>
-    <w:bookmarkEnd w:id="52"/>
-    <w:bookmarkStart w:id="53" w:name="부록-a-참고-자료"/>
+    <w:bookmarkEnd w:id="74"/>
+    <w:bookmarkStart w:id="75" w:name="부록-a-참고-자료"/>
     <w:p>
       <w:pPr>
         <w:pStyle w:val="Heading2"/>
@@ -9574,7 +10759,7 @@
       <w:pPr>
         <w:numPr>
           <w:ilvl w:val="0"/>
-          <w:numId w:val="1014"/>
+          <w:numId w:val="1020"/>
         </w:numPr>
         <w:pStyle w:val="Compact"/>
       </w:pPr>
@@ -9586,7 +10771,7 @@
       <w:pPr>
         <w:numPr>
           <w:ilvl w:val="0"/>
-          <w:numId w:val="1014"/>
+          <w:numId w:val="1020"/>
         </w:numPr>
         <w:pStyle w:val="Compact"/>
       </w:pPr>
@@ -9598,7 +10783,7 @@
       <w:pPr>
         <w:numPr>
           <w:ilvl w:val="0"/>
-          <w:numId w:val="1014"/>
+          <w:numId w:val="1020"/>
         </w:numPr>
         <w:pStyle w:val="Compact"/>
       </w:pPr>
@@ -9610,7 +10795,7 @@
       <w:pPr>
         <w:numPr>
           <w:ilvl w:val="0"/>
-          <w:numId w:val="1014"/>
+          <w:numId w:val="1020"/>
         </w:numPr>
         <w:pStyle w:val="Compact"/>
       </w:pPr>
@@ -9622,7 +10807,7 @@
       <w:pPr>
         <w:numPr>
           <w:ilvl w:val="0"/>
-          <w:numId w:val="1014"/>
+          <w:numId w:val="1020"/>
         </w:numPr>
         <w:pStyle w:val="Compact"/>
       </w:pPr>
@@ -9634,7 +10819,7 @@
       <w:pPr>
         <w:numPr>
           <w:ilvl w:val="0"/>
-          <w:numId w:val="1014"/>
+          <w:numId w:val="1020"/>
         </w:numPr>
         <w:pStyle w:val="Compact"/>
       </w:pPr>
@@ -9658,7 +10843,7 @@
       <w:pPr>
         <w:numPr>
           <w:ilvl w:val="0"/>
-          <w:numId w:val="1015"/>
+          <w:numId w:val="1021"/>
         </w:numPr>
         <w:pStyle w:val="Compact"/>
       </w:pPr>
@@ -9670,7 +10855,7 @@
       <w:pPr>
         <w:numPr>
           <w:ilvl w:val="0"/>
-          <w:numId w:val="1015"/>
+          <w:numId w:val="1021"/>
         </w:numPr>
         <w:pStyle w:val="Compact"/>
       </w:pPr>
@@ -9682,7 +10867,7 @@
       <w:pPr>
         <w:numPr>
           <w:ilvl w:val="0"/>
-          <w:numId w:val="1015"/>
+          <w:numId w:val="1021"/>
         </w:numPr>
         <w:pStyle w:val="Compact"/>
       </w:pPr>
@@ -9694,7 +10879,7 @@
       <w:pPr>
         <w:numPr>
           <w:ilvl w:val="0"/>
-          <w:numId w:val="1015"/>
+          <w:numId w:val="1021"/>
         </w:numPr>
         <w:pStyle w:val="Compact"/>
       </w:pPr>
@@ -9706,7 +10891,7 @@
       <w:pPr>
         <w:numPr>
           <w:ilvl w:val="0"/>
-          <w:numId w:val="1015"/>
+          <w:numId w:val="1021"/>
         </w:numPr>
         <w:pStyle w:val="Compact"/>
       </w:pPr>
@@ -9718,7 +10903,7 @@
       <w:pPr>
         <w:numPr>
           <w:ilvl w:val="0"/>
-          <w:numId w:val="1015"/>
+          <w:numId w:val="1021"/>
         </w:numPr>
         <w:pStyle w:val="Compact"/>
       </w:pPr>
@@ -9730,7 +10915,7 @@
       <w:pPr>
         <w:numPr>
           <w:ilvl w:val="0"/>
-          <w:numId w:val="1015"/>
+          <w:numId w:val="1021"/>
         </w:numPr>
         <w:pStyle w:val="Compact"/>
       </w:pPr>
@@ -9742,7 +10927,7 @@
       <w:pPr>
         <w:numPr>
           <w:ilvl w:val="0"/>
-          <w:numId w:val="1015"/>
+          <w:numId w:val="1021"/>
         </w:numPr>
         <w:pStyle w:val="Compact"/>
       </w:pPr>
@@ -9754,7 +10939,7 @@
       <w:pPr>
         <w:numPr>
           <w:ilvl w:val="0"/>
-          <w:numId w:val="1015"/>
+          <w:numId w:val="1021"/>
         </w:numPr>
         <w:pStyle w:val="Compact"/>
       </w:pPr>
@@ -9766,7 +10951,7 @@
       <w:pPr>
         <w:numPr>
           <w:ilvl w:val="0"/>
-          <w:numId w:val="1015"/>
+          <w:numId w:val="1021"/>
         </w:numPr>
         <w:pStyle w:val="Compact"/>
       </w:pPr>
@@ -9774,8 +10959,8 @@
         <w:t xml:space="preserve">조달청 다수공급자계약 요건: 세부품명 거래실례 3건 이상, 품목 1건 이상, 특수관계인 거래 불인정, 3년간 미납품 시 재계약 1년 제한.</w:t>
       </w:r>
     </w:p>
-    <w:bookmarkEnd w:id="53"/>
-    <w:bookmarkStart w:id="54" w:name="부록-b-2024년-경찰청-납품요구-내역-분석-요약"/>
+    <w:bookmarkEnd w:id="75"/>
+    <w:bookmarkStart w:id="76" w:name="부록-b-2024년-경찰청-납품요구-내역-분석-요약"/>
     <w:p>
       <w:pPr>
         <w:pStyle w:val="Heading2"/>
@@ -10093,8 +11278,8 @@
         <w:t xml:space="preserve">가장 큰 단일 건은 2024년 9월 "경찰청 전기다목적순찰차 구매"의 리프트경광등 외 2종 181대(계약단가 610만 원, 납품단가 490만 원, 8.87억 원)이며, 같은 납품요구의 총액은 125.7억 원(차량 포함)이다. 경광등은 차량 가액의 약 7%를 차지한다.</w:t>
       </w:r>
     </w:p>
-    <w:bookmarkEnd w:id="54"/>
-    <w:bookmarkStart w:id="55" w:name="부록-c-특허-조사-요약-20264"/>
+    <w:bookmarkEnd w:id="76"/>
+    <w:bookmarkStart w:id="77" w:name="부록-c-특허-조사-요약-20264"/>
     <w:p>
       <w:pPr>
         <w:pStyle w:val="Heading2"/>
@@ -10526,8 +11711,8 @@
         </w:tc>
       </w:tr>
     </w:tbl>
-    <w:bookmarkEnd w:id="55"/>
-    <w:bookmarkStart w:id="56" w:name="부록-d-용어"/>
+    <w:bookmarkEnd w:id="77"/>
+    <w:bookmarkStart w:id="78" w:name="부록-d-용어"/>
     <w:p>
       <w:pPr>
         <w:pStyle w:val="Heading2"/>
@@ -10540,7 +11725,7 @@
       <w:pPr>
         <w:numPr>
           <w:ilvl w:val="0"/>
-          <w:numId w:val="1016"/>
+          <w:numId w:val="1022"/>
         </w:numPr>
         <w:pStyle w:val="Compact"/>
       </w:pPr>
@@ -10552,7 +11737,7 @@
       <w:pPr>
         <w:numPr>
           <w:ilvl w:val="0"/>
-          <w:numId w:val="1016"/>
+          <w:numId w:val="1022"/>
         </w:numPr>
         <w:pStyle w:val="Compact"/>
       </w:pPr>
@@ -10564,7 +11749,7 @@
       <w:pPr>
         <w:numPr>
           <w:ilvl w:val="0"/>
-          <w:numId w:val="1016"/>
+          <w:numId w:val="1022"/>
         </w:numPr>
         <w:pStyle w:val="Compact"/>
       </w:pPr>
@@ -10576,7 +11761,7 @@
       <w:pPr>
         <w:numPr>
           <w:ilvl w:val="0"/>
-          <w:numId w:val="1016"/>
+          <w:numId w:val="1022"/>
         </w:numPr>
         <w:pStyle w:val="Compact"/>
       </w:pPr>
@@ -10588,7 +11773,7 @@
       <w:pPr>
         <w:numPr>
           <w:ilvl w:val="0"/>
-          <w:numId w:val="1016"/>
+          <w:numId w:val="1022"/>
         </w:numPr>
         <w:pStyle w:val="Compact"/>
       </w:pPr>
@@ -10600,7 +11785,7 @@
       <w:pPr>
         <w:numPr>
           <w:ilvl w:val="0"/>
-          <w:numId w:val="1016"/>
+          <w:numId w:val="1022"/>
         </w:numPr>
         <w:pStyle w:val="Compact"/>
       </w:pPr>
@@ -10612,7 +11797,7 @@
       <w:pPr>
         <w:numPr>
           <w:ilvl w:val="0"/>
-          <w:numId w:val="1016"/>
+          <w:numId w:val="1022"/>
         </w:numPr>
         <w:pStyle w:val="Compact"/>
       </w:pPr>
@@ -10620,8 +11805,8 @@
         <w:t xml:space="preserve">기정원: 중소기업기술정보진흥원. 중기부 R&amp;D 전문기관.</w:t>
       </w:r>
     </w:p>
-    <w:bookmarkEnd w:id="56"/>
-    <w:bookmarkEnd w:id="57"/>
+    <w:bookmarkEnd w:id="78"/>
+    <w:bookmarkEnd w:id="79"/>
     <w:sectPr/>
   </w:body>
 </w:document>
@@ -10932,6 +12117,21 @@
     <w:abstractNumId w:val="991"/>
   </w:num>
   <w:num w:numId="1005">
+    <w:abstractNumId w:val="991"/>
+  </w:num>
+  <w:num w:numId="1006">
+    <w:abstractNumId w:val="991"/>
+  </w:num>
+  <w:num w:numId="1007">
+    <w:abstractNumId w:val="991"/>
+  </w:num>
+  <w:num w:numId="1008">
+    <w:abstractNumId w:val="991"/>
+  </w:num>
+  <w:num w:numId="1009">
+    <w:abstractNumId w:val="991"/>
+  </w:num>
+  <w:num w:numId="1010">
     <w:abstractNumId w:val="99411"/>
     <w:lvlOverride w:ilvl="0">
       <w:startOverride w:val="1"/>
@@ -10961,23 +12161,35 @@
       <w:startOverride w:val="1"/>
     </w:lvlOverride>
   </w:num>
-  <w:num w:numId="1006">
-    <w:abstractNumId w:val="991"/>
-  </w:num>
-  <w:num w:numId="1007">
-    <w:abstractNumId w:val="991"/>
-  </w:num>
-  <w:num w:numId="1008">
-    <w:abstractNumId w:val="991"/>
-  </w:num>
-  <w:num w:numId="1009">
-    <w:abstractNumId w:val="991"/>
-  </w:num>
-  <w:num w:numId="1010">
-    <w:abstractNumId w:val="991"/>
-  </w:num>
   <w:num w:numId="1011">
-    <w:abstractNumId w:val="991"/>
+    <w:abstractNumId w:val="99411"/>
+    <w:lvlOverride w:ilvl="0">
+      <w:startOverride w:val="1"/>
+    </w:lvlOverride>
+    <w:lvlOverride w:ilvl="1">
+      <w:startOverride w:val="1"/>
+    </w:lvlOverride>
+    <w:lvlOverride w:ilvl="2">
+      <w:startOverride w:val="1"/>
+    </w:lvlOverride>
+    <w:lvlOverride w:ilvl="3">
+      <w:startOverride w:val="1"/>
+    </w:lvlOverride>
+    <w:lvlOverride w:ilvl="4">
+      <w:startOverride w:val="1"/>
+    </w:lvlOverride>
+    <w:lvlOverride w:ilvl="5">
+      <w:startOverride w:val="1"/>
+    </w:lvlOverride>
+    <w:lvlOverride w:ilvl="6">
+      <w:startOverride w:val="1"/>
+    </w:lvlOverride>
+    <w:lvlOverride w:ilvl="7">
+      <w:startOverride w:val="1"/>
+    </w:lvlOverride>
+    <w:lvlOverride w:ilvl="8">
+      <w:startOverride w:val="1"/>
+    </w:lvlOverride>
   </w:num>
   <w:num w:numId="1012">
     <w:abstractNumId w:val="991"/>
@@ -10992,6 +12204,24 @@
     <w:abstractNumId w:val="991"/>
   </w:num>
   <w:num w:numId="1016">
+    <w:abstractNumId w:val="991"/>
+  </w:num>
+  <w:num w:numId="1017">
+    <w:abstractNumId w:val="991"/>
+  </w:num>
+  <w:num w:numId="1018">
+    <w:abstractNumId w:val="991"/>
+  </w:num>
+  <w:num w:numId="1019">
+    <w:abstractNumId w:val="991"/>
+  </w:num>
+  <w:num w:numId="1020">
+    <w:abstractNumId w:val="991"/>
+  </w:num>
+  <w:num w:numId="1021">
+    <w:abstractNumId w:val="991"/>
+  </w:num>
+  <w:num w:numId="1022">
     <w:abstractNumId w:val="991"/>
   </w:num>
 </w:numbering>

--- a/docs/사업계획서/2026-10_스마트경찰경광등_사업계획서.docx
+++ b/docs/사업계획서/2026-10_스마트경찰경광등_사업계획서.docx
@@ -3446,20 +3446,7 @@
         <w:pStyle w:val="BodyText"/>
       </w:pPr>
       <w:r>
-        <w:t xml:space="preserve">이 파일은 한 특장업체의 2024년 납품요구만 담고 있으므로 전체 시장은 더 크다. 연평균 신규 경찰차 1,908대 중 순찰차 계열을 1,000~1,200대로</w:t>
-      </w:r>
-      <w:r>
-        <w:t xml:space="preserve"> </w:t>
-      </w:r>
-      <w:r>
-        <w:rPr>
-          <w:bCs/>
-          <w:b/>
-        </w:rPr>
-        <w:t xml:space="preserve">가정</w:t>
-      </w:r>
-      <w:r>
-        <w:t xml:space="preserve">하고(당사 가정, 경찰청 확인 필요) 리프트 경광등 단가 490만 원을 적용하면 **순찰차 경광등 신규 수요만 연 50~60억 원**이다. 여기에 교체·수리, 암행순찰차·고속순찰대 단속장비, 지자체 자치경찰·소방·도로공사 등 유사 수요가 더해진다.</w:t>
+        <w:t xml:space="preserve">이 파일은 한 특장업체의 2024년 납품요구만 담고 있으므로 전체 시장은 더 크다. 연평균 신규 경찰차 1,908대 중 순찰차 계열을 1,000~1,200대로 가정하고(당사 가정, 경찰청 확인 필요) 리프트 경광등 단가 490만 원을 적용하면 **순찰차 경광등 신규 수요만 연 50~60억 원**이다. 여기에 교체·수리, 암행순찰차·고속순찰대 단속장비, 지자체 자치경찰·소방·도로공사 등 유사 수요가 더해진다.</w:t>
       </w:r>
     </w:p>
     <w:bookmarkEnd w:id="49"/>

--- a/docs/사업계획서/2026-10_스마트경찰경광등_사업계획서.docx
+++ b/docs/사업계획서/2026-10_스마트경찰경광등_사업계획서.docx
@@ -3446,7 +3446,20 @@
         <w:pStyle w:val="BodyText"/>
       </w:pPr>
       <w:r>
-        <w:t xml:space="preserve">이 파일은 한 특장업체의 2024년 납품요구만 담고 있으므로 전체 시장은 더 크다. 연평균 신규 경찰차 1,908대 중 순찰차 계열을 1,000~1,200대로 가정하고(당사 가정, 경찰청 확인 필요) 리프트 경광등 단가 490만 원을 적용하면 **순찰차 경광등 신규 수요만 연 50~60억 원**이다. 여기에 교체·수리, 암행순찰차·고속순찰대 단속장비, 지자체 자치경찰·소방·도로공사 등 유사 수요가 더해진다.</w:t>
+        <w:t xml:space="preserve">이 파일은 한 특장업체의 2024년 납품요구만 담고 있으므로 전체 시장은 더 크다. 연평균 신규 경찰차 1,908대 중 순찰차 계열을 1,000~1,200대로 가정하고(당사 가정, 경찰청 확인 필요) 리프트 경광등 단가 490만 원을 적용하면</w:t>
+      </w:r>
+      <w:r>
+        <w:t xml:space="preserve"> </w:t>
+      </w:r>
+      <w:r>
+        <w:rPr>
+          <w:bCs/>
+          <w:b/>
+        </w:rPr>
+        <w:t xml:space="preserve">순찰차 경광등 신규 수요만 연 50~60억 원</w:t>
+      </w:r>
+      <w:r>
+        <w:t xml:space="preserve">이다. 여기에 교체·수리, 암행순찰차·고속순찰대 단속장비, 지자체 자치경찰·소방·도로공사 등 유사 수요가 더해진다.</w:t>
       </w:r>
     </w:p>
     <w:bookmarkEnd w:id="49"/>

--- a/docs/사업계획서/2026-10_스마트경찰경광등_사업계획서.docx
+++ b/docs/사업계획서/2026-10_스마트경찰경광등_사업계획서.docx
@@ -608,6 +608,56 @@
               <w:jc w:val="left"/>
             </w:pPr>
             <w:r>
+              <w:t xml:space="preserve">2</w:t>
+            </w:r>
+          </w:p>
+        </w:tc>
+        <w:tc>
+          <w:tcPr/>
+          <w:p>
+            <w:pPr>
+              <w:pStyle w:val="Compact"/>
+              <w:jc w:val="left"/>
+            </w:pPr>
+            <w:r>
+              <w:t xml:space="preserve">조달청 공공혁신수요기반 혁신제품 기술개발(시범구매연계형)</w:t>
+            </w:r>
+          </w:p>
+        </w:tc>
+        <w:tc>
+          <w:tcPr/>
+          <w:p>
+            <w:pPr>
+              <w:pStyle w:val="Compact"/>
+              <w:jc w:val="left"/>
+            </w:pPr>
+            <w:r>
+              <w:t xml:space="preserve">2년 10억 내외</w:t>
+            </w:r>
+          </w:p>
+        </w:tc>
+        <w:tc>
+          <w:tcPr/>
+          <w:p>
+            <w:pPr>
+              <w:pStyle w:val="Compact"/>
+              <w:jc w:val="left"/>
+            </w:pPr>
+            <w:r>
+              <w:t xml:space="preserve">중소기업, 지정 수요 12개 중 선택(경광등 수요 미확인)</w:t>
+            </w:r>
+          </w:p>
+        </w:tc>
+      </w:tr>
+      <w:tr>
+        <w:tc>
+          <w:tcPr/>
+          <w:p>
+            <w:pPr>
+              <w:pStyle w:val="Compact"/>
+              <w:jc w:val="left"/>
+            </w:pPr>
+            <w:r>
               <w:t xml:space="preserve">1</w:t>
             </w:r>
           </w:p>
@@ -620,56 +670,6 @@
               <w:jc w:val="left"/>
             </w:pPr>
             <w:r>
-              <w:t xml:space="preserve">조달청 공공혁신수요기반 혁신제품 기술개발(시범구매연계형)</w:t>
-            </w:r>
-          </w:p>
-        </w:tc>
-        <w:tc>
-          <w:tcPr/>
-          <w:p>
-            <w:pPr>
-              <w:pStyle w:val="Compact"/>
-              <w:jc w:val="left"/>
-            </w:pPr>
-            <w:r>
-              <w:t xml:space="preserve">2년 10억 내외</w:t>
-            </w:r>
-          </w:p>
-        </w:tc>
-        <w:tc>
-          <w:tcPr/>
-          <w:p>
-            <w:pPr>
-              <w:pStyle w:val="Compact"/>
-              <w:jc w:val="left"/>
-            </w:pPr>
-            <w:r>
-              <w:t xml:space="preserve">중소기업, 공공수요 연계</w:t>
-            </w:r>
-          </w:p>
-        </w:tc>
-      </w:tr>
-      <w:tr>
-        <w:tc>
-          <w:tcPr/>
-          <w:p>
-            <w:pPr>
-              <w:pStyle w:val="Compact"/>
-              <w:jc w:val="left"/>
-            </w:pPr>
-            <w:r>
-              <w:t xml:space="preserve">1</w:t>
-            </w:r>
-          </w:p>
-        </w:tc>
-        <w:tc>
-          <w:tcPr/>
-          <w:p>
-            <w:pPr>
-              <w:pStyle w:val="Compact"/>
-              <w:jc w:val="left"/>
-            </w:pPr>
-            <w:r>
               <w:t xml:space="preserve">과기정통부·경찰청 폴리스랩 3.0 신속시범형</w:t>
             </w:r>
           </w:p>
@@ -682,7 +682,7 @@
               <w:jc w:val="left"/>
             </w:pPr>
             <w:r>
-              <w:t xml:space="preserve">18개월 9억</w:t>
+              <w:t xml:space="preserve">18개월 9억(선정 사례, 한도 미확인)</w:t>
             </w:r>
           </w:p>
         </w:tc>
@@ -814,6 +814,28 @@
       </w:pPr>
       <w:r>
         <w:t xml:space="preserve">이 문서의 근거 수준 (읽기 전에)</w:t>
+      </w:r>
+    </w:p>
+    <w:p>
+      <w:pPr>
+        <w:numPr>
+          <w:ilvl w:val="0"/>
+          <w:numId w:val="1003"/>
+        </w:numPr>
+        <w:pStyle w:val="Compact"/>
+      </w:pPr>
+      <w:r>
+        <w:rPr>
+          <w:bCs/>
+          <w:b/>
+        </w:rPr>
+        <w:t xml:space="preserve">추가 조사 결과(2026.10.6, 검색 요약 기준).</w:t>
+      </w:r>
+      <w:r>
+        <w:t xml:space="preserve"> </w:t>
+      </w:r>
+      <w:r>
+        <w:t xml:space="preserve">구매연계형 3차 접수는 6월 15일부터 29일, 조달청 시범구매연계형 접수는 5월 18일부터 6월 10일로 여러 요약이 일치한다. 조달청 과제는 자유 제안이 아니라 지정 수요 12개 중 하나를 골라 신청하고 기업부설연구소가 필수라서, 경광등 관련 수요가 없으면 기본안에서 뺀다. 폴리스랩의 9억 원은 2026년 선정 사례 금액이며 공고 한도인지는 확인하지 못했다.</w:t>
       </w:r>
     </w:p>
     <w:p>
@@ -6270,7 +6292,7 @@
               <w:jc w:val="left"/>
             </w:pPr>
             <w:r>
-              <w:t xml:space="preserve">상반기 1~2월 접수, 하반기 5/25~6/29 접수</w:t>
+              <w:t xml:space="preserve">3차 공고 5/25, 접수 6/15~6/29 (상반기 접수 시기 미확인)</w:t>
             </w:r>
           </w:p>
         </w:tc>
@@ -6344,31 +6366,41 @@
               <w:jc w:val="left"/>
             </w:pPr>
             <w:r>
-              <w:t xml:space="preserve">5/18~6/10 접수</w:t>
-            </w:r>
-          </w:p>
-        </w:tc>
-        <w:tc>
-          <w:tcPr/>
-          <w:p>
-            <w:pPr>
-              <w:pStyle w:val="Compact"/>
-              <w:jc w:val="left"/>
-            </w:pPr>
-            <w:r>
-              <w:t xml:space="preserve">중소기업, AI·첨단기술·국민생활안전 분야, 완료 후 혁신제품 지정·시범구매 연계</w:t>
-            </w:r>
-          </w:p>
-        </w:tc>
-        <w:tc>
-          <w:tcPr/>
-          <w:p>
-            <w:pPr>
-              <w:pStyle w:val="Compact"/>
-              <w:jc w:val="left"/>
-            </w:pPr>
-            <w:r>
-              <w:t xml:space="preserve">★★★★★</w:t>
+              <w:t xml:space="preserve">공고 5/13, 접수 5/18~6/10</w:t>
+            </w:r>
+          </w:p>
+        </w:tc>
+        <w:tc>
+          <w:tcPr/>
+          <w:p>
+            <w:pPr>
+              <w:pStyle w:val="Compact"/>
+              <w:jc w:val="left"/>
+            </w:pPr>
+            <w:r>
+              <w:t xml:space="preserve">중소기업, 기업부설연구소·연구개발전담부서 보유 필수, 지정 수요 12개 중 1개 선택(AI·첨단기술·국민생활안전 등),</w:t>
+            </w:r>
+            <w:r>
+              <w:t xml:space="preserve"> </w:t>
+            </w:r>
+            <w:r>
+              <w:rPr>
+                <w:bCs/>
+                <w:b/>
+              </w:rPr>
+              <w:t xml:space="preserve">경광등 관련 수요가 있는지 미확인</w:t>
+            </w:r>
+          </w:p>
+        </w:tc>
+        <w:tc>
+          <w:tcPr/>
+          <w:p>
+            <w:pPr>
+              <w:pStyle w:val="Compact"/>
+              <w:jc w:val="left"/>
+            </w:pPr>
+            <w:r>
+              <w:t xml:space="preserve">★★★ (수요 목록 확인 전)</w:t>
             </w:r>
           </w:p>
         </w:tc>
@@ -6406,19 +6438,19 @@
               <w:jc w:val="left"/>
             </w:pPr>
             <w:r>
-              <w:t xml:space="preserve">18개월 9억(2026년 사례)</w:t>
-            </w:r>
-          </w:p>
-        </w:tc>
-        <w:tc>
-          <w:tcPr/>
-          <w:p>
-            <w:pPr>
-              <w:pStyle w:val="Compact"/>
-              <w:jc w:val="left"/>
-            </w:pPr>
-            <w:r>
-              <w:t xml:space="preserve">2026년 7월 착수(공고는 상반기)</w:t>
+              <w:t xml:space="preserve">18개월 9억(2026년 선정 사례, 공고 한도 미확인)</w:t>
+            </w:r>
+          </w:p>
+        </w:tc>
+        <w:tc>
+          <w:tcPr/>
+          <w:p>
+            <w:pPr>
+              <w:pStyle w:val="Compact"/>
+              <w:jc w:val="left"/>
+            </w:pPr>
+            <w:r>
+              <w:t xml:space="preserve">선정계획 공고 4/21(경찰청 제2026-26호), 7월 착수</w:t>
             </w:r>
           </w:p>
         </w:tc>
@@ -6897,7 +6929,7 @@
               <w:jc w:val="left"/>
             </w:pPr>
             <w:r>
-              <w:t xml:space="preserve">조달청 시범구매연계형(10억) 단독</w:t>
+              <w:t xml:space="preserve">조달청 시범구매연계형(10억) 단독. 지정 수요 12개 중 경광등 관련 수요가 없으면 불가</w:t>
             </w:r>
           </w:p>
         </w:tc>
@@ -8213,7 +8245,7 @@
               <w:jc w:val="left"/>
             </w:pPr>
             <w:r>
-              <w:t xml:space="preserve">조달청 시범구매연계형 접수. 구매연계형 하반기(상반기 탈락 시 재도전)</w:t>
+              <w:t xml:space="preserve">조달청 시범구매연계형 접수(지정 수요 목록 확인 후). 구매연계형 하반기(상반기 탈락 시 재도전)</w:t>
             </w:r>
           </w:p>
         </w:tc>

--- a/docs/사업계획서/2026-10_스마트경찰경광등_사업계획서.docx
+++ b/docs/사업계획서/2026-10_스마트경찰경광등_사업계획서.docx
@@ -2,7 +2,7 @@
 <file path=word/document.xml><?xml version="1.0" encoding="utf-8"?>
 <w:document xmlns:w="http://schemas.openxmlformats.org/wordprocessingml/2006/main" xmlns:m="http://schemas.openxmlformats.org/officeDocument/2006/math" xmlns:r="http://schemas.openxmlformats.org/officeDocument/2006/relationships" xmlns:o="urn:schemas-microsoft-com:office:office" xmlns:v="urn:schemas-microsoft-com:vml" xmlns:w10="urn:schemas-microsoft-com:office:word" xmlns:a="http://schemas.openxmlformats.org/drawingml/2006/main" xmlns:pic="http://schemas.openxmlformats.org/drawingml/2006/picture" xmlns:wp="http://schemas.openxmlformats.org/drawingml/2006/wordprocessingDrawing">
   <w:body>
-    <w:bookmarkStart w:id="79" w:name="국내-스마트-경찰-경광등-사업계획서"/>
+    <w:bookmarkStart w:id="86" w:name="국내-스마트-경찰-경광등-사업계획서"/>
     <w:p>
       <w:pPr>
         <w:pStyle w:val="Heading1"/>
@@ -120,7 +120,7 @@
         <w:pStyle w:val="Compact"/>
       </w:pPr>
       <w:r>
-        <w:t xml:space="preserve">해외에서는 2026년 3월 VITRONIC이 경찰차 라이트바에 ANPR과 레이더 속도단속을 통합한 Poliscan Enforcement Bar를 공개했고, Ekin·Hikvision·Dahua·GET이 같은 개념의 제품을 내놓았다. 경광등이 "이동식 종합 단속 플랫폼"으로 바뀌는 중이다.</w:t>
+        <w:t xml:space="preserve">해외에서는 VITRONIC이 2021년 폴란드 재무부에 Enforcement Bar 탑재 이동 단속차 102대를 납품한 데 이어 2026년 3월 Intertraffic에서 다시 소개했고, Ekin·Hikvision·Dahua·GET도 경찰차 라이트바에 번호판 인식과 속도 측정을 통합한 제품을 내놓았다. 경광등이 "이동식 종합 단속 플랫폼"으로 바뀌는 중이다.</w:t>
       </w:r>
     </w:p>
     <w:p>
@@ -970,7 +970,7 @@
     </w:p>
     <w:bookmarkEnd w:id="20"/>
     <w:bookmarkEnd w:id="21"/>
-    <w:bookmarkStart w:id="48" w:name="X15c63092f87eba44c13bc95fd4a4f2e9e4c4f9f"/>
+    <w:bookmarkStart w:id="51" w:name="X15c63092f87eba44c13bc95fd4a4f2e9e4c4f9f"/>
     <w:p>
       <w:pPr>
         <w:pStyle w:val="Heading2"/>
@@ -979,7 +979,7 @@
         <w:t xml:space="preserve">1. 사업 배경과 추진 목적</w:t>
       </w:r>
     </w:p>
-    <w:bookmarkStart w:id="22" w:name="X96acce197a21469e995d1d1b8208d557a533254"/>
+    <w:bookmarkStart w:id="25" w:name="X96acce197a21469e995d1d1b8208d557a533254"/>
     <w:p>
       <w:pPr>
         <w:pStyle w:val="Heading3"/>
@@ -1105,7 +1105,7 @@
               <w:jc w:val="left"/>
             </w:pPr>
             <w:r>
-              <w:t xml:space="preserve">정확한 단속·증거성 중심 (2026.3 공개)</w:t>
+              <w:t xml:space="preserve">정확한 단속·증거성 중심, 2021년 폴란드 102대 납품(2026.3 Intertraffic 재소개)</w:t>
             </w:r>
           </w:p>
         </w:tc>
@@ -1268,115 +1268,62 @@
         <w:pStyle w:val="BodyText"/>
       </w:pPr>
       <w:r>
-        <w:t xml:space="preserve">시사점은 세 가지다. 첫째, 경쟁 포인트가 속도측정 정확도에서 다기능 통합성으로 옮겨가고 있다. 둘째, 아직 제조사 발표·전시 단계가 많아 실제 채택 규모와 법적 효력은 국가별로 확인해야 하며, 국내에는 이 개념의 국산 제품이 없다. 셋째, 통합 라이트바 구조 특허(Federal Signal, US9002313B2)는 2026년 8월 30일 만료되어 구조 자체는 자유 실시가 가능해졌다. 다만 Ekin의 3건(US9928737B2, US9791766B2, US10946793B1)은 2034~2040년까지 유효하므로 한국 출원 여부와 청구항 회피 설계를 0단계에서 확인해야 한다.</w:t>
-      </w:r>
-    </w:p>
-    <w:bookmarkEnd w:id="22"/>
-    <w:bookmarkStart w:id="23" w:name="Xdb25b24d337a050a43eebb2b0255550efd967a4"/>
-    <w:p>
-      <w:pPr>
-        <w:pStyle w:val="Heading3"/>
-      </w:pPr>
-      <w:r>
-        <w:t xml:space="preserve">1.2 국내 동향: 경찰청이 이미 같은 방향으로 가고 있다</w:t>
-      </w:r>
-    </w:p>
-    <w:p>
-      <w:pPr>
-        <w:numPr>
-          <w:ilvl w:val="0"/>
-          <w:numId w:val="1004"/>
-        </w:numPr>
-        <w:pStyle w:val="Compact"/>
-      </w:pPr>
-      <w:r>
-        <w:rPr>
-          <w:bCs/>
-          <w:b/>
-        </w:rPr>
-        <w:t xml:space="preserve">순찰차 탑재형 교통단속장비.</w:t>
-      </w:r>
-      <w:r>
-        <w:t xml:space="preserve"> </w:t>
-      </w:r>
-      <w:r>
-        <w:t xml:space="preserve">경찰청은 2021년 말 고속도로순찰대 암행순찰차 17대에 레이더 + 카메라 기반 주행 중 과속단속 장비를 시범 장착했고, 약 3개월간 1만 2,503건을 적발했다. 2022년 3월 본격 운영을 시작했고 고속도로 내 모든 암행순찰차(42대)로 확대할 계획이 보도됐다. 2025년 보도에서도 암행순찰차 실시간 과속단속이 계속 소개되고 있다. 시기와 대수는 보도 기준이므로 경찰청 확인이 필요하다. 공급사는 ㈜아이에스앤로드테크 1개사이며, 경찰청 「K-치안산업 100」(2024)에 051번 "차량탑재형 교통단속장비"로 수록되어 있다.</w:t>
-      </w:r>
-    </w:p>
-    <w:p>
-      <w:pPr>
-        <w:numPr>
-          <w:ilvl w:val="0"/>
-          <w:numId w:val="1004"/>
-        </w:numPr>
-        <w:pStyle w:val="Compact"/>
-      </w:pPr>
-      <w:r>
-        <w:rPr>
-          <w:bCs/>
-          <w:b/>
-        </w:rPr>
-        <w:t xml:space="preserve">리프트 경광등 고도화.</w:t>
-      </w:r>
-      <w:r>
-        <w:t xml:space="preserve"> </w:t>
-      </w:r>
-      <w:r>
-        <w:t xml:space="preserve">2024년 전기 다목적 순찰차와 고속순찰차에 리프트 경광등이 대량 적용됐고, 2025년에는 뒤쪽에 LED 전광판이 붙은 5세대 모델이 도입됐다. 리프트 경광등 납품사는 2025년에 변경됐다(보도·커뮤니티 자료 기준 ㈜현도산업, 국제산업 등. 사실 확인 필요).</w:t>
-      </w:r>
-    </w:p>
-    <w:p>
-      <w:pPr>
-        <w:numPr>
-          <w:ilvl w:val="0"/>
-          <w:numId w:val="1004"/>
-        </w:numPr>
-        <w:pStyle w:val="Compact"/>
-      </w:pPr>
-      <w:r>
-        <w:rPr>
-          <w:bCs/>
-          <w:b/>
-        </w:rPr>
-        <w:t xml:space="preserve">차량 전동화.</w:t>
-      </w:r>
-      <w:r>
-        <w:t xml:space="preserve"> </w:t>
-      </w:r>
-      <w:r>
-        <w:t xml:space="preserve">2026년 7월 행안부·경찰청·기후에너지환경부가 2035년까지 신규 경찰차를 100% 전기·수소차로 전환하는 협약을 맺었다. 전국 경찰 차량은 약 1만 7,600대, 연평균 신규 구매·임차는 약 1,908대다. 전기차는 12V 보조 전원 용량과 루프 구조가 달라 경광등·사이렌이 다시 설계된다.</w:t>
-      </w:r>
-    </w:p>
-    <w:p>
-      <w:pPr>
-        <w:numPr>
-          <w:ilvl w:val="0"/>
-          <w:numId w:val="1004"/>
-        </w:numPr>
-        <w:pStyle w:val="Compact"/>
-      </w:pPr>
-      <w:r>
-        <w:rPr>
-          <w:bCs/>
-          <w:b/>
-        </w:rPr>
-        <w:t xml:space="preserve">과학치안 R&amp;D 확대.</w:t>
-      </w:r>
-      <w:r>
-        <w:t xml:space="preserve"> </w:t>
-      </w:r>
-      <w:r>
-        <w:t xml:space="preserve">과기정통부·경찰청은 폴리스랩 3.0(현장 실증형), 치안신산업 핵심기술 사업화 지원(2026~2031년 273억 원, 44개 과제), 미래치안도전기술개발을 운영하며, 경찰청은 매년 3~4월 R&amp;D 기술수요조사를 받는다.</w:t>
-      </w:r>
-    </w:p>
-    <w:bookmarkEnd w:id="23"/>
-    <w:bookmarkStart w:id="24" w:name="X487ce54853f348521f926b937e525e31b1cf1f3"/>
-    <w:p>
-      <w:pPr>
-        <w:pStyle w:val="Heading3"/>
-      </w:pPr>
-      <w:r>
-        <w:t xml:space="preserve">1.3 당사의 출발점: 이미 경찰 규격을 통과한 레이더</w:t>
+        <w:drawing>
+          <wp:inline>
+            <wp:extent cx="5334000" cy="3590968"/>
+            <wp:effectExtent b="0" l="0" r="0" t="0"/>
+            <wp:docPr descr="해외 4사 제품 사진 (제조사 자료)" title="" id="23" name="Picture"/>
+            <a:graphic>
+              <a:graphicData uri="http://schemas.openxmlformats.org/drawingml/2006/picture">
+                <pic:pic>
+                  <pic:nvPicPr>
+                    <pic:cNvPr descr="fig_overseas_products.jpg" id="24" name="Picture"/>
+                    <pic:cNvPicPr>
+                      <a:picLocks noChangeArrowheads="1" noChangeAspect="1"/>
+                    </pic:cNvPicPr>
+                  </pic:nvPicPr>
+                  <pic:blipFill>
+                    <a:blip r:embed="rId22"/>
+                    <a:stretch>
+                      <a:fillRect/>
+                    </a:stretch>
+                  </pic:blipFill>
+                  <pic:spPr bwMode="auto">
+                    <a:xfrm>
+                      <a:off x="0" y="0"/>
+                      <a:ext cx="5334000" cy="3590968"/>
+                    </a:xfrm>
+                    <a:prstGeom prst="rect">
+                      <a:avLst/>
+                    </a:prstGeom>
+                    <a:noFill/>
+                    <a:ln w="9525">
+                      <a:noFill/>
+                      <a:headEnd/>
+                      <a:tailEnd/>
+                    </a:ln>
+                  </pic:spPr>
+                </pic:pic>
+              </a:graphicData>
+            </a:graphic>
+          </wp:inline>
+        </w:drawing>
+      </w:r>
+    </w:p>
+    <w:p>
+      <w:pPr>
+        <w:pStyle w:val="BodyText"/>
+      </w:pPr>
+      <w:r>
+        <w:t xml:space="preserve">그림 1-1. 해외 4사 제품 사진. VITRONIC은 발표자료(ASECAP Days 2024.5), Hikvision은 Intelligent Light Bar 리플릿(2023), GET은 ADHAM 브로슈어, Ekin은 Patrol G2 사용자 매뉴얼(V1.0.241120)에서 가져왔다. Dahua iPatrol은 이미지 자료가 없어 제외했다.</w:t>
+      </w:r>
+    </w:p>
+    <w:p>
+      <w:pPr>
+        <w:pStyle w:val="BodyText"/>
+      </w:pPr>
+      <w:r>
+        <w:t xml:space="preserve">제조사 자료로 확인한 사양은 다음과 같다.</w:t>
       </w:r>
     </w:p>
     <w:tbl>
@@ -1415,6 +1362,293 @@
               <w:rPr>
                 <w:b/>
               </w:rPr>
+              <w:t xml:space="preserve">제품</w:t>
+            </w:r>
+          </w:p>
+        </w:tc>
+        <w:tc>
+          <w:tcPr>
+            <w:shd w:val="clear" w:color="auto" w:fill="E8EEF7"/>
+          </w:tcPr>
+          <w:p>
+            <w:pPr>
+              <w:pStyle w:val="Compact"/>
+              <w:jc w:val="left"/>
+            </w:pPr>
+            <w:r>
+              <w:rPr>
+                <w:b/>
+              </w:rPr>
+              <w:t xml:space="preserve">제조사 자료로 확인한 사양</w:t>
+            </w:r>
+          </w:p>
+        </w:tc>
+      </w:tr>
+      <w:tr>
+        <w:tc>
+          <w:tcPr/>
+          <w:p>
+            <w:pPr>
+              <w:pStyle w:val="Compact"/>
+              <w:jc w:val="left"/>
+            </w:pPr>
+            <w:r>
+              <w:t xml:space="preserve">VITRONIC Poliscan Enforcement Bar</w:t>
+            </w:r>
+          </w:p>
+        </w:tc>
+        <w:tc>
+          <w:tcPr/>
+          <w:p>
+            <w:pPr>
+              <w:pStyle w:val="Compact"/>
+              <w:jc w:val="left"/>
+            </w:pPr>
+            <w:r>
+              <w:t xml:space="preserve">4면 360° 단속, 주행·정차 중 운용, 적외선 조명으로 주야간 운용, 번호판 인식 98~99%, 15개 차종 분류, 최대 250km/h 판독</w:t>
+            </w:r>
+          </w:p>
+        </w:tc>
+      </w:tr>
+      <w:tr>
+        <w:tc>
+          <w:tcPr/>
+          <w:p>
+            <w:pPr>
+              <w:pStyle w:val="Compact"/>
+              <w:jc w:val="left"/>
+            </w:pPr>
+            <w:r>
+              <w:t xml:space="preserve">Hikvision Intelligent Light Bar (iDS-TVJ860-IR)</w:t>
+            </w:r>
+          </w:p>
+        </w:tc>
+        <w:tc>
+          <w:tcPr/>
+          <w:p>
+            <w:pPr>
+              <w:pStyle w:val="Compact"/>
+              <w:jc w:val="left"/>
+            </w:pPr>
+            <w:r>
+              <w:t xml:space="preserve">전·후면 8MP, 좌·우 5MP 카메라, 77GHz 레이더 최대 320km/h·128 타깃, 최대 5차로, DC12~14V 18.3A, GPS·4G·Wi-Fi</w:t>
+            </w:r>
+          </w:p>
+        </w:tc>
+      </w:tr>
+      <w:tr>
+        <w:tc>
+          <w:tcPr/>
+          <w:p>
+            <w:pPr>
+              <w:pStyle w:val="Compact"/>
+              <w:jc w:val="left"/>
+            </w:pPr>
+            <w:r>
+              <w:t xml:space="preserve">GET Group ADHAM Smart Patrol</w:t>
+            </w:r>
+          </w:p>
+        </w:tc>
+        <w:tc>
+          <w:tcPr/>
+          <w:p>
+            <w:pPr>
+              <w:pStyle w:val="Compact"/>
+              <w:jc w:val="left"/>
+            </w:pPr>
+            <w:r>
+              <w:t xml:space="preserve">번호판 인식, 360° 감시, 얼굴인식, 속도 레이더를 한 라이트바에 통합, 관제센터 연동, 경찰 표준 경광 구성 준수</w:t>
+            </w:r>
+          </w:p>
+        </w:tc>
+      </w:tr>
+      <w:tr>
+        <w:tc>
+          <w:tcPr/>
+          <w:p>
+            <w:pPr>
+              <w:pStyle w:val="Compact"/>
+              <w:jc w:val="left"/>
+            </w:pPr>
+            <w:r>
+              <w:t xml:space="preserve">Ekin Patrol G2</w:t>
+            </w:r>
+          </w:p>
+        </w:tc>
+        <w:tc>
+          <w:tcPr/>
+          <w:p>
+            <w:pPr>
+              <w:pStyle w:val="Compact"/>
+              <w:jc w:val="left"/>
+            </w:pPr>
+            <w:r>
+              <w:t xml:space="preserve">플러그 앤 플레이, DC 12V·360W 전원, RJ45 이더넷 연결과 웹 인터페이스, 차량 번호·속도·위치·증거 사진 실시간 기록</w:t>
+            </w:r>
+          </w:p>
+        </w:tc>
+      </w:tr>
+    </w:tbl>
+    <w:p>
+      <w:pPr>
+        <w:pStyle w:val="BodyText"/>
+      </w:pPr>
+      <w:r>
+        <w:t xml:space="preserve">VITRONIC의 폴란드 사례는 라이트바형 장비가 실제 정부 발주로 대량 납품된 가장 분명한 근거다. 2021년 1월 계약, 6~11월 납품이었고, 70대는 Enforcement Bar 2기를, 32대는 1기를 탑재했다.</w:t>
+      </w:r>
+    </w:p>
+    <w:p>
+      <w:pPr>
+        <w:pStyle w:val="BodyText"/>
+      </w:pPr>
+      <w:r>
+        <w:t xml:space="preserve">시사점은 세 가지다. 첫째, 경쟁 포인트가 속도측정 정확도에서 다기능 통합성으로 옮겨가고 있다. 둘째, 아직 제조사 발표·전시 단계가 많아 실제 채택 규모와 법적 효력은 국가별로 확인해야 하며, 국내에는 이 개념의 국산 제품이 없다. 셋째, 통합 라이트바 구조 특허(Federal Signal, US9002313B2)는 2026년 8월 30일 만료되어 구조 자체는 자유 실시가 가능해졌다. 다만 Ekin의 3건(US9928737B2, US9791766B2, US10946793B1)은 2034~2040년까지 유효하므로 한국 출원 여부와 청구항 회피 설계를 0단계에서 확인해야 한다.</w:t>
+      </w:r>
+    </w:p>
+    <w:bookmarkEnd w:id="25"/>
+    <w:bookmarkStart w:id="26" w:name="Xdb25b24d337a050a43eebb2b0255550efd967a4"/>
+    <w:p>
+      <w:pPr>
+        <w:pStyle w:val="Heading3"/>
+      </w:pPr>
+      <w:r>
+        <w:t xml:space="preserve">1.2 국내 동향: 경찰청이 이미 같은 방향으로 가고 있다</w:t>
+      </w:r>
+    </w:p>
+    <w:p>
+      <w:pPr>
+        <w:numPr>
+          <w:ilvl w:val="0"/>
+          <w:numId w:val="1004"/>
+        </w:numPr>
+        <w:pStyle w:val="Compact"/>
+      </w:pPr>
+      <w:r>
+        <w:rPr>
+          <w:bCs/>
+          <w:b/>
+        </w:rPr>
+        <w:t xml:space="preserve">순찰차 탑재형 교통단속장비.</w:t>
+      </w:r>
+      <w:r>
+        <w:t xml:space="preserve"> </w:t>
+      </w:r>
+      <w:r>
+        <w:t xml:space="preserve">경찰청은 2021년 말 고속도로순찰대 암행순찰차 17대에 레이더 + 카메라 기반 주행 중 과속단속 장비를 시범 장착했고, 약 3개월간 1만 2,503건을 적발했다. 2022년 3월 본격 운영을 시작했고 고속도로 내 모든 암행순찰차(42대)로 확대할 계획이 보도됐다. 2025년 보도에서도 암행순찰차 실시간 과속단속이 계속 소개되고 있다. 시기와 대수는 보도 기준이므로 경찰청 확인이 필요하다. 공급사는 ㈜아이에스앤로드테크 1개사이며, 경찰청 「K-치안산업 100」(2024)에 051번 "차량탑재형 교통단속장비"로 수록되어 있다.</w:t>
+      </w:r>
+    </w:p>
+    <w:p>
+      <w:pPr>
+        <w:numPr>
+          <w:ilvl w:val="0"/>
+          <w:numId w:val="1004"/>
+        </w:numPr>
+        <w:pStyle w:val="Compact"/>
+      </w:pPr>
+      <w:r>
+        <w:rPr>
+          <w:bCs/>
+          <w:b/>
+        </w:rPr>
+        <w:t xml:space="preserve">리프트 경광등 고도화.</w:t>
+      </w:r>
+      <w:r>
+        <w:t xml:space="preserve"> </w:t>
+      </w:r>
+      <w:r>
+        <w:t xml:space="preserve">2024년 전기 다목적 순찰차와 고속순찰차에 리프트 경광등이 대량 적용됐고, 2025년에는 뒤쪽에 LED 전광판이 붙은 5세대 모델이 도입됐다. 리프트 경광등 납품사는 2025년에 변경됐다(보도·커뮤니티 자료 기준 ㈜현도산업, 국제산업 등. 사실 확인 필요).</w:t>
+      </w:r>
+    </w:p>
+    <w:p>
+      <w:pPr>
+        <w:numPr>
+          <w:ilvl w:val="0"/>
+          <w:numId w:val="1004"/>
+        </w:numPr>
+        <w:pStyle w:val="Compact"/>
+      </w:pPr>
+      <w:r>
+        <w:rPr>
+          <w:bCs/>
+          <w:b/>
+        </w:rPr>
+        <w:t xml:space="preserve">차량 전동화.</w:t>
+      </w:r>
+      <w:r>
+        <w:t xml:space="preserve"> </w:t>
+      </w:r>
+      <w:r>
+        <w:t xml:space="preserve">2026년 7월 행안부·경찰청·기후에너지환경부가 2035년까지 신규 경찰차를 100% 전기·수소차로 전환하는 협약을 맺었다. 전국 경찰 차량은 약 1만 7,600대, 연평균 신규 구매·임차는 약 1,908대다. 전기차는 12V 보조 전원 용량과 루프 구조가 달라 경광등·사이렌이 다시 설계된다.</w:t>
+      </w:r>
+    </w:p>
+    <w:p>
+      <w:pPr>
+        <w:numPr>
+          <w:ilvl w:val="0"/>
+          <w:numId w:val="1004"/>
+        </w:numPr>
+        <w:pStyle w:val="Compact"/>
+      </w:pPr>
+      <w:r>
+        <w:rPr>
+          <w:bCs/>
+          <w:b/>
+        </w:rPr>
+        <w:t xml:space="preserve">과학치안 R&amp;D 확대.</w:t>
+      </w:r>
+      <w:r>
+        <w:t xml:space="preserve"> </w:t>
+      </w:r>
+      <w:r>
+        <w:t xml:space="preserve">과기정통부·경찰청은 폴리스랩 3.0(현장 실증형), 치안신산업 핵심기술 사업화 지원(2026~2031년 273억 원, 44개 과제), 미래치안도전기술개발을 운영하며, 경찰청은 매년 3~4월 R&amp;D 기술수요조사를 받는다.</w:t>
+      </w:r>
+    </w:p>
+    <w:bookmarkEnd w:id="26"/>
+    <w:bookmarkStart w:id="27" w:name="X487ce54853f348521f926b937e525e31b1cf1f3"/>
+    <w:p>
+      <w:pPr>
+        <w:pStyle w:val="Heading3"/>
+      </w:pPr>
+      <w:r>
+        <w:t xml:space="preserve">1.3 당사의 출발점: 이미 경찰 규격을 통과한 레이더</w:t>
+      </w:r>
+    </w:p>
+    <w:tbl>
+      <w:tblPr>
+        <w:tblStyle w:val="Table"/>
+        <w:tblW w:type="auto" w:w="0"/>
+        <w:jc w:val="start"/>
+        <w:tblBorders>
+          <w:top w:val="single" w:sz="4" w:space="0" w:color="BFBFBF"/>
+          <w:left w:val="single" w:sz="4" w:space="0" w:color="BFBFBF"/>
+          <w:bottom w:val="single" w:sz="4" w:space="0" w:color="BFBFBF"/>
+          <w:right w:val="single" w:sz="4" w:space="0" w:color="BFBFBF"/>
+          <w:insideH w:val="single" w:sz="4" w:space="0" w:color="BFBFBF"/>
+          <w:insideV w:val="single" w:sz="4" w:space="0" w:color="BFBFBF"/>
+        </w:tblBorders>
+        <w:tblLook w:firstRow="1" w:lastRow="0" w:firstColumn="0" w:lastColumn="0" w:noHBand="0" w:noVBand="0" w:val="0020"/>
+      </w:tblPr>
+      <w:tblGrid>
+        <w:gridCol w:w="3960"/>
+        <w:gridCol w:w="3960"/>
+      </w:tblGrid>
+      <w:tr>
+        <w:trPr>
+          <w:tblHeader w:val="true"/>
+        </w:trPr>
+        <w:tc>
+          <w:tcPr>
+            <w:shd w:val="clear" w:color="auto" w:fill="E8EEF7"/>
+          </w:tcPr>
+          <w:p>
+            <w:pPr>
+              <w:pStyle w:val="Compact"/>
+              <w:jc w:val="left"/>
+            </w:pPr>
+            <w:r>
+              <w:rPr>
+                <w:b/>
+              </w:rPr>
               <w:t xml:space="preserve">구분</w:t>
             </w:r>
           </w:p>
@@ -1612,8 +1846,8 @@
         <w:t xml:space="preserve">"은 이미 보유하고 있다. 새로 만들어야 하는 것은 ① 자차 속도를 보정하는 이동 플랫폼용 신호처리, ② 경광등 하우징에 레이더를 넣는 기구·전원·EMI 설계, ③ 경찰 운용 UI와 관제 연동이다. 경광등 광학과 사이렌은 당사가 새로 배울 영역이 아니라 ODM으로 확보한다.</w:t>
       </w:r>
     </w:p>
-    <w:bookmarkEnd w:id="24"/>
-    <w:bookmarkStart w:id="46" w:name="X6c5fa1f13f7d9de61d72e2fccecff434128088a"/>
+    <w:bookmarkEnd w:id="27"/>
+    <w:bookmarkStart w:id="49" w:name="X6c5fa1f13f7d9de61d72e2fccecff434128088a"/>
     <w:p>
       <w:pPr>
         <w:pStyle w:val="Heading3"/>
@@ -1985,7 +2219,7 @@
         </w:tc>
       </w:tr>
     </w:tbl>
-    <w:bookmarkStart w:id="29" w:name="이유-1-사고-처리-중-후방-접근-차량이-실제-위험이다"/>
+    <w:bookmarkStart w:id="32" w:name="이유-1-사고-처리-중-후방-접근-차량이-실제-위험이다"/>
     <w:p>
       <w:pPr>
         <w:pStyle w:val="Heading4"/>
@@ -2008,7 +2242,7 @@
       <w:r>
         <w:t xml:space="preserve"> </w:t>
       </w:r>
-      <w:hyperlink r:id="rId25">
+      <w:hyperlink r:id="rId28">
         <w:r>
           <w:rPr>
             <w:rStyle w:val="Hyperlink"/>
@@ -2031,7 +2265,7 @@
       <w:r>
         <w:t xml:space="preserve"> </w:t>
       </w:r>
-      <w:hyperlink r:id="rId26">
+      <w:hyperlink r:id="rId29">
         <w:r>
           <w:rPr>
             <w:rStyle w:val="Hyperlink"/>
@@ -2045,7 +2279,7 @@
       <w:r>
         <w:t xml:space="preserve"> </w:t>
       </w:r>
-      <w:hyperlink r:id="rId27">
+      <w:hyperlink r:id="rId30">
         <w:r>
           <w:rPr>
             <w:rStyle w:val="Hyperlink"/>
@@ -2068,7 +2302,7 @@
       <w:r>
         <w:t xml:space="preserve"> </w:t>
       </w:r>
-      <w:hyperlink r:id="rId28">
+      <w:hyperlink r:id="rId31">
         <w:r>
           <w:rPr>
             <w:rStyle w:val="Hyperlink"/>
@@ -2077,8 +2311,8 @@
         </w:r>
       </w:hyperlink>
     </w:p>
-    <w:bookmarkEnd w:id="29"/>
-    <w:bookmarkStart w:id="33" w:name="이유-2-2차사고는-치명적이고-늘고-있다"/>
+    <w:bookmarkEnd w:id="32"/>
+    <w:bookmarkStart w:id="36" w:name="이유-2-2차사고는-치명적이고-늘고-있다"/>
     <w:p>
       <w:pPr>
         <w:pStyle w:val="Heading4"/>
@@ -2101,7 +2335,7 @@
       <w:r>
         <w:t xml:space="preserve"> </w:t>
       </w:r>
-      <w:hyperlink r:id="rId30">
+      <w:hyperlink r:id="rId33">
         <w:r>
           <w:rPr>
             <w:rStyle w:val="Hyperlink"/>
@@ -2124,7 +2358,7 @@
       <w:r>
         <w:t xml:space="preserve"> </w:t>
       </w:r>
-      <w:hyperlink r:id="rId31">
+      <w:hyperlink r:id="rId34">
         <w:r>
           <w:rPr>
             <w:rStyle w:val="Hyperlink"/>
@@ -2147,7 +2381,7 @@
       <w:r>
         <w:t xml:space="preserve"> </w:t>
       </w:r>
-      <w:hyperlink r:id="rId30">
+      <w:hyperlink r:id="rId33">
         <w:r>
           <w:rPr>
             <w:rStyle w:val="Hyperlink"/>
@@ -2170,7 +2404,7 @@
       <w:r>
         <w:t xml:space="preserve"> </w:t>
       </w:r>
-      <w:hyperlink r:id="rId32">
+      <w:hyperlink r:id="rId35">
         <w:r>
           <w:rPr>
             <w:rStyle w:val="Hyperlink"/>
@@ -2187,8 +2421,8 @@
         <w:t xml:space="preserve">차량 밖에서 사고 조치를 하는 경찰관은 이 치사율에 가장 가까이 노출된다. 후방에서 오는 차량의 속도와 거리를 미리 알려 주는 장비는 이 위험을 직접 줄이는 기능이다.</w:t>
       </w:r>
     </w:p>
-    <w:bookmarkEnd w:id="33"/>
-    <w:bookmarkStart w:id="37" w:name="이유-3-경찰이-이미-경광등으로-안전을-해결해-왔고-평가도-좋았다"/>
+    <w:bookmarkEnd w:id="36"/>
+    <w:bookmarkStart w:id="40" w:name="이유-3-경찰이-이미-경광등으로-안전을-해결해-왔고-평가도-좋았다"/>
     <w:p>
       <w:pPr>
         <w:pStyle w:val="Heading4"/>
@@ -2223,7 +2457,7 @@
       <w:r>
         <w:t xml:space="preserve"> </w:t>
       </w:r>
-      <w:hyperlink r:id="rId34">
+      <w:hyperlink r:id="rId37">
         <w:r>
           <w:rPr>
             <w:rStyle w:val="Hyperlink"/>
@@ -2237,7 +2471,7 @@
       <w:r>
         <w:t xml:space="preserve"> </w:t>
       </w:r>
-      <w:hyperlink r:id="rId35">
+      <w:hyperlink r:id="rId38">
         <w:r>
           <w:rPr>
             <w:rStyle w:val="Hyperlink"/>
@@ -2251,7 +2485,7 @@
       <w:r>
         <w:t xml:space="preserve"> </w:t>
       </w:r>
-      <w:hyperlink r:id="rId36">
+      <w:hyperlink r:id="rId39">
         <w:r>
           <w:rPr>
             <w:rStyle w:val="Hyperlink"/>
@@ -2296,8 +2530,8 @@
         <w:t xml:space="preserve">이 한계를 메우는 것이 본 제품이다.</w:t>
       </w:r>
     </w:p>
-    <w:bookmarkEnd w:id="37"/>
-    <w:bookmarkStart w:id="40" w:name="이유-4-일반-순찰차도-주행-중-단속하고-싶다"/>
+    <w:bookmarkEnd w:id="40"/>
+    <w:bookmarkStart w:id="43" w:name="이유-4-일반-순찰차도-주행-중-단속하고-싶다"/>
     <w:p>
       <w:pPr>
         <w:pStyle w:val="Heading4"/>
@@ -2320,7 +2554,7 @@
       <w:r>
         <w:t xml:space="preserve"> </w:t>
       </w:r>
-      <w:hyperlink r:id="rId38">
+      <w:hyperlink r:id="rId41">
         <w:r>
           <w:rPr>
             <w:rStyle w:val="Hyperlink"/>
@@ -2334,7 +2568,7 @@
       <w:r>
         <w:t xml:space="preserve"> </w:t>
       </w:r>
-      <w:hyperlink r:id="rId39">
+      <w:hyperlink r:id="rId42">
         <w:r>
           <w:rPr>
             <w:rStyle w:val="Hyperlink"/>
@@ -2357,7 +2591,7 @@
       <w:r>
         <w:t xml:space="preserve"> </w:t>
       </w:r>
-      <w:hyperlink r:id="rId32">
+      <w:hyperlink r:id="rId35">
         <w:r>
           <w:rPr>
             <w:rStyle w:val="Hyperlink"/>
@@ -2378,8 +2612,8 @@
         <w:t xml:space="preserve">고정 카메라 앞에서만 감속하는 행태를 이동식 단속이 막는다는 점은 보도마다 공통으로 언급된다. 다만 현재 탑재형 장비는 암행순찰차 중심(수십 대)이다. 경광등에 내장하면 일반 순찰차까지 넓힐 수 있다.</w:t>
       </w:r>
     </w:p>
-    <w:bookmarkEnd w:id="40"/>
-    <w:bookmarkStart w:id="43" w:name="이유-5-해외-사례"/>
+    <w:bookmarkEnd w:id="43"/>
+    <w:bookmarkStart w:id="46" w:name="이유-5-해외-사례"/>
     <w:p>
       <w:pPr>
         <w:pStyle w:val="Heading4"/>
@@ -2402,7 +2636,7 @@
       <w:r>
         <w:t xml:space="preserve"> </w:t>
       </w:r>
-      <w:hyperlink r:id="rId41">
+      <w:hyperlink r:id="rId44">
         <w:r>
           <w:rPr>
             <w:rStyle w:val="Hyperlink"/>
@@ -2416,7 +2650,7 @@
       <w:r>
         <w:t xml:space="preserve"> </w:t>
       </w:r>
-      <w:hyperlink r:id="rId42">
+      <w:hyperlink r:id="rId45">
         <w:r>
           <w:rPr>
             <w:rStyle w:val="Hyperlink"/>
@@ -2434,11 +2668,11 @@
         <w:pStyle w:val="Compact"/>
       </w:pPr>
       <w:r>
-        <w:t xml:space="preserve">해외 제조사 5사(VITRONIC, Ekin, Hikvision, GET, Dahua)가 2025~2026년 라이트바에 레이더와 AI 감지를 통합한 제품을 내놓았다(당사 2025년 10월 조사). 공급자가 이 방향으로 움직인다는 점은 확인되지만, 경찰의 사용 평가는 확인하지 못했다.</w:t>
-      </w:r>
-    </w:p>
-    <w:bookmarkEnd w:id="43"/>
-    <w:bookmarkStart w:id="44" w:name="선호를-가로막을-수-있는-요인"/>
+        <w:t xml:space="preserve">해외 제조사 5사(VITRONIC, Ekin, Hikvision, GET, Dahua)가 라이트바에 레이더와 AI 감지를 통합한 제품을 내놓았다(당사 2025년 10월 조사). VITRONIC은 2021년 폴란드 재무부 이동 단속차 102대(마킹 70대, 비마킹 32대) 납품 실적이 있고 번호판 인식률 98~99%를 발표했다(VITRONIC 발표자료, ASECAP Days 2024.5). 공급자가 이 방향으로 움직인다는 점은 확인되지만, 경찰의 사용 평가는 확인하지 못했다.</w:t>
+      </w:r>
+    </w:p>
+    <w:bookmarkEnd w:id="46"/>
+    <w:bookmarkStart w:id="47" w:name="선호를-가로막을-수-있는-요인"/>
     <w:p>
       <w:pPr>
         <w:pStyle w:val="Heading4"/>
@@ -2670,8 +2904,8 @@
         </w:tc>
       </w:tr>
     </w:tbl>
-    <w:bookmarkEnd w:id="44"/>
-    <w:bookmarkStart w:id="45" w:name="선호도를-확인하는-방법"/>
+    <w:bookmarkEnd w:id="47"/>
+    <w:bookmarkStart w:id="48" w:name="선호도를-확인하는-방법"/>
     <w:p>
       <w:pPr>
         <w:pStyle w:val="Heading4"/>
@@ -2776,9 +3010,9 @@
         <w:t xml:space="preserve">"재장착 희망 80% 이상, 유용성 5점 만점에 4.0 이상"처럼 제안서 지표에 넣는다(개발계획 제안서 3.2장 11번).</w:t>
       </w:r>
     </w:p>
-    <w:bookmarkEnd w:id="45"/>
-    <w:bookmarkEnd w:id="46"/>
-    <w:bookmarkStart w:id="47" w:name="X99d3c7e64d78e171043e4b17c6d3f65a595fedf"/>
+    <w:bookmarkEnd w:id="48"/>
+    <w:bookmarkEnd w:id="49"/>
+    <w:bookmarkStart w:id="50" w:name="X99d3c7e64d78e171043e4b17c6d3f65a595fedf"/>
     <w:p>
       <w:pPr>
         <w:pStyle w:val="Heading3"/>
@@ -2830,9 +3064,9 @@
         </w:pict>
       </w:r>
     </w:p>
-    <w:bookmarkEnd w:id="47"/>
-    <w:bookmarkEnd w:id="48"/>
-    <w:bookmarkStart w:id="53" w:name="X07b9dbd1035f2a9ee40ed798f31cd8504e9a9d4"/>
+    <w:bookmarkEnd w:id="50"/>
+    <w:bookmarkEnd w:id="51"/>
+    <w:bookmarkStart w:id="60" w:name="X07b9dbd1035f2a9ee40ed798f31cd8504e9a9d4"/>
     <w:p>
       <w:pPr>
         <w:pStyle w:val="Heading2"/>
@@ -2841,7 +3075,7 @@
         <w:t xml:space="preserve">2. 국내 경찰 경광등 시장과 조달 구조</w:t>
       </w:r>
     </w:p>
-    <w:bookmarkStart w:id="49" w:name="Xf767dc2061685fe17b48735c1094fe75a35b837"/>
+    <w:bookmarkStart w:id="52" w:name="Xf767dc2061685fe17b48735c1094fe75a35b837"/>
     <w:p>
       <w:pPr>
         <w:pStyle w:val="Heading3"/>
@@ -3484,8 +3718,8 @@
         <w:t xml:space="preserve">이다. 여기에 교체·수리, 암행순찰차·고속순찰대 단속장비, 지자체 자치경찰·소방·도로공사 등 유사 수요가 더해진다.</w:t>
       </w:r>
     </w:p>
-    <w:bookmarkEnd w:id="49"/>
-    <w:bookmarkStart w:id="50" w:name="X2915aebaec298dd91eb9d284a010e5ae8125902"/>
+    <w:bookmarkEnd w:id="52"/>
+    <w:bookmarkStart w:id="53" w:name="X2915aebaec298dd91eb9d284a010e5ae8125902"/>
     <w:p>
       <w:pPr>
         <w:pStyle w:val="Heading3"/>
@@ -3511,7 +3745,7 @@
         <w:rPr>
           <w:rStyle w:val="VerbatimChar"/>
         </w:rPr>
-        <w:t xml:space="preserve">   │  나라장터 종합쇼핑몰 납품요구 (제3자단가계약 / MAS)</w:t>
+        <w:t xml:space="preserve">   │ ① 순찰차 특장 개조·경광등 설치 공고</w:t>
       </w:r>
       <w:r>
         <w:br/>
@@ -3520,7 +3754,7 @@
         <w:rPr>
           <w:rStyle w:val="VerbatimChar"/>
         </w:rPr>
-        <w:t xml:space="preserve">   ├──▶ 현대자동차 등 (차량 본체)</w:t>
+        <w:t xml:space="preserve">   ▼</w:t>
       </w:r>
       <w:r>
         <w:br/>
@@ -3529,7 +3763,7 @@
         <w:rPr>
           <w:rStyle w:val="VerbatimChar"/>
         </w:rPr>
-        <w:t xml:space="preserve">   └──▶ ㈜나눔컴퍼니 (특장: 세부품명 "패키지용품", "차량도장서비스")</w:t>
+        <w:t xml:space="preserve">조달청 종합쇼핑몰 (제3자단가계약) ── ② 계약·수주 ──▶ ㈜나눔컴퍼니 (특장업체)</w:t>
       </w:r>
       <w:r>
         <w:br/>
@@ -3538,7 +3772,7 @@
         <w:rPr>
           <w:rStyle w:val="VerbatimChar"/>
         </w:rPr>
-        <w:t xml:space="preserve">             │  리프트경광등 · 사이렌앰프 · 써치라이트 · 그릴경광등 · 무전기함</w:t>
+        <w:t xml:space="preserve">                                                     ▲</w:t>
       </w:r>
       <w:r>
         <w:br/>
@@ -3547,7 +3781,43 @@
         <w:rPr>
           <w:rStyle w:val="VerbatimChar"/>
         </w:rPr>
-        <w:t xml:space="preserve">             └──▶ 경광등 제조사 (국제산업, ㈜현도산업 등) ← 하도급, 경찰청과 직접 계약 없음</w:t>
+        <w:t xml:space="preserve">                       ③ 완성차 공급 (현대자동차 등) ─┘</w:t>
+      </w:r>
+      <w:r>
+        <w:br/>
+      </w:r>
+      <w:r>
+        <w:rPr>
+          <w:rStyle w:val="VerbatimChar"/>
+        </w:rPr>
+        <w:t xml:space="preserve">                                                     │ ④ 특장 개조·장착</w:t>
+      </w:r>
+      <w:r>
+        <w:br/>
+      </w:r>
+      <w:r>
+        <w:rPr>
+          <w:rStyle w:val="VerbatimChar"/>
+        </w:rPr>
+        <w:t xml:space="preserve">                          리프트/장방향 경광등 · 사인보드 · 앰프 · 통합컨트롤러</w:t>
+      </w:r>
+      <w:r>
+        <w:br/>
+      </w:r>
+      <w:r>
+        <w:rPr>
+          <w:rStyle w:val="VerbatimChar"/>
+        </w:rPr>
+        <w:t xml:space="preserve">                                                     ▼</w:t>
+      </w:r>
+      <w:r>
+        <w:br/>
+      </w:r>
+      <w:r>
+        <w:rPr>
+          <w:rStyle w:val="VerbatimChar"/>
+        </w:rPr>
+        <w:t xml:space="preserve">          ⑤ 구조변경 승인 · 교통안전공단 실차 검사 ──▶ ⑥ 최종 납품·정산 (경찰서)</w:t>
       </w:r>
     </w:p>
     <w:p>
@@ -3555,7 +3825,7 @@
         <w:pStyle w:val="FirstParagraph"/>
       </w:pPr>
       <w:r>
-        <w:t xml:space="preserve">핵심 사실은 세 가지다.</w:t>
+        <w:t xml:space="preserve">핵심 사실은 다섯 가지다.</w:t>
       </w:r>
     </w:p>
     <w:p>
@@ -3605,7 +3875,7 @@
         <w:pStyle w:val="Compact"/>
       </w:pPr>
       <w:r>
-        <w:t xml:space="preserve">특장업체(나눔컴퍼니)는 수인호송차·안전순찰차·EOD 출동차 등 차량 자체도 제3자단가계약으로 공급하는 사업자이며, 「K-치안산업 100」에 탈부착식 경광등·LED 안전경고등·PL 경고등 등 6개 제품이 수록된 경찰 장비 전문 업체다. 정면 경쟁보다는 협력 또는 우회가 맞다.</w:t>
+        <w:t xml:space="preserve">나눔컴퍼니의 차량별 규격서에는 경광등과 사이렌 앰프의 공급자가 나눔컴퍼니(주), 원산지가 한국으로 적혀 있다. 실제 제조사는 확인하지 못했다(보도·커뮤니티 자료는 국제산업, ㈜현도산업 등을 거론한다).</w:t>
       </w:r>
     </w:p>
     <w:p>
@@ -3617,6 +3887,67 @@
         <w:pStyle w:val="Compact"/>
       </w:pPr>
       <w:r>
+        <w:t xml:space="preserve">순찰차는 나눔컴퍼니 규격서뿐 아니라</w:t>
+      </w:r>
+      <w:r>
+        <w:t xml:space="preserve"> </w:t>
+      </w:r>
+      <w:r>
+        <w:rPr>
+          <w:bCs/>
+          <w:b/>
+        </w:rPr>
+        <w:t xml:space="preserve">경찰청 장비운영과의 순찰차 사양서 기준</w:t>
+      </w:r>
+      <w:r>
+        <w:t xml:space="preserve">에 적합해야 한다(NN-EXPC 규격서 6.3.5). 규격이 두 겹이다.</w:t>
+      </w:r>
+    </w:p>
+    <w:p>
+      <w:pPr>
+        <w:numPr>
+          <w:ilvl w:val="0"/>
+          <w:numId w:val="1012"/>
+        </w:numPr>
+        <w:pStyle w:val="Compact"/>
+      </w:pPr>
+      <w:r>
+        <w:t xml:space="preserve">경광등 장착은</w:t>
+      </w:r>
+      <w:r>
+        <w:t xml:space="preserve"> </w:t>
+      </w:r>
+      <w:r>
+        <w:rPr>
+          <w:bCs/>
+          <w:b/>
+        </w:rPr>
+        <w:t xml:space="preserve">구조변경 승인과 교통안전공단 실차 검사</w:t>
+      </w:r>
+      <w:r>
+        <w:t xml:space="preserve"> </w:t>
+      </w:r>
+      <w:r>
+        <w:t xml:space="preserve">대상이다. 제작 완료 후 기술검토, 제원 측정, 최대안전경사각도 측정을 받고, 납품 전에는 자체 검사시트(리프트 경광등은 전기 공급·작동 확인)를 통과해야 한다.</w:t>
+      </w:r>
+    </w:p>
+    <w:p>
+      <w:pPr>
+        <w:numPr>
+          <w:ilvl w:val="0"/>
+          <w:numId w:val="1012"/>
+        </w:numPr>
+        <w:pStyle w:val="Compact"/>
+      </w:pPr>
+      <w:r>
+        <w:t xml:space="preserve">특장업체(나눔컴퍼니)는 수인호송차·안전순찰차·EOD 출동차 등 차량 자체도 제3자단가계약으로 공급하는 사업자이며, 「K-치안산업 100」에 탈부착식 경광등·LED 안전경고등·PL 경고등 등 6개 제품이 수록된 경찰 장비 전문 업체다. 정면 경쟁보다는 협력 또는 우회가 맞다.</w:t>
+      </w:r>
+    </w:p>
+    <w:p>
+      <w:pPr>
+        <w:pStyle w:val="FirstParagraph"/>
+      </w:pPr>
+      <w:r>
         <w:t xml:space="preserve">경광등 단품으로 종합쇼핑몰에 들어가더라도, 순찰차 특장 계약이 패키지로 묶여 있는 한</w:t>
       </w:r>
       <w:r>
@@ -3630,17 +3961,17 @@
         <w:t xml:space="preserve">수요기관이 경광등만 따로 사야 할 이유</w:t>
       </w:r>
       <w:r>
-        <w:t xml:space="preserve">가 있어야 한다. 그 이유가 "레이더 기반 단속·안전 기능"이다.</w:t>
-      </w:r>
-    </w:p>
-    <w:bookmarkEnd w:id="50"/>
-    <w:bookmarkStart w:id="51" w:name="Xba45fd9f1938b0530ee1f4632143cc82a63a42a"/>
+        <w:t xml:space="preserve">가 있어야 한다. 그 이유가 "레이더 기반 단속·안전 기능"이다. 한편 경기북부 자율방범대처럼 경광등만 단품으로 입찰하는 소규모 수요도 있다(2.5장).</w:t>
+      </w:r>
+    </w:p>
+    <w:bookmarkEnd w:id="53"/>
+    <w:bookmarkStart w:id="54" w:name="X6c1fd01348b654e3a5413ceea0501481289ac87"/>
     <w:p>
       <w:pPr>
         <w:pStyle w:val="Heading3"/>
       </w:pPr>
       <w:r>
-        <w:t xml:space="preserve">2.3 직납이 가능한 네 가지 경로</w:t>
+        <w:t xml:space="preserve">2.3 직납 경로 네 가지와 규격 반영 경로 하나</w:t>
       </w:r>
     </w:p>
     <w:tbl>
@@ -3944,6 +4275,56 @@
           </w:p>
         </w:tc>
       </w:tr>
+      <w:tr>
+        <w:tc>
+          <w:tcPr/>
+          <w:p>
+            <w:pPr>
+              <w:pStyle w:val="Compact"/>
+              <w:jc w:val="left"/>
+            </w:pPr>
+            <w:r>
+              <w:t xml:space="preserve">E. 순찰차 규격 반영(통합디바이스 연동)</w:t>
+            </w:r>
+          </w:p>
+        </w:tc>
+        <w:tc>
+          <w:tcPr/>
+          <w:p>
+            <w:pPr>
+              <w:pStyle w:val="Compact"/>
+              <w:jc w:val="left"/>
+            </w:pPr>
+            <w:r>
+              <w:t xml:space="preserve">나눔컴퍼니 통합디바이스 규격·순찰차 규격서와 경찰청 순찰차 사양서에 레이더 연동 모듈을 반영하고 특장업체를 거쳐 납품</w:t>
+            </w:r>
+          </w:p>
+        </w:tc>
+        <w:tc>
+          <w:tcPr/>
+          <w:p>
+            <w:pPr>
+              <w:pStyle w:val="Compact"/>
+              <w:jc w:val="left"/>
+            </w:pPr>
+            <w:r>
+              <w:t xml:space="preserve">통합디바이스 USB 연동 규격 정합, 구조변경 승인, 교통안전공단 실차 검사</w:t>
+            </w:r>
+          </w:p>
+        </w:tc>
+        <w:tc>
+          <w:tcPr/>
+          <w:p>
+            <w:pPr>
+              <w:pStyle w:val="Compact"/>
+              <w:jc w:val="left"/>
+            </w:pPr>
+            <w:r>
+              <w:t xml:space="preserve">가장 빠른 진입이나 직납은 아님. 직납 전 단계의 실적·현금흐름 경로</w:t>
+            </w:r>
+          </w:p>
+        </w:tc>
+      </w:tr>
     </w:tbl>
     <w:p>
       <w:pPr>
@@ -3963,8 +4344,8 @@
         <w:t xml:space="preserve">1단계에서 D(교통단속장비 2nd 벤더)와 R&amp;D 현장실증으로 실적을 만들고, 2단계에서 B(혁신제품)를 받아 수의계약 경로를 열며, 3단계에서 A(MAS)로 정착한다. 병행하여 특장업체·현대차 스마트순찰차에 레이더 모듈을 공급하는 간접 경로도 유지한다. 이는 직납은 아니지만 MAS 거래실례 요건과 현금흐름을 채워 준다.</w:t>
       </w:r>
     </w:p>
-    <w:bookmarkEnd w:id="51"/>
-    <w:bookmarkStart w:id="52" w:name="X126a258ebd6af4ae1c7591a6808eb21b910648f"/>
+    <w:bookmarkEnd w:id="54"/>
+    <w:bookmarkStart w:id="55" w:name="X126a258ebd6af4ae1c7591a6808eb21b910648f"/>
     <w:p>
       <w:pPr>
         <w:pStyle w:val="Heading3"/>
@@ -4325,9 +4706,480 @@
         </w:pict>
       </w:r>
     </w:p>
-    <w:bookmarkEnd w:id="52"/>
-    <w:bookmarkEnd w:id="53"/>
-    <w:bookmarkStart w:id="58" w:name="Xd430b57903e1a66a1aa0d973154eeb59a1c5fa0"/>
+    <w:bookmarkEnd w:id="55"/>
+    <w:bookmarkStart w:id="59" w:name="X1698ac7933ac30e0bdc2cc59fdc28196226bbff"/>
+    <w:p>
+      <w:pPr>
+        <w:pStyle w:val="Heading3"/>
+      </w:pPr>
+      <w:r>
+        <w:t xml:space="preserve">2.5 차량별 경광등 규격서 분석</w:t>
+      </w:r>
+    </w:p>
+    <w:p>
+      <w:pPr>
+        <w:pStyle w:val="FirstParagraph"/>
+      </w:pPr>
+      <w:r>
+        <w:t xml:space="preserve">나눔컴퍼니의 차량별 순찰차 규격서 3종, 순찰차 공용 통합디바이스 규격서, 경기북부 자율방범대 경광등 입찰요청서를 비교했다. 규격서와 입찰요청서의 작성 연도는 문서에 없어 확인하지 못했다.</w:t>
+      </w:r>
+    </w:p>
+    <w:p>
+      <w:pPr>
+        <w:pStyle w:val="BodyText"/>
+      </w:pPr>
+      <w:r>
+        <w:drawing>
+          <wp:inline>
+            <wp:extent cx="5334000" cy="3187488"/>
+            <wp:effectExtent b="0" l="0" r="0" t="0"/>
+            <wp:docPr descr="차량별 규격서와 입찰요청서 속 경광등" title="" id="57" name="Picture"/>
+            <a:graphic>
+              <a:graphicData uri="http://schemas.openxmlformats.org/drawingml/2006/picture">
+                <pic:pic>
+                  <pic:nvPicPr>
+                    <pic:cNvPr descr="fig_domestic_specs.jpg" id="58" name="Picture"/>
+                    <pic:cNvPicPr>
+                      <a:picLocks noChangeArrowheads="1" noChangeAspect="1"/>
+                    </pic:cNvPicPr>
+                  </pic:nvPicPr>
+                  <pic:blipFill>
+                    <a:blip r:embed="rId56"/>
+                    <a:stretch>
+                      <a:fillRect/>
+                    </a:stretch>
+                  </pic:blipFill>
+                  <pic:spPr bwMode="auto">
+                    <a:xfrm>
+                      <a:off x="0" y="0"/>
+                      <a:ext cx="5334000" cy="3187488"/>
+                    </a:xfrm>
+                    <a:prstGeom prst="rect">
+                      <a:avLst/>
+                    </a:prstGeom>
+                    <a:noFill/>
+                    <a:ln w="9525">
+                      <a:noFill/>
+                      <a:headEnd/>
+                      <a:tailEnd/>
+                    </a:ln>
+                  </pic:spPr>
+                </pic:pic>
+              </a:graphicData>
+            </a:graphic>
+          </wp:inline>
+        </w:drawing>
+      </w:r>
+    </w:p>
+    <w:p>
+      <w:pPr>
+        <w:pStyle w:val="BodyText"/>
+      </w:pPr>
+      <w:r>
+        <w:t xml:space="preserve">그림 2-1. 규격서에 실린 순찰차와 경광등 사진. 쏘나타(NN-CARP115), 렉스턴 고속도로순찰차(NN-EXPC), 싼타페(NN-COPC), 경기북부 자율방범대 입찰요청서의 청색 경광등 샘플이다.</w:t>
+      </w:r>
+    </w:p>
+    <w:tbl>
+      <w:tblPr>
+        <w:tblStyle w:val="Table"/>
+        <w:tblW w:type="auto" w:w="0"/>
+        <w:jc w:val="start"/>
+        <w:tblBorders>
+          <w:top w:val="single" w:sz="4" w:space="0" w:color="BFBFBF"/>
+          <w:left w:val="single" w:sz="4" w:space="0" w:color="BFBFBF"/>
+          <w:bottom w:val="single" w:sz="4" w:space="0" w:color="BFBFBF"/>
+          <w:right w:val="single" w:sz="4" w:space="0" w:color="BFBFBF"/>
+          <w:insideH w:val="single" w:sz="4" w:space="0" w:color="BFBFBF"/>
+          <w:insideV w:val="single" w:sz="4" w:space="0" w:color="BFBFBF"/>
+        </w:tblBorders>
+        <w:tblLook w:firstRow="1" w:lastRow="0" w:firstColumn="0" w:lastColumn="0" w:noHBand="0" w:noVBand="0" w:val="0020"/>
+      </w:tblPr>
+      <w:tblGrid>
+        <w:gridCol w:w="2640"/>
+        <w:gridCol w:w="2640"/>
+        <w:gridCol w:w="2640"/>
+      </w:tblGrid>
+      <w:tr>
+        <w:trPr>
+          <w:tblHeader w:val="true"/>
+        </w:trPr>
+        <w:tc>
+          <w:tcPr>
+            <w:shd w:val="clear" w:color="auto" w:fill="E8EEF7"/>
+          </w:tcPr>
+          <w:p>
+            <w:pPr>
+              <w:pStyle w:val="Compact"/>
+              <w:jc w:val="left"/>
+            </w:pPr>
+            <w:r>
+              <w:rPr>
+                <w:b/>
+              </w:rPr>
+              <w:t xml:space="preserve">차종·규격</w:t>
+            </w:r>
+          </w:p>
+        </w:tc>
+        <w:tc>
+          <w:tcPr>
+            <w:shd w:val="clear" w:color="auto" w:fill="E8EEF7"/>
+          </w:tcPr>
+          <w:p>
+            <w:pPr>
+              <w:pStyle w:val="Compact"/>
+              <w:jc w:val="left"/>
+            </w:pPr>
+            <w:r>
+              <w:rPr>
+                <w:b/>
+              </w:rPr>
+              <w:t xml:space="preserve">경광등과 연동 장치</w:t>
+            </w:r>
+          </w:p>
+        </w:tc>
+        <w:tc>
+          <w:tcPr>
+            <w:shd w:val="clear" w:color="auto" w:fill="E8EEF7"/>
+          </w:tcPr>
+          <w:p>
+            <w:pPr>
+              <w:pStyle w:val="Compact"/>
+              <w:jc w:val="left"/>
+            </w:pPr>
+            <w:r>
+              <w:rPr>
+                <w:b/>
+              </w:rPr>
+              <w:t xml:space="preserve">크기·전기·검사</w:t>
+            </w:r>
+          </w:p>
+        </w:tc>
+      </w:tr>
+      <w:tr>
+        <w:tc>
+          <w:tcPr/>
+          <w:p>
+            <w:pPr>
+              <w:pStyle w:val="Compact"/>
+              <w:jc w:val="left"/>
+            </w:pPr>
+            <w:r>
+              <w:t xml:space="preserve">쏘나타 순찰차 NN-CARP115 (식별번호 25204397)</w:t>
+            </w:r>
+          </w:p>
+        </w:tc>
+        <w:tc>
+          <w:tcPr/>
+          <w:p>
+            <w:pPr>
+              <w:pStyle w:val="Compact"/>
+              <w:jc w:val="left"/>
+            </w:pPr>
+            <w:r>
+              <w:t xml:space="preserve">상승·하강 리프트 경광등에 사인보드(전광판)를 내장, 경광등 안에 앰프를 넣어 외부 방송, 통합 컨트롤 박스를 앞좌석에 설치</w:t>
+            </w:r>
+          </w:p>
+        </w:tc>
+        <w:tc>
+          <w:tcPr/>
+          <w:p>
+            <w:pPr>
+              <w:pStyle w:val="Compact"/>
+              <w:jc w:val="left"/>
+            </w:pPr>
+            <w:r>
+              <w:t xml:space="preserve">리프트 경광등 전기 공급·작동 여부를 자체 검사시트로 확인, 교통안전공단 실차 검사</w:t>
+            </w:r>
+          </w:p>
+        </w:tc>
+      </w:tr>
+      <w:tr>
+        <w:tc>
+          <w:tcPr/>
+          <w:p>
+            <w:pPr>
+              <w:pStyle w:val="Compact"/>
+              <w:jc w:val="left"/>
+            </w:pPr>
+            <w:r>
+              <w:t xml:space="preserve">렉스턴 고속도로순찰차 NN-EXPC (식별번호 24547105)</w:t>
+            </w:r>
+          </w:p>
+        </w:tc>
+        <w:tc>
+          <w:tcPr/>
+          <w:p>
+            <w:pPr>
+              <w:pStyle w:val="Compact"/>
+              <w:jc w:val="left"/>
+            </w:pPr>
+            <w:r>
+              <w:t xml:space="preserve">스피커 내장 LED 장방향 경광등을 FRP 에어스포일러 위에, 점멸등은 측면에 장착. 통합컨트롤러(7~9인치 모니터, Android 또는 Car PC, LTE·GPS)와 접이식 사인보드(1,200×600mm)</w:t>
+            </w:r>
+          </w:p>
+        </w:tc>
+        <w:tc>
+          <w:tcPr/>
+          <w:p>
+            <w:pPr>
+              <w:pStyle w:val="Compact"/>
+              <w:jc w:val="left"/>
+            </w:pPr>
+            <w:r>
+              <w:t xml:space="preserve">경광등 1,250×296×167mm, 앰프 100W. 이동 중에는 전후방 경음기가 함께, 정지(기어 P) 시에는 후방 경음기만 자동 작동</w:t>
+            </w:r>
+          </w:p>
+        </w:tc>
+      </w:tr>
+      <w:tr>
+        <w:tc>
+          <w:tcPr/>
+          <w:p>
+            <w:pPr>
+              <w:pStyle w:val="Compact"/>
+              <w:jc w:val="left"/>
+            </w:pPr>
+            <w:r>
+              <w:t xml:space="preserve">싼타페 다목적 순찰차 NN-COPC (식별번호 25479810)</w:t>
+            </w:r>
+          </w:p>
+        </w:tc>
+        <w:tc>
+          <w:tcPr/>
+          <w:p>
+            <w:pPr>
+              <w:pStyle w:val="Compact"/>
+              <w:jc w:val="left"/>
+            </w:pPr>
+            <w:r>
+              <w:t xml:space="preserve">전면 루프에 장방향 경광등, 앰프 내장, 컨트롤박스 위치는 수요처와 협의</w:t>
+            </w:r>
+          </w:p>
+        </w:tc>
+        <w:tc>
+          <w:tcPr/>
+          <w:p>
+            <w:pPr>
+              <w:pStyle w:val="Compact"/>
+              <w:jc w:val="left"/>
+            </w:pPr>
+            <w:r>
+              <w:t xml:space="preserve">경광등 1,250×307×73mm, 앰프·스피커 100W급 이상</w:t>
+            </w:r>
+          </w:p>
+        </w:tc>
+      </w:tr>
+      <w:tr>
+        <w:tc>
+          <w:tcPr/>
+          <w:p>
+            <w:pPr>
+              <w:pStyle w:val="Compact"/>
+              <w:jc w:val="left"/>
+            </w:pPr>
+            <w:r>
+              <w:t xml:space="preserve">순찰차 공용 통합디바이스 외 2종 (식별번호 24857805)</w:t>
+            </w:r>
+          </w:p>
+        </w:tc>
+        <w:tc>
+          <w:tcPr/>
+          <w:p>
+            <w:pPr>
+              <w:pStyle w:val="Compact"/>
+              <w:jc w:val="left"/>
+            </w:pPr>
+            <w:r>
+              <w:t xml:space="preserve">8인치 이상 태블릿 PC(통합디바이스), 통합보드, 컨트롤러. 각종 프로그램을 USB로 연동하고 멀티캠 외</w:t>
+            </w:r>
+            <w:r>
+              <w:t xml:space="preserve"> </w:t>
+            </w:r>
+            <w:r>
+              <w:rPr>
+                <w:bCs/>
+                <w:b/>
+              </w:rPr>
+              <w:t xml:space="preserve">스마트 특수장치의 통합 제어</w:t>
+            </w:r>
+            <w:r>
+              <w:t xml:space="preserve">가 가능해야 함</w:t>
+            </w:r>
+          </w:p>
+        </w:tc>
+        <w:tc>
+          <w:tcPr/>
+          <w:p>
+            <w:pPr>
+              <w:pStyle w:val="Compact"/>
+              <w:jc w:val="left"/>
+            </w:pPr>
+            <w:r>
+              <w:t xml:space="preserve">컨트롤러는 차량에 설치한 제품을 하나로 사용하도록 추가 제작, 시공·작업 상태 육안검사</w:t>
+            </w:r>
+          </w:p>
+        </w:tc>
+      </w:tr>
+      <w:tr>
+        <w:tc>
+          <w:tcPr/>
+          <w:p>
+            <w:pPr>
+              <w:pStyle w:val="Compact"/>
+              <w:jc w:val="left"/>
+            </w:pPr>
+            <w:r>
+              <w:t xml:space="preserve">경기북부 자율방범대 경광등 입찰요청서 (경광등 단품, 32대)</w:t>
+            </w:r>
+          </w:p>
+        </w:tc>
+        <w:tc>
+          <w:tcPr/>
+          <w:p>
+            <w:pPr>
+              <w:pStyle w:val="Compact"/>
+              <w:jc w:val="left"/>
+            </w:pPr>
+            <w:r>
+              <w:t xml:space="preserve">청색 장방형 LED 경광등, 신규 설치 21대와 탈거·교체 11대, 차량구조 변경 포함, 경기도 내 제작업체로 제한, 출장 설치·A/S 1년, 주말·공휴일 대응</w:t>
+            </w:r>
+          </w:p>
+        </w:tc>
+        <w:tc>
+          <w:tcPr/>
+          <w:p>
+            <w:pPr>
+              <w:pStyle w:val="Compact"/>
+              <w:jc w:val="left"/>
+            </w:pPr>
+            <w:r>
+              <w:t xml:space="preserve">1,200×306×127mm, IPX4 이상, DC 12V(10~15V), 평균 1.5A, 점멸 패턴 3종</w:t>
+            </w:r>
+          </w:p>
+        </w:tc>
+      </w:tr>
+    </w:tbl>
+    <w:p>
+      <w:pPr>
+        <w:pStyle w:val="BodyText"/>
+      </w:pPr>
+      <w:r>
+        <w:t xml:space="preserve">이 규격서들에서 읽은 시사점은 다섯 가지다.</w:t>
+      </w:r>
+    </w:p>
+    <w:p>
+      <w:pPr>
+        <w:numPr>
+          <w:ilvl w:val="0"/>
+          <w:numId w:val="1013"/>
+        </w:numPr>
+        <w:pStyle w:val="Compact"/>
+      </w:pPr>
+      <w:r>
+        <w:rPr>
+          <w:bCs/>
+          <w:b/>
+        </w:rPr>
+        <w:t xml:space="preserve">연동 자리가 이미 있다.</w:t>
+      </w:r>
+      <w:r>
+        <w:t xml:space="preserve"> </w:t>
+      </w:r>
+      <w:r>
+        <w:t xml:space="preserve">통합디바이스·통합컨트롤러가 멀티캠 같은 스마트 특수장치의 통합 제어를 규정한다. 레이더 모듈을 이 규격에 맞춰 공급하는 것이 가장 마찰이 적은 진입이다(경로 E).</w:t>
+      </w:r>
+    </w:p>
+    <w:p>
+      <w:pPr>
+        <w:numPr>
+          <w:ilvl w:val="0"/>
+          <w:numId w:val="1013"/>
+        </w:numPr>
+        <w:pStyle w:val="Compact"/>
+      </w:pPr>
+      <w:r>
+        <w:rPr>
+          <w:bCs/>
+          <w:b/>
+        </w:rPr>
+        <w:t xml:space="preserve">정차 시 후방이 핵심이다.</w:t>
+      </w:r>
+      <w:r>
+        <w:t xml:space="preserve"> </w:t>
+      </w:r>
+      <w:r>
+        <w:t xml:space="preserve">규격서는 기어 P에서 후방 경음기만 작동하도록 정한다. 정차 중 후방 접근 경보라는 T2의 핵심 기능과 방향이 같다.</w:t>
+      </w:r>
+    </w:p>
+    <w:p>
+      <w:pPr>
+        <w:numPr>
+          <w:ilvl w:val="0"/>
+          <w:numId w:val="1013"/>
+        </w:numPr>
+        <w:pStyle w:val="Compact"/>
+      </w:pPr>
+      <w:r>
+        <w:rPr>
+          <w:bCs/>
+          <w:b/>
+        </w:rPr>
+        <w:t xml:space="preserve">치수와 전원을 맞춘다.</w:t>
+      </w:r>
+      <w:r>
+        <w:t xml:space="preserve"> </w:t>
+      </w:r>
+      <w:r>
+        <w:t xml:space="preserve">기존 장방향 경광등은 길이 1,200~1,300mm, 폭 약 300mm, 높이 73~167mm, DC 12V다. T2 하우징은 이 범위를 기준으로 설계한다. 레이더를 넣으면 높이가 늘 수 있어 개념 시제품에서 확인한다.</w:t>
+      </w:r>
+    </w:p>
+    <w:p>
+      <w:pPr>
+        <w:numPr>
+          <w:ilvl w:val="0"/>
+          <w:numId w:val="1013"/>
+        </w:numPr>
+        <w:pStyle w:val="Compact"/>
+      </w:pPr>
+      <w:r>
+        <w:rPr>
+          <w:bCs/>
+          <w:b/>
+        </w:rPr>
+        <w:t xml:space="preserve">구조변경 승인과 실차 검사가 필수다.</w:t>
+      </w:r>
+      <w:r>
+        <w:t xml:space="preserve"> </w:t>
+      </w:r>
+      <w:r>
+        <w:t xml:space="preserve">인증·승인 일정을 개발 일정에 넣는다.</w:t>
+      </w:r>
+    </w:p>
+    <w:p>
+      <w:pPr>
+        <w:numPr>
+          <w:ilvl w:val="0"/>
+          <w:numId w:val="1013"/>
+        </w:numPr>
+        <w:pStyle w:val="Compact"/>
+      </w:pPr>
+      <w:r>
+        <w:rPr>
+          <w:bCs/>
+          <w:b/>
+        </w:rPr>
+        <w:t xml:space="preserve">단품 입찰 시장이 따로 있다.</w:t>
+      </w:r>
+      <w:r>
+        <w:t xml:space="preserve"> </w:t>
+      </w:r>
+      <w:r>
+        <w:t xml:space="preserve">지역 제작업체 제한, 출장 설치, A/S 1년이라는 조건이라 지역 설치 파트너가 필요하다. 소규모지만 실적을 쌓는 경로로 쓸 수 있다.</w:t>
+      </w:r>
+    </w:p>
+    <w:bookmarkEnd w:id="59"/>
+    <w:bookmarkEnd w:id="60"/>
+    <w:bookmarkStart w:id="65" w:name="Xd430b57903e1a66a1aa0d973154eeb59a1c5fa0"/>
     <w:p>
       <w:pPr>
         <w:pStyle w:val="Heading2"/>
@@ -4336,7 +5188,7 @@
         <w:t xml:space="preserve">3. 제품 개념: 레이더 일체형 스마트 경찰 경광등</w:t>
       </w:r>
     </w:p>
-    <w:bookmarkStart w:id="54" w:name="Xb09b694873f934f7f5a2230590283bd6be23a3e"/>
+    <w:bookmarkStart w:id="61" w:name="Xb09b694873f934f7f5a2230590283bd6be23a3e"/>
     <w:p>
       <w:pPr>
         <w:pStyle w:val="Heading3"/>
@@ -4624,8 +5476,8 @@
         </w:tc>
       </w:tr>
     </w:tbl>
-    <w:bookmarkEnd w:id="54"/>
-    <w:bookmarkStart w:id="55" w:name="X5a75d3ee1dca15a316ec8e5a75b7d973c044572"/>
+    <w:bookmarkEnd w:id="61"/>
+    <w:bookmarkStart w:id="62" w:name="X5a75d3ee1dca15a316ec8e5a75b7d973c044572"/>
     <w:p>
       <w:pPr>
         <w:pStyle w:val="Heading3"/>
@@ -4901,8 +5753,8 @@
         </w:tc>
       </w:tr>
     </w:tbl>
-    <w:bookmarkEnd w:id="55"/>
-    <w:bookmarkStart w:id="56" w:name="Xd1d48ad25c234caa4e2de3dcb739677e7746b2c"/>
+    <w:bookmarkEnd w:id="62"/>
+    <w:bookmarkStart w:id="63" w:name="Xd1d48ad25c234caa4e2de3dcb739677e7746b2c"/>
     <w:p>
       <w:pPr>
         <w:pStyle w:val="Heading3"/>
@@ -5148,6 +6000,44 @@
               <w:jc w:val="left"/>
             </w:pPr>
             <w:r>
+              <w:t xml:space="preserve">외형</w:t>
+            </w:r>
+          </w:p>
+        </w:tc>
+        <w:tc>
+          <w:tcPr/>
+          <w:p>
+            <w:pPr>
+              <w:pStyle w:val="Compact"/>
+              <w:jc w:val="left"/>
+            </w:pPr>
+            <w:r>
+              <w:t xml:space="preserve">길이 1,200~1,300mm, 폭 300mm 안팎, 높이 73~167mm 범위(기존 장방향 경광등과 호환, 초안)</w:t>
+            </w:r>
+          </w:p>
+        </w:tc>
+        <w:tc>
+          <w:tcPr/>
+          <w:p>
+            <w:pPr>
+              <w:pStyle w:val="Compact"/>
+              <w:jc w:val="left"/>
+            </w:pPr>
+            <w:r>
+              <w:t xml:space="preserve">나눔컴퍼니 규격서 3종, 자율방범대 입찰요청서</w:t>
+            </w:r>
+          </w:p>
+        </w:tc>
+      </w:tr>
+      <w:tr>
+        <w:tc>
+          <w:tcPr/>
+          <w:p>
+            <w:pPr>
+              <w:pStyle w:val="Compact"/>
+              <w:jc w:val="left"/>
+            </w:pPr>
+            <w:r>
               <w:t xml:space="preserve">전원·환경</w:t>
             </w:r>
           </w:p>
@@ -5160,19 +6050,19 @@
               <w:jc w:val="left"/>
             </w:pPr>
             <w:r>
-              <w:t xml:space="preserve">DC 12V, 60W 이하(경광 포함 별도), IP67, -30~+65℃</w:t>
-            </w:r>
-          </w:p>
-        </w:tc>
-        <w:tc>
-          <w:tcPr/>
-          <w:p>
-            <w:pPr>
-              <w:pStyle w:val="Compact"/>
-              <w:jc w:val="left"/>
-            </w:pPr>
-            <w:r>
-              <w:t xml:space="preserve">전기 순찰차 대응</w:t>
+              <w:t xml:space="preserve">DC 12V(10~15V), 60W 이하(경광 포함 별도), IP67, -30~+65℃</w:t>
+            </w:r>
+          </w:p>
+        </w:tc>
+        <w:tc>
+          <w:tcPr/>
+          <w:p>
+            <w:pPr>
+              <w:pStyle w:val="Compact"/>
+              <w:jc w:val="left"/>
+            </w:pPr>
+            <w:r>
+              <w:t xml:space="preserve">전기 순찰차 대응, 입찰요청서 전압 규격</w:t>
             </w:r>
           </w:p>
         </w:tc>
@@ -5198,19 +6088,19 @@
               <w:jc w:val="left"/>
             </w:pPr>
             <w:r>
-              <w:t xml:space="preserve">CAN/이더넷(차량 내), LTE 옵션(T3)</w:t>
-            </w:r>
-          </w:p>
-        </w:tc>
-        <w:tc>
-          <w:tcPr/>
-          <w:p>
-            <w:pPr>
-              <w:pStyle w:val="Compact"/>
-              <w:jc w:val="left"/>
-            </w:pPr>
-            <w:r>
-              <w:t xml:space="preserve">차량탑재형 단속장비 구성 참조</w:t>
+              <w:t xml:space="preserve">CAN/이더넷(차량 내), 통합디바이스 USB 연동 옵션, LTE 옵션(T3)</w:t>
+            </w:r>
+          </w:p>
+        </w:tc>
+        <w:tc>
+          <w:tcPr/>
+          <w:p>
+            <w:pPr>
+              <w:pStyle w:val="Compact"/>
+              <w:jc w:val="left"/>
+            </w:pPr>
+            <w:r>
+              <w:t xml:space="preserve">차량탑재형 단속장비 구성, 통합디바이스 규격</w:t>
             </w:r>
           </w:p>
         </w:tc>
@@ -5236,26 +6126,26 @@
               <w:jc w:val="left"/>
             </w:pPr>
             <w:r>
-              <w:t xml:space="preserve">KC 전자파 적합등록, 전파 적합성평가, 자동차 등화 안전기준 적합</w:t>
-            </w:r>
-          </w:p>
-        </w:tc>
-        <w:tc>
-          <w:tcPr/>
-          <w:p>
-            <w:pPr>
-              <w:pStyle w:val="Compact"/>
-              <w:jc w:val="left"/>
-            </w:pPr>
-            <w:r>
-              <w:t xml:space="preserve">공공조달 필수</w:t>
+              <w:t xml:space="preserve">KC 전자파 적합등록, 전파 적합성평가, 자동차 등화 안전기준 적합, 구조변경 승인·교통안전공단 실차 검사</w:t>
+            </w:r>
+          </w:p>
+        </w:tc>
+        <w:tc>
+          <w:tcPr/>
+          <w:p>
+            <w:pPr>
+              <w:pStyle w:val="Compact"/>
+              <w:jc w:val="left"/>
+            </w:pPr>
+            <w:r>
+              <w:t xml:space="preserve">공공조달 필수, 순찰차 규격서 검사 항목</w:t>
             </w:r>
           </w:p>
         </w:tc>
       </w:tr>
     </w:tbl>
-    <w:bookmarkEnd w:id="56"/>
-    <w:bookmarkStart w:id="57" w:name="Xe3e661673b970f5e427c8480e35ea89fb777282"/>
+    <w:bookmarkEnd w:id="63"/>
+    <w:bookmarkStart w:id="64" w:name="Xe3e661673b970f5e427c8480e35ea89fb777282"/>
     <w:p>
       <w:pPr>
         <w:pStyle w:val="Heading3"/>
@@ -5642,9 +6532,9 @@
         </w:pict>
       </w:r>
     </w:p>
-    <w:bookmarkEnd w:id="57"/>
-    <w:bookmarkEnd w:id="58"/>
-    <w:bookmarkStart w:id="62" w:name="Xe65bbaaa6e42c3aec74bb2bd8084c173236abea"/>
+    <w:bookmarkEnd w:id="64"/>
+    <w:bookmarkEnd w:id="65"/>
+    <w:bookmarkStart w:id="69" w:name="Xe65bbaaa6e42c3aec74bb2bd8084c173236abea"/>
     <w:p>
       <w:pPr>
         <w:pStyle w:val="Heading2"/>
@@ -5653,7 +6543,7 @@
         <w:t xml:space="preserve">4. 사업화 전략과 경찰청 직납 로드맵</w:t>
       </w:r>
     </w:p>
-    <w:bookmarkStart w:id="59" w:name="Xd3ab8492e3665e4480549d211c68f275b35010d"/>
+    <w:bookmarkStart w:id="66" w:name="Xd3ab8492e3665e4480549d211c68f275b35010d"/>
     <w:p>
       <w:pPr>
         <w:pStyle w:val="Heading3"/>
@@ -5678,7 +6568,7 @@
       <w:pPr>
         <w:numPr>
           <w:ilvl w:val="0"/>
-          <w:numId w:val="1013"/>
+          <w:numId w:val="1014"/>
         </w:numPr>
         <w:pStyle w:val="Compact"/>
       </w:pPr>
@@ -5690,7 +6580,7 @@
       <w:pPr>
         <w:numPr>
           <w:ilvl w:val="0"/>
-          <w:numId w:val="1013"/>
+          <w:numId w:val="1014"/>
         </w:numPr>
         <w:pStyle w:val="Compact"/>
       </w:pPr>
@@ -5718,7 +6608,7 @@
       <w:pPr>
         <w:numPr>
           <w:ilvl w:val="0"/>
-          <w:numId w:val="1013"/>
+          <w:numId w:val="1014"/>
         </w:numPr>
         <w:pStyle w:val="Compact"/>
       </w:pPr>
@@ -5730,7 +6620,7 @@
       <w:pPr>
         <w:numPr>
           <w:ilvl w:val="0"/>
-          <w:numId w:val="1013"/>
+          <w:numId w:val="1014"/>
         </w:numPr>
         <w:pStyle w:val="Compact"/>
       </w:pPr>
@@ -5742,7 +6632,19 @@
       <w:pPr>
         <w:numPr>
           <w:ilvl w:val="0"/>
-          <w:numId w:val="1013"/>
+          <w:numId w:val="1014"/>
+        </w:numPr>
+        <w:pStyle w:val="Compact"/>
+      </w:pPr>
+      <w:r>
+        <w:t xml:space="preserve">나눔컴퍼니와 통합디바이스 연동 규격 협의, 경찰청 장비운영과 순찰차 사양서와 차량별 규격서 원본 입수.</w:t>
+      </w:r>
+    </w:p>
+    <w:p>
+      <w:pPr>
+        <w:numPr>
+          <w:ilvl w:val="0"/>
+          <w:numId w:val="1014"/>
         </w:numPr>
         <w:pStyle w:val="Compact"/>
       </w:pPr>
@@ -5766,7 +6668,7 @@
       <w:pPr>
         <w:numPr>
           <w:ilvl w:val="0"/>
-          <w:numId w:val="1014"/>
+          <w:numId w:val="1015"/>
         </w:numPr>
         <w:pStyle w:val="Compact"/>
       </w:pPr>
@@ -5778,7 +6680,7 @@
       <w:pPr>
         <w:numPr>
           <w:ilvl w:val="0"/>
-          <w:numId w:val="1014"/>
+          <w:numId w:val="1015"/>
         </w:numPr>
         <w:pStyle w:val="Compact"/>
       </w:pPr>
@@ -5790,7 +6692,7 @@
       <w:pPr>
         <w:numPr>
           <w:ilvl w:val="0"/>
-          <w:numId w:val="1014"/>
+          <w:numId w:val="1015"/>
         </w:numPr>
         <w:pStyle w:val="Compact"/>
       </w:pPr>
@@ -5814,7 +6716,7 @@
       <w:pPr>
         <w:numPr>
           <w:ilvl w:val="0"/>
-          <w:numId w:val="1015"/>
+          <w:numId w:val="1016"/>
         </w:numPr>
         <w:pStyle w:val="Compact"/>
       </w:pPr>
@@ -5826,7 +6728,7 @@
       <w:pPr>
         <w:numPr>
           <w:ilvl w:val="0"/>
-          <w:numId w:val="1015"/>
+          <w:numId w:val="1016"/>
         </w:numPr>
         <w:pStyle w:val="Compact"/>
       </w:pPr>
@@ -5838,7 +6740,7 @@
       <w:pPr>
         <w:numPr>
           <w:ilvl w:val="0"/>
-          <w:numId w:val="1015"/>
+          <w:numId w:val="1016"/>
         </w:numPr>
         <w:pStyle w:val="Compact"/>
       </w:pPr>
@@ -5862,136 +6764,12 @@
       <w:pPr>
         <w:numPr>
           <w:ilvl w:val="0"/>
-          <w:numId w:val="1016"/>
+          <w:numId w:val="1017"/>
         </w:numPr>
         <w:pStyle w:val="Compact"/>
       </w:pPr>
       <w:r>
         <w:t xml:space="preserve">혁신제품 수의계약으로 시도경찰청 직납 연 300대, 종합쇼핑몰 MAS 등록(거래실례 확보 후), T1 기본형으로 일반 교체 수요 진입.</w:t>
-      </w:r>
-    </w:p>
-    <w:p>
-      <w:pPr>
-        <w:numPr>
-          <w:ilvl w:val="0"/>
-          <w:numId w:val="1016"/>
-        </w:numPr>
-        <w:pStyle w:val="Compact"/>
-      </w:pPr>
-      <w:r>
-        <w:t xml:space="preserve">2030년 이후 연 1,000대, 소방·지자체·해외(동남아 치안한류 채널) 확장.</w:t>
-      </w:r>
-    </w:p>
-    <w:bookmarkEnd w:id="59"/>
-    <w:bookmarkStart w:id="60" w:name="X559b84e42fcc4d74a6686848ac51a9158dcb6b8"/>
-    <w:p>
-      <w:pPr>
-        <w:pStyle w:val="Heading3"/>
-      </w:pPr>
-      <w:r>
-        <w:t xml:space="preserve">4.2 목표 직납 구조</w:t>
-      </w:r>
-    </w:p>
-    <w:p>
-      <w:pPr>
-        <w:pStyle w:val="SourceCode"/>
-      </w:pPr>
-      <w:r>
-        <w:rPr>
-          <w:rStyle w:val="VerbatimChar"/>
-        </w:rPr>
-        <w:t xml:space="preserve">경찰청 · 시도경찰청 (수요기관)</w:t>
-      </w:r>
-      <w:r>
-        <w:br/>
-      </w:r>
-      <w:r>
-        <w:rPr>
-          <w:rStyle w:val="VerbatimChar"/>
-        </w:rPr>
-        <w:t xml:space="preserve">   │  ① 혁신제품 수의계약 / 시범구매 (2028~)</w:t>
-      </w:r>
-      <w:r>
-        <w:br/>
-      </w:r>
-      <w:r>
-        <w:rPr>
-          <w:rStyle w:val="VerbatimChar"/>
-        </w:rPr>
-        <w:t xml:space="preserve">   │  ② 경찰청 교통단속장비 구매 (2nd 벤더, 2027~)</w:t>
-      </w:r>
-      <w:r>
-        <w:br/>
-      </w:r>
-      <w:r>
-        <w:rPr>
-          <w:rStyle w:val="VerbatimChar"/>
-        </w:rPr>
-        <w:t xml:space="preserve">   │  ③ 종합쇼핑몰 MAS (2029~)</w:t>
-      </w:r>
-      <w:r>
-        <w:br/>
-      </w:r>
-      <w:r>
-        <w:rPr>
-          <w:rStyle w:val="VerbatimChar"/>
-        </w:rPr>
-        <w:t xml:space="preserve">   ▼</w:t>
-      </w:r>
-      <w:r>
-        <w:br/>
-      </w:r>
-      <w:r>
-        <w:rPr>
-          <w:rStyle w:val="VerbatimChar"/>
-        </w:rPr>
-        <w:t xml:space="preserve">엠클라비스㈜ (계약 상대방, 완제품 책임)</w:t>
-      </w:r>
-      <w:r>
-        <w:br/>
-      </w:r>
-      <w:r>
-        <w:rPr>
-          <w:rStyle w:val="VerbatimChar"/>
-        </w:rPr>
-        <w:t xml:space="preserve">   ├── 자체: 레이더 · 신호처리 · 제어기 · 관리 S/W · 설치 교육</w:t>
-      </w:r>
-      <w:r>
-        <w:br/>
-      </w:r>
-      <w:r>
-        <w:rPr>
-          <w:rStyle w:val="VerbatimChar"/>
-        </w:rPr>
-        <w:t xml:space="preserve">   ├── ODM: 경광등 광학 · 하우징 · 리프트 (국제산업 / 현도산업 등)</w:t>
-      </w:r>
-      <w:r>
-        <w:br/>
-      </w:r>
-      <w:r>
-        <w:rPr>
-          <w:rStyle w:val="VerbatimChar"/>
-        </w:rPr>
-        <w:t xml:space="preserve">   └── 파트너: 카메라 · ANPR (T3), 사이렌앰프 (규격품)</w:t>
-      </w:r>
-      <w:r>
-        <w:br/>
-      </w:r>
-      <w:r>
-        <w:rPr>
-          <w:rStyle w:val="VerbatimChar"/>
-        </w:rPr>
-        <w:t xml:space="preserve">   (병행) 특장업체 · 현대차 스마트순찰차에 레이더 모듈 공급 → 실적 · 현금흐름</w:t>
-      </w:r>
-    </w:p>
-    <w:bookmarkEnd w:id="60"/>
-    <w:bookmarkStart w:id="61" w:name="Xe7175232cde8cd54a68bb336f0f44d05e4099fa"/>
-    <w:p>
-      <w:pPr>
-        <w:pStyle w:val="Heading3"/>
-      </w:pPr>
-      <w:r>
-        <w:t xml:space="preserve">4.3 영업·관계 구축 계획</w:t>
       </w:r>
     </w:p>
     <w:p>
@@ -6003,6 +6781,130 @@
         <w:pStyle w:val="Compact"/>
       </w:pPr>
       <w:r>
+        <w:t xml:space="preserve">2030년 이후 연 1,000대, 소방·지자체·해외(동남아 치안한류 채널) 확장.</w:t>
+      </w:r>
+    </w:p>
+    <w:bookmarkEnd w:id="66"/>
+    <w:bookmarkStart w:id="67" w:name="X559b84e42fcc4d74a6686848ac51a9158dcb6b8"/>
+    <w:p>
+      <w:pPr>
+        <w:pStyle w:val="Heading3"/>
+      </w:pPr>
+      <w:r>
+        <w:t xml:space="preserve">4.2 목표 직납 구조</w:t>
+      </w:r>
+    </w:p>
+    <w:p>
+      <w:pPr>
+        <w:pStyle w:val="SourceCode"/>
+      </w:pPr>
+      <w:r>
+        <w:rPr>
+          <w:rStyle w:val="VerbatimChar"/>
+        </w:rPr>
+        <w:t xml:space="preserve">경찰청 · 시도경찰청 (수요기관)</w:t>
+      </w:r>
+      <w:r>
+        <w:br/>
+      </w:r>
+      <w:r>
+        <w:rPr>
+          <w:rStyle w:val="VerbatimChar"/>
+        </w:rPr>
+        <w:t xml:space="preserve">   │  ① 혁신제품 수의계약 / 시범구매 (2028~)</w:t>
+      </w:r>
+      <w:r>
+        <w:br/>
+      </w:r>
+      <w:r>
+        <w:rPr>
+          <w:rStyle w:val="VerbatimChar"/>
+        </w:rPr>
+        <w:t xml:space="preserve">   │  ② 경찰청 교통단속장비 구매 (2nd 벤더, 2027~)</w:t>
+      </w:r>
+      <w:r>
+        <w:br/>
+      </w:r>
+      <w:r>
+        <w:rPr>
+          <w:rStyle w:val="VerbatimChar"/>
+        </w:rPr>
+        <w:t xml:space="preserve">   │  ③ 종합쇼핑몰 MAS (2029~)</w:t>
+      </w:r>
+      <w:r>
+        <w:br/>
+      </w:r>
+      <w:r>
+        <w:rPr>
+          <w:rStyle w:val="VerbatimChar"/>
+        </w:rPr>
+        <w:t xml:space="preserve">   ▼</w:t>
+      </w:r>
+      <w:r>
+        <w:br/>
+      </w:r>
+      <w:r>
+        <w:rPr>
+          <w:rStyle w:val="VerbatimChar"/>
+        </w:rPr>
+        <w:t xml:space="preserve">엠클라비스㈜ (계약 상대방, 완제품 책임)</w:t>
+      </w:r>
+      <w:r>
+        <w:br/>
+      </w:r>
+      <w:r>
+        <w:rPr>
+          <w:rStyle w:val="VerbatimChar"/>
+        </w:rPr>
+        <w:t xml:space="preserve">   ├── 자체: 레이더 · 신호처리 · 제어기 · 관리 S/W · 설치 교육</w:t>
+      </w:r>
+      <w:r>
+        <w:br/>
+      </w:r>
+      <w:r>
+        <w:rPr>
+          <w:rStyle w:val="VerbatimChar"/>
+        </w:rPr>
+        <w:t xml:space="preserve">   ├── ODM: 경광등 광학 · 하우징 · 리프트 (국제산업 / 현도산업 등)</w:t>
+      </w:r>
+      <w:r>
+        <w:br/>
+      </w:r>
+      <w:r>
+        <w:rPr>
+          <w:rStyle w:val="VerbatimChar"/>
+        </w:rPr>
+        <w:t xml:space="preserve">   └── 파트너: 카메라 · ANPR (T3), 사이렌앰프 (규격품)</w:t>
+      </w:r>
+      <w:r>
+        <w:br/>
+      </w:r>
+      <w:r>
+        <w:rPr>
+          <w:rStyle w:val="VerbatimChar"/>
+        </w:rPr>
+        <w:t xml:space="preserve">   (병행) 특장업체 · 현대차 스마트순찰차에 레이더 모듈 공급 → 실적 · 현금흐름</w:t>
+      </w:r>
+    </w:p>
+    <w:bookmarkEnd w:id="67"/>
+    <w:bookmarkStart w:id="68" w:name="Xe7175232cde8cd54a68bb336f0f44d05e4099fa"/>
+    <w:p>
+      <w:pPr>
+        <w:pStyle w:val="Heading3"/>
+      </w:pPr>
+      <w:r>
+        <w:t xml:space="preserve">4.3 영업·관계 구축 계획</w:t>
+      </w:r>
+    </w:p>
+    <w:p>
+      <w:pPr>
+        <w:numPr>
+          <w:ilvl w:val="0"/>
+          <w:numId w:val="1018"/>
+        </w:numPr>
+        <w:pStyle w:val="Compact"/>
+      </w:pPr>
+      <w:r>
         <w:rPr>
           <w:bCs/>
           <w:b/>
@@ -6020,7 +6922,7 @@
       <w:pPr>
         <w:numPr>
           <w:ilvl w:val="0"/>
-          <w:numId w:val="1017"/>
+          <w:numId w:val="1018"/>
         </w:numPr>
         <w:pStyle w:val="Compact"/>
       </w:pPr>
@@ -6042,7 +6944,7 @@
       <w:pPr>
         <w:numPr>
           <w:ilvl w:val="0"/>
-          <w:numId w:val="1017"/>
+          <w:numId w:val="1018"/>
         </w:numPr>
         <w:pStyle w:val="Compact"/>
       </w:pPr>
@@ -6064,7 +6966,7 @@
       <w:pPr>
         <w:numPr>
           <w:ilvl w:val="0"/>
-          <w:numId w:val="1017"/>
+          <w:numId w:val="1018"/>
         </w:numPr>
         <w:pStyle w:val="Compact"/>
       </w:pPr>
@@ -6089,9 +6991,9 @@
         </w:pict>
       </w:r>
     </w:p>
-    <w:bookmarkEnd w:id="61"/>
-    <w:bookmarkEnd w:id="62"/>
-    <w:bookmarkStart w:id="67" w:name="X16dfec2eefe4d1b20585a58fee2d6d5a7dc7bba"/>
+    <w:bookmarkEnd w:id="68"/>
+    <w:bookmarkEnd w:id="69"/>
+    <w:bookmarkStart w:id="74" w:name="X16dfec2eefe4d1b20585a58fee2d6d5a7dc7bba"/>
     <w:p>
       <w:pPr>
         <w:pStyle w:val="Heading2"/>
@@ -6100,7 +7002,7 @@
         <w:t xml:space="preserve">5. 정부 R&amp;D 과제 제안 (1억 원 이상)</w:t>
       </w:r>
     </w:p>
-    <w:bookmarkStart w:id="63" w:name="X42f4009a3db669590c751fbb3fed22ed32f24fc"/>
+    <w:bookmarkStart w:id="70" w:name="X42f4009a3db669590c751fbb3fed22ed32f24fc"/>
     <w:p>
       <w:pPr>
         <w:pStyle w:val="Heading3"/>
@@ -6784,8 +7686,8 @@
         <w:t xml:space="preserve">제외: 창업성장기술개발(디딤돌, 최대 1.5억)은 창업 7년 이내 기업 대상이라 2016년 설립인 당사는 해당하지 않는다.</w:t>
       </w:r>
     </w:p>
-    <w:bookmarkEnd w:id="63"/>
-    <w:bookmarkStart w:id="64" w:name="X67c819a07e035efc4877968467ad22571b9e39a"/>
+    <w:bookmarkEnd w:id="70"/>
+    <w:bookmarkStart w:id="71" w:name="X67c819a07e035efc4877968467ad22571b9e39a"/>
     <w:p>
       <w:pPr>
         <w:pStyle w:val="Heading3"/>
@@ -6985,8 +7887,8 @@
         </w:tc>
       </w:tr>
     </w:tbl>
-    <w:bookmarkEnd w:id="64"/>
-    <w:bookmarkStart w:id="65" w:name="X901c4dae8fc572408b6547bfde359467f3385ef"/>
+    <w:bookmarkEnd w:id="71"/>
+    <w:bookmarkStart w:id="72" w:name="X901c4dae8fc572408b6547bfde359467f3385ef"/>
     <w:p>
       <w:pPr>
         <w:pStyle w:val="Heading3"/>
@@ -7029,7 +7931,7 @@
       <w:pPr>
         <w:numPr>
           <w:ilvl w:val="0"/>
-          <w:numId w:val="1018"/>
+          <w:numId w:val="1019"/>
         </w:numPr>
         <w:pStyle w:val="Compact"/>
       </w:pPr>
@@ -7041,7 +7943,7 @@
       <w:pPr>
         <w:numPr>
           <w:ilvl w:val="0"/>
-          <w:numId w:val="1018"/>
+          <w:numId w:val="1019"/>
         </w:numPr>
         <w:pStyle w:val="Compact"/>
       </w:pPr>
@@ -7053,7 +7955,7 @@
       <w:pPr>
         <w:numPr>
           <w:ilvl w:val="0"/>
-          <w:numId w:val="1018"/>
+          <w:numId w:val="1019"/>
         </w:numPr>
         <w:pStyle w:val="Compact"/>
       </w:pPr>
@@ -8052,8 +8954,8 @@
         <w:t xml:space="preserve">주관: 엠클라비스㈜. 공동: 경광등 ODM 협력사(기구·광학), 카메라·ANPR 협력사(T3 옵션). 참여·수요처: 시도경찰청 또는 고속도로순찰대(실증), 특장업체 또는 완성차(구매동의). 자문: 도로교통공단 또는 대학(교통안전 효과 분석).</w:t>
       </w:r>
     </w:p>
-    <w:bookmarkEnd w:id="65"/>
-    <w:bookmarkStart w:id="66" w:name="Xba262132c9fe7a4a404e05f2292c0b40cb5a1ee"/>
+    <w:bookmarkEnd w:id="72"/>
+    <w:bookmarkStart w:id="73" w:name="Xba262132c9fe7a4a404e05f2292c0b40cb5a1ee"/>
     <w:p>
       <w:pPr>
         <w:pStyle w:val="Heading3"/>
@@ -8310,9 +9212,9 @@
         </w:pict>
       </w:r>
     </w:p>
-    <w:bookmarkEnd w:id="66"/>
-    <w:bookmarkEnd w:id="67"/>
-    <w:bookmarkStart w:id="72" w:name="Xc978f621025a5bcba6afbfcb64df55f9f33fd22"/>
+    <w:bookmarkEnd w:id="73"/>
+    <w:bookmarkEnd w:id="74"/>
+    <w:bookmarkStart w:id="79" w:name="Xc978f621025a5bcba6afbfcb64df55f9f33fd22"/>
     <w:p>
       <w:pPr>
         <w:pStyle w:val="Heading2"/>
@@ -8321,7 +9223,7 @@
         <w:t xml:space="preserve">6. 추진 체계·투자·리스크</w:t>
       </w:r>
     </w:p>
-    <w:bookmarkStart w:id="68" w:name="Xb5e0c2fa6f22aec8d67fceb77410703d790edb2"/>
+    <w:bookmarkStart w:id="75" w:name="Xb5e0c2fa6f22aec8d67fceb77410703d790edb2"/>
     <w:p>
       <w:pPr>
         <w:pStyle w:val="Heading3"/>
@@ -8631,8 +9533,8 @@
         </w:tc>
       </w:tr>
     </w:tbl>
-    <w:bookmarkEnd w:id="68"/>
-    <w:bookmarkStart w:id="69" w:name="X1d5709a2fb07a9b83061843afcfe7671ebaf497"/>
+    <w:bookmarkEnd w:id="75"/>
+    <w:bookmarkStart w:id="76" w:name="X1d5709a2fb07a9b83061843afcfe7671ebaf497"/>
     <w:p>
       <w:pPr>
         <w:pStyle w:val="Heading3"/>
@@ -9146,8 +10048,8 @@
         </w:tc>
       </w:tr>
     </w:tbl>
-    <w:bookmarkEnd w:id="69"/>
-    <w:bookmarkStart w:id="70" w:name="X656b499201f29cb0bfd1b44d4aa90232c14acc1"/>
+    <w:bookmarkEnd w:id="76"/>
+    <w:bookmarkStart w:id="77" w:name="X656b499201f29cb0bfd1b44d4aa90232c14acc1"/>
     <w:p>
       <w:pPr>
         <w:pStyle w:val="Heading3"/>
@@ -9160,7 +10062,7 @@
       <w:pPr>
         <w:numPr>
           <w:ilvl w:val="0"/>
-          <w:numId w:val="1019"/>
+          <w:numId w:val="1020"/>
         </w:numPr>
         <w:pStyle w:val="Compact"/>
       </w:pPr>
@@ -9172,31 +10074,31 @@
       <w:pPr>
         <w:numPr>
           <w:ilvl w:val="0"/>
-          <w:numId w:val="1019"/>
+          <w:numId w:val="1020"/>
         </w:numPr>
         <w:pStyle w:val="Compact"/>
       </w:pPr>
       <w:r>
-        <w:t xml:space="preserve">「자동차 및 자동차부품의 성능과 기준에 관한 규칙」의 긴급자동차 경광등(색상·설치) 규정 적합. 차량 장착 등화장치는 튜닝 승인 또는 부품 인증 대상인지 0단계에서 확인.</w:t>
+        <w:t xml:space="preserve">「자동차 및 자동차부품의 성능과 기준에 관한 규칙」의 긴급자동차 경광등(색상·설치) 규정 적합. 차량 장착은 구조변경 승인과 교통안전공단 실차 검사(기술검토, 제원 측정, 최대안전경사각도 측정) 대상이며 나눔컴퍼니 규격서가 이를 검사 방법으로 명시한다. 등화장치가 별도 튜닝 승인 대상인지는 0단계에서 확인.</w:t>
       </w:r>
     </w:p>
     <w:p>
       <w:pPr>
         <w:numPr>
           <w:ilvl w:val="0"/>
-          <w:numId w:val="1019"/>
+          <w:numId w:val="1020"/>
         </w:numPr>
         <w:pStyle w:val="Compact"/>
       </w:pPr>
       <w:r>
-        <w:t xml:space="preserve">경찰청 장비 규격서(경찰-6310 계열 검지기 규격, 순찰차 경광등 규격) 입수 및 적합 시험. 차량탑재형 교통단속장비 규격은 T3 단계에서 대응.</w:t>
+        <w:t xml:space="preserve">경찰청 장비 규격서(경찰-6310 계열 검지기 규격), 순찰차 사양서(경찰청 장비운영과), 나눔컴퍼니 차량별 규격서와 통합디바이스 규격 입수 및 적합 시험. 차량탑재형 교통단속장비 규격은 T3 단계에서 대응.</w:t>
       </w:r>
     </w:p>
     <w:p>
       <w:pPr>
         <w:numPr>
           <w:ilvl w:val="0"/>
-          <w:numId w:val="1019"/>
+          <w:numId w:val="1020"/>
         </w:numPr>
         <w:pStyle w:val="Compact"/>
       </w:pPr>
@@ -9204,8 +10106,8 @@
         <w:t xml:space="preserve">조달 등록용: 직접생산확인(해당 품목이 중소기업자간 경쟁제품인 경우), 품질보증·A/S 체계 서류.</w:t>
       </w:r>
     </w:p>
-    <w:bookmarkEnd w:id="70"/>
-    <w:bookmarkStart w:id="71" w:name="X8628b0dd78483d39cda747deee661134d6c8449"/>
+    <w:bookmarkEnd w:id="77"/>
+    <w:bookmarkStart w:id="78" w:name="X8628b0dd78483d39cda747deee661134d6c8449"/>
     <w:p>
       <w:pPr>
         <w:pStyle w:val="Heading3"/>
@@ -9602,9 +10504,9 @@
         </w:pict>
       </w:r>
     </w:p>
-    <w:bookmarkEnd w:id="71"/>
-    <w:bookmarkEnd w:id="72"/>
-    <w:bookmarkStart w:id="73" w:name="X4e8dc49815ab1676a00bf9c8d45abb2878baca0"/>
+    <w:bookmarkEnd w:id="78"/>
+    <w:bookmarkEnd w:id="79"/>
+    <w:bookmarkStart w:id="80" w:name="X4e8dc49815ab1676a00bf9c8d45abb2878baca0"/>
     <w:p>
       <w:pPr>
         <w:pStyle w:val="Heading2"/>
@@ -10253,8 +11155,8 @@
         </w:pict>
       </w:r>
     </w:p>
-    <w:bookmarkEnd w:id="73"/>
-    <w:bookmarkStart w:id="74" w:name="X4bad6375d4a4a842bf3029e5eee600621458aeb"/>
+    <w:bookmarkEnd w:id="80"/>
+    <w:bookmarkStart w:id="81" w:name="X4bad6375d4a4a842bf3029e5eee600621458aeb"/>
     <w:p>
       <w:pPr>
         <w:pStyle w:val="Heading2"/>
@@ -10765,8 +11667,8 @@
         </w:pict>
       </w:r>
     </w:p>
-    <w:bookmarkEnd w:id="74"/>
-    <w:bookmarkStart w:id="75" w:name="부록-a-참고-자료"/>
+    <w:bookmarkEnd w:id="81"/>
+    <w:bookmarkStart w:id="82" w:name="부록-a-참고-자료"/>
     <w:p>
       <w:pPr>
         <w:pStyle w:val="Heading2"/>
@@ -10791,7 +11693,7 @@
       <w:pPr>
         <w:numPr>
           <w:ilvl w:val="0"/>
-          <w:numId w:val="1020"/>
+          <w:numId w:val="1021"/>
         </w:numPr>
         <w:pStyle w:val="Compact"/>
       </w:pPr>
@@ -10803,55 +11705,79 @@
       <w:pPr>
         <w:numPr>
           <w:ilvl w:val="0"/>
-          <w:numId w:val="1020"/>
+          <w:numId w:val="1021"/>
         </w:numPr>
         <w:pStyle w:val="Compact"/>
       </w:pPr>
       <w:r>
-        <w:t xml:space="preserve">「경광등 관련 전세계 동향」(2025.10.31): 글로벌 뉴스·전시·시장 환경 요약.</w:t>
+        <w:t xml:space="preserve">해외 제조사 자료(제품 이미지·사양 출처): VITRONIC 발표자료 "The Relevance of Mobile Enforcement"(Walter Planer, ASECAP Days 2024.5), Hikvision "Intelligent Light Bar" 리플릿(2023), GET Group ADHAM Smart Patrol 브로슈어, Ekin Patrol G2 사용자 매뉴얼(V1.0.241120). Dahua iPatrol은 이미지 자료 없음.</w:t>
       </w:r>
     </w:p>
     <w:p>
       <w:pPr>
         <w:numPr>
           <w:ilvl w:val="0"/>
-          <w:numId w:val="1020"/>
+          <w:numId w:val="1021"/>
         </w:numPr>
         <w:pStyle w:val="Compact"/>
       </w:pPr>
       <w:r>
-        <w:t xml:space="preserve">「경광등 관련 특허 조사」(2026.4): US5491464A, US9002313B2, US9928737B2, US9791766B2, US10946793B1 분석.</w:t>
+        <w:t xml:space="preserve">국내 규격 자료: ㈜나눔컴퍼니 순찰차 규격서(NN-CARP115 쏘나타, NN-EXPC 렉스턴, NN-COPC 싼타페), 순찰차 공용 통합디바이스 외 2종 규격서(식별번호 24857805), 경기북부 자율방범대 경광등 입찰요청서(규격서). 모두 작성 연도 미확인.</w:t>
       </w:r>
     </w:p>
     <w:p>
       <w:pPr>
         <w:numPr>
           <w:ilvl w:val="0"/>
-          <w:numId w:val="1020"/>
+          <w:numId w:val="1021"/>
         </w:numPr>
         <w:pStyle w:val="Compact"/>
       </w:pPr>
       <w:r>
-        <w:t xml:space="preserve">「2024년 경찰청 종합쇼핑몰 납품요구 물품 내역」(엑셀, 137건): 나눔컴퍼니 공급 패키지용품·차량 분석.</w:t>
+        <w:t xml:space="preserve">「경광등 관련 전세계 동향」(2025.10.31): 글로벌 뉴스·전시·시장 환경 요약.</w:t>
       </w:r>
     </w:p>
     <w:p>
       <w:pPr>
         <w:numPr>
           <w:ilvl w:val="0"/>
-          <w:numId w:val="1020"/>
+          <w:numId w:val="1021"/>
         </w:numPr>
         <w:pStyle w:val="Compact"/>
       </w:pPr>
       <w:r>
-        <w:t xml:space="preserve">경찰청 「K-치안산업 100」(2024.6): 035 스마트 순찰차, 051 차량탑재형 교통단속장비(아이에스앤로드테크), 052 번호판 인식 제어기(모트렉스), 053~058 나눔컴퍼니 경광등·경고등 제품군.</w:t>
+        <w:t xml:space="preserve">「경광등 관련 특허 조사」(2026.4): US5491464A, US9002313B2, US9928737B2, US9791766B2, US10946793B1 분석.</w:t>
       </w:r>
     </w:p>
     <w:p>
       <w:pPr>
         <w:numPr>
           <w:ilvl w:val="0"/>
-          <w:numId w:val="1020"/>
+          <w:numId w:val="1021"/>
+        </w:numPr>
+        <w:pStyle w:val="Compact"/>
+      </w:pPr>
+      <w:r>
+        <w:t xml:space="preserve">「2024년 경찰청 종합쇼핑몰 납품요구 물품 내역」(엑셀, 137건): 나눔컴퍼니 공급 패키지용품·차량 분석.</w:t>
+      </w:r>
+    </w:p>
+    <w:p>
+      <w:pPr>
+        <w:numPr>
+          <w:ilvl w:val="0"/>
+          <w:numId w:val="1021"/>
+        </w:numPr>
+        <w:pStyle w:val="Compact"/>
+      </w:pPr>
+      <w:r>
+        <w:t xml:space="preserve">경찰청 「K-치안산업 100」(2024.6): 035 스마트 순찰차, 051 차량탑재형 교통단속장비(아이에스앤로드테크), 052 번호판 인식 제어기(모트렉스), 053~058 나눔컴퍼니 경광등·경고등 제품군.</w:t>
+      </w:r>
+    </w:p>
+    <w:p>
+      <w:pPr>
+        <w:numPr>
+          <w:ilvl w:val="0"/>
+          <w:numId w:val="1021"/>
         </w:numPr>
         <w:pStyle w:val="Compact"/>
       </w:pPr>
@@ -10875,7 +11801,7 @@
       <w:pPr>
         <w:numPr>
           <w:ilvl w:val="0"/>
-          <w:numId w:val="1021"/>
+          <w:numId w:val="1022"/>
         </w:numPr>
         <w:pStyle w:val="Compact"/>
       </w:pPr>
@@ -10887,7 +11813,7 @@
       <w:pPr>
         <w:numPr>
           <w:ilvl w:val="0"/>
-          <w:numId w:val="1021"/>
+          <w:numId w:val="1022"/>
         </w:numPr>
         <w:pStyle w:val="Compact"/>
       </w:pPr>
@@ -10899,7 +11825,7 @@
       <w:pPr>
         <w:numPr>
           <w:ilvl w:val="0"/>
-          <w:numId w:val="1021"/>
+          <w:numId w:val="1022"/>
         </w:numPr>
         <w:pStyle w:val="Compact"/>
       </w:pPr>
@@ -10911,7 +11837,7 @@
       <w:pPr>
         <w:numPr>
           <w:ilvl w:val="0"/>
-          <w:numId w:val="1021"/>
+          <w:numId w:val="1022"/>
         </w:numPr>
         <w:pStyle w:val="Compact"/>
       </w:pPr>
@@ -10923,7 +11849,7 @@
       <w:pPr>
         <w:numPr>
           <w:ilvl w:val="0"/>
-          <w:numId w:val="1021"/>
+          <w:numId w:val="1022"/>
         </w:numPr>
         <w:pStyle w:val="Compact"/>
       </w:pPr>
@@ -10935,7 +11861,7 @@
       <w:pPr>
         <w:numPr>
           <w:ilvl w:val="0"/>
-          <w:numId w:val="1021"/>
+          <w:numId w:val="1022"/>
         </w:numPr>
         <w:pStyle w:val="Compact"/>
       </w:pPr>
@@ -10947,7 +11873,7 @@
       <w:pPr>
         <w:numPr>
           <w:ilvl w:val="0"/>
-          <w:numId w:val="1021"/>
+          <w:numId w:val="1022"/>
         </w:numPr>
         <w:pStyle w:val="Compact"/>
       </w:pPr>
@@ -10959,7 +11885,7 @@
       <w:pPr>
         <w:numPr>
           <w:ilvl w:val="0"/>
-          <w:numId w:val="1021"/>
+          <w:numId w:val="1022"/>
         </w:numPr>
         <w:pStyle w:val="Compact"/>
       </w:pPr>
@@ -10971,7 +11897,7 @@
       <w:pPr>
         <w:numPr>
           <w:ilvl w:val="0"/>
-          <w:numId w:val="1021"/>
+          <w:numId w:val="1022"/>
         </w:numPr>
         <w:pStyle w:val="Compact"/>
       </w:pPr>
@@ -10983,7 +11909,7 @@
       <w:pPr>
         <w:numPr>
           <w:ilvl w:val="0"/>
-          <w:numId w:val="1021"/>
+          <w:numId w:val="1022"/>
         </w:numPr>
         <w:pStyle w:val="Compact"/>
       </w:pPr>
@@ -10991,8 +11917,8 @@
         <w:t xml:space="preserve">조달청 다수공급자계약 요건: 세부품명 거래실례 3건 이상, 품목 1건 이상, 특수관계인 거래 불인정, 3년간 미납품 시 재계약 1년 제한.</w:t>
       </w:r>
     </w:p>
-    <w:bookmarkEnd w:id="75"/>
-    <w:bookmarkStart w:id="76" w:name="부록-b-2024년-경찰청-납품요구-내역-분석-요약"/>
+    <w:bookmarkEnd w:id="82"/>
+    <w:bookmarkStart w:id="83" w:name="부록-b-2024년-경찰청-납품요구-내역-분석-요약"/>
     <w:p>
       <w:pPr>
         <w:pStyle w:val="Heading2"/>
@@ -11310,8 +12236,8 @@
         <w:t xml:space="preserve">가장 큰 단일 건은 2024년 9월 "경찰청 전기다목적순찰차 구매"의 리프트경광등 외 2종 181대(계약단가 610만 원, 납품단가 490만 원, 8.87억 원)이며, 같은 납품요구의 총액은 125.7억 원(차량 포함)이다. 경광등은 차량 가액의 약 7%를 차지한다.</w:t>
       </w:r>
     </w:p>
-    <w:bookmarkEnd w:id="76"/>
-    <w:bookmarkStart w:id="77" w:name="부록-c-특허-조사-요약-20264"/>
+    <w:bookmarkEnd w:id="83"/>
+    <w:bookmarkStart w:id="84" w:name="부록-c-특허-조사-요약-20264"/>
     <w:p>
       <w:pPr>
         <w:pStyle w:val="Heading2"/>
@@ -11743,8 +12669,8 @@
         </w:tc>
       </w:tr>
     </w:tbl>
-    <w:bookmarkEnd w:id="77"/>
-    <w:bookmarkStart w:id="78" w:name="부록-d-용어"/>
+    <w:bookmarkEnd w:id="84"/>
+    <w:bookmarkStart w:id="85" w:name="부록-d-용어"/>
     <w:p>
       <w:pPr>
         <w:pStyle w:val="Heading2"/>
@@ -11757,7 +12683,7 @@
       <w:pPr>
         <w:numPr>
           <w:ilvl w:val="0"/>
-          <w:numId w:val="1022"/>
+          <w:numId w:val="1023"/>
         </w:numPr>
         <w:pStyle w:val="Compact"/>
       </w:pPr>
@@ -11769,7 +12695,7 @@
       <w:pPr>
         <w:numPr>
           <w:ilvl w:val="0"/>
-          <w:numId w:val="1022"/>
+          <w:numId w:val="1023"/>
         </w:numPr>
         <w:pStyle w:val="Compact"/>
       </w:pPr>
@@ -11781,7 +12707,7 @@
       <w:pPr>
         <w:numPr>
           <w:ilvl w:val="0"/>
-          <w:numId w:val="1022"/>
+          <w:numId w:val="1023"/>
         </w:numPr>
         <w:pStyle w:val="Compact"/>
       </w:pPr>
@@ -11793,7 +12719,7 @@
       <w:pPr>
         <w:numPr>
           <w:ilvl w:val="0"/>
-          <w:numId w:val="1022"/>
+          <w:numId w:val="1023"/>
         </w:numPr>
         <w:pStyle w:val="Compact"/>
       </w:pPr>
@@ -11805,7 +12731,7 @@
       <w:pPr>
         <w:numPr>
           <w:ilvl w:val="0"/>
-          <w:numId w:val="1022"/>
+          <w:numId w:val="1023"/>
         </w:numPr>
         <w:pStyle w:val="Compact"/>
       </w:pPr>
@@ -11817,7 +12743,7 @@
       <w:pPr>
         <w:numPr>
           <w:ilvl w:val="0"/>
-          <w:numId w:val="1022"/>
+          <w:numId w:val="1023"/>
         </w:numPr>
         <w:pStyle w:val="Compact"/>
       </w:pPr>
@@ -11829,7 +12755,7 @@
       <w:pPr>
         <w:numPr>
           <w:ilvl w:val="0"/>
-          <w:numId w:val="1022"/>
+          <w:numId w:val="1023"/>
         </w:numPr>
         <w:pStyle w:val="Compact"/>
       </w:pPr>
@@ -11837,8 +12763,8 @@
         <w:t xml:space="preserve">기정원: 중소기업기술정보진흥원. 중기부 R&amp;D 전문기관.</w:t>
       </w:r>
     </w:p>
-    <w:bookmarkEnd w:id="78"/>
-    <w:bookmarkEnd w:id="79"/>
+    <w:bookmarkEnd w:id="85"/>
+    <w:bookmarkEnd w:id="86"/>
     <w:sectPr/>
   </w:body>
 </w:document>
@@ -12227,7 +13153,34 @@
     <w:abstractNumId w:val="991"/>
   </w:num>
   <w:num w:numId="1013">
-    <w:abstractNumId w:val="991"/>
+    <w:abstractNumId w:val="99411"/>
+    <w:lvlOverride w:ilvl="0">
+      <w:startOverride w:val="1"/>
+    </w:lvlOverride>
+    <w:lvlOverride w:ilvl="1">
+      <w:startOverride w:val="1"/>
+    </w:lvlOverride>
+    <w:lvlOverride w:ilvl="2">
+      <w:startOverride w:val="1"/>
+    </w:lvlOverride>
+    <w:lvlOverride w:ilvl="3">
+      <w:startOverride w:val="1"/>
+    </w:lvlOverride>
+    <w:lvlOverride w:ilvl="4">
+      <w:startOverride w:val="1"/>
+    </w:lvlOverride>
+    <w:lvlOverride w:ilvl="5">
+      <w:startOverride w:val="1"/>
+    </w:lvlOverride>
+    <w:lvlOverride w:ilvl="6">
+      <w:startOverride w:val="1"/>
+    </w:lvlOverride>
+    <w:lvlOverride w:ilvl="7">
+      <w:startOverride w:val="1"/>
+    </w:lvlOverride>
+    <w:lvlOverride w:ilvl="8">
+      <w:startOverride w:val="1"/>
+    </w:lvlOverride>
   </w:num>
   <w:num w:numId="1014">
     <w:abstractNumId w:val="991"/>
@@ -12254,6 +13207,9 @@
     <w:abstractNumId w:val="991"/>
   </w:num>
   <w:num w:numId="1022">
+    <w:abstractNumId w:val="991"/>
+  </w:num>
+  <w:num w:numId="1023">
     <w:abstractNumId w:val="991"/>
   </w:num>
 </w:numbering>

--- a/docs/사업계획서/2026-10_스마트경찰경광등_사업계획서.docx
+++ b/docs/사업계획서/2026-10_스마트경찰경광등_사업계획서.docx
@@ -2,7 +2,7 @@
 <file path=word/document.xml><?xml version="1.0" encoding="utf-8"?>
 <w:document xmlns:w="http://schemas.openxmlformats.org/wordprocessingml/2006/main" xmlns:m="http://schemas.openxmlformats.org/officeDocument/2006/math" xmlns:r="http://schemas.openxmlformats.org/officeDocument/2006/relationships" xmlns:o="urn:schemas-microsoft-com:office:office" xmlns:v="urn:schemas-microsoft-com:vml" xmlns:w10="urn:schemas-microsoft-com:office:word" xmlns:a="http://schemas.openxmlformats.org/drawingml/2006/main" xmlns:pic="http://schemas.openxmlformats.org/drawingml/2006/picture" xmlns:wp="http://schemas.openxmlformats.org/drawingml/2006/wordprocessingDrawing">
   <w:body>
-    <w:bookmarkStart w:id="86" w:name="국내-스마트-경찰-경광등-사업계획서"/>
+    <w:bookmarkStart w:id="90" w:name="국내-스마트-경찰-경광등-사업계획서"/>
     <w:p>
       <w:pPr>
         <w:pStyle w:val="Heading1"/>
@@ -937,6 +937,28 @@
       </w:r>
       <w:r>
         <w:t xml:space="preserve">3장 목표 규격은 기존 레이더 규격에서 가져온 초안이며, 이동 플랫폼 성능은 아직 검증되지 않았다.</w:t>
+      </w:r>
+    </w:p>
+    <w:p>
+      <w:pPr>
+        <w:numPr>
+          <w:ilvl w:val="0"/>
+          <w:numId w:val="1003"/>
+        </w:numPr>
+        <w:pStyle w:val="Compact"/>
+      </w:pPr>
+      <w:r>
+        <w:rPr>
+          <w:bCs/>
+          <w:b/>
+        </w:rPr>
+        <w:t xml:space="preserve">Hikvision 벤치마킹(3.5장).</w:t>
+      </w:r>
+      <w:r>
+        <w:t xml:space="preserve"> </w:t>
+      </w:r>
+      <w:r>
+        <w:t xml:space="preserve">제조사 리플릿 한 장을 근거로 했다. 속도 정확도, 중량, 방수 등급, 인증은 자료에 없어 비교하지 못했다. 중국 제조사 규제 동향은 검색 요약 기준이며 원문 확인이 필요하다.</w:t>
       </w:r>
     </w:p>
     <w:p>
@@ -5179,7 +5201,7 @@
     </w:p>
     <w:bookmarkEnd w:id="59"/>
     <w:bookmarkEnd w:id="60"/>
-    <w:bookmarkStart w:id="65" w:name="Xd430b57903e1a66a1aa0d973154eeb59a1c5fa0"/>
+    <w:bookmarkStart w:id="69" w:name="Xd430b57903e1a66a1aa0d973154eeb59a1c5fa0"/>
     <w:p>
       <w:pPr>
         <w:pStyle w:val="Heading2"/>
@@ -5962,6 +5984,44 @@
               <w:jc w:val="left"/>
             </w:pPr>
             <w:r>
+              <w:t xml:space="preserve">동시 추적 표적</w:t>
+            </w:r>
+          </w:p>
+        </w:tc>
+        <w:tc>
+          <w:tcPr/>
+          <w:p>
+            <w:pPr>
+              <w:pStyle w:val="Compact"/>
+              <w:jc w:val="left"/>
+            </w:pPr>
+            <w:r>
+              <w:t xml:space="preserve">미정(개념 시제품 실측 후 확정)</w:t>
+            </w:r>
+          </w:p>
+        </w:tc>
+        <w:tc>
+          <w:tcPr/>
+          <w:p>
+            <w:pPr>
+              <w:pStyle w:val="Compact"/>
+              <w:jc w:val="left"/>
+            </w:pPr>
+            <w:r>
+              <w:t xml:space="preserve">Hikvision 128 타깃 벤치마킹(3.5장)</w:t>
+            </w:r>
+          </w:p>
+        </w:tc>
+      </w:tr>
+      <w:tr>
+        <w:tc>
+          <w:tcPr/>
+          <w:p>
+            <w:pPr>
+              <w:pStyle w:val="Compact"/>
+              <w:jc w:val="left"/>
+            </w:pPr>
+            <w:r>
               <w:t xml:space="preserve">경광</w:t>
             </w:r>
           </w:p>
@@ -6525,6 +6585,652 @@
         </w:tc>
       </w:tr>
     </w:tbl>
+    <w:bookmarkEnd w:id="64"/>
+    <w:bookmarkStart w:id="68" w:name="X466862c22c18ca499fe359adee2a1f366cead55"/>
+    <w:p>
+      <w:pPr>
+        <w:pStyle w:val="Heading3"/>
+      </w:pPr>
+      <w:r>
+        <w:t xml:space="preserve">3.5 Hikvision 벤치마킹과 개발 방향</w:t>
+      </w:r>
+    </w:p>
+    <w:p>
+      <w:pPr>
+        <w:pStyle w:val="FirstParagraph"/>
+      </w:pPr>
+      <w:r>
+        <w:t xml:space="preserve">해외 5사 중 Hikvision을 기준으로 삼은 이유는 두 가지다. 하나는 77GHz 레이더를 라이트바에 넣은 제품이라 당사 레이더 사업과 가장 가깝다는 점이다. 다른 하나는 리플릿(2023.12)에 라이트바 한 대가 아니라 차량 안 장치와 관제센터까지 이어지는 시스템 구성이 그려져 있어 사업 구조를 읽을 수 있다는 점이다. 아래 내용은 이 리플릿만 근거로 했다. 제조사 홍보 자료이므로 속도 정확도, 중량, 방수 등급, 인증은 나와 있지 않아 비교하지 못했다.</w:t>
+      </w:r>
+    </w:p>
+    <w:p>
+      <w:pPr>
+        <w:pStyle w:val="BodyText"/>
+      </w:pPr>
+      <w:r>
+        <w:drawing>
+          <wp:inline>
+            <wp:extent cx="5334000" cy="2104669"/>
+            <wp:effectExtent b="0" l="0" r="0" t="0"/>
+            <wp:docPr descr="Hikvision 시스템 구성 (제조사 리플릿)" title="" id="66" name="Picture"/>
+            <a:graphic>
+              <a:graphicData uri="http://schemas.openxmlformats.org/drawingml/2006/picture">
+                <pic:pic>
+                  <pic:nvPicPr>
+                    <pic:cNvPr descr="Hikvision_System.jpg" id="67" name="Picture"/>
+                    <pic:cNvPicPr>
+                      <a:picLocks noChangeArrowheads="1" noChangeAspect="1"/>
+                    </pic:cNvPicPr>
+                  </pic:nvPicPr>
+                  <pic:blipFill>
+                    <a:blip r:embed="rId65"/>
+                    <a:stretch>
+                      <a:fillRect/>
+                    </a:stretch>
+                  </pic:blipFill>
+                  <pic:spPr bwMode="auto">
+                    <a:xfrm>
+                      <a:off x="0" y="0"/>
+                      <a:ext cx="5334000" cy="2104669"/>
+                    </a:xfrm>
+                    <a:prstGeom prst="rect">
+                      <a:avLst/>
+                    </a:prstGeom>
+                    <a:noFill/>
+                    <a:ln w="9525">
+                      <a:noFill/>
+                      <a:headEnd/>
+                      <a:tailEnd/>
+                    </a:ln>
+                  </pic:spPr>
+                </pic:pic>
+              </a:graphicData>
+            </a:graphic>
+          </wp:inline>
+        </w:drawing>
+      </w:r>
+    </w:p>
+    <w:p>
+      <w:pPr>
+        <w:pStyle w:val="BodyText"/>
+      </w:pPr>
+      <w:r>
+        <w:t xml:space="preserve">그림 3-1. Hikvision Intelligent Light Bar 시스템 구성. 리플릿은 위 구성품이 "모두 같은 제품 코드에 포함된다"고 밝힌다. 출처: Hikvision Intelligent Light Bar 리플릿(2023).</w:t>
+      </w:r>
+    </w:p>
+    <w:p>
+      <w:pPr>
+        <w:pStyle w:val="BodyText"/>
+      </w:pPr>
+      <w:r>
+        <w:rPr>
+          <w:bCs/>
+          <w:b/>
+        </w:rPr>
+        <w:t xml:space="preserve">리플릿에서 읽은 것</w:t>
+      </w:r>
+    </w:p>
+    <w:tbl>
+      <w:tblPr>
+        <w:tblStyle w:val="Table"/>
+        <w:tblW w:type="auto" w:w="0"/>
+        <w:jc w:val="start"/>
+        <w:tblBorders>
+          <w:top w:val="single" w:sz="4" w:space="0" w:color="BFBFBF"/>
+          <w:left w:val="single" w:sz="4" w:space="0" w:color="BFBFBF"/>
+          <w:bottom w:val="single" w:sz="4" w:space="0" w:color="BFBFBF"/>
+          <w:right w:val="single" w:sz="4" w:space="0" w:color="BFBFBF"/>
+          <w:insideH w:val="single" w:sz="4" w:space="0" w:color="BFBFBF"/>
+          <w:insideV w:val="single" w:sz="4" w:space="0" w:color="BFBFBF"/>
+        </w:tblBorders>
+        <w:tblLook w:firstRow="1" w:lastRow="0" w:firstColumn="0" w:lastColumn="0" w:noHBand="0" w:noVBand="0" w:val="0020"/>
+      </w:tblPr>
+      <w:tblGrid>
+        <w:gridCol w:w="2640"/>
+        <w:gridCol w:w="2640"/>
+        <w:gridCol w:w="2640"/>
+      </w:tblGrid>
+      <w:tr>
+        <w:trPr>
+          <w:tblHeader w:val="true"/>
+        </w:trPr>
+        <w:tc>
+          <w:tcPr>
+            <w:shd w:val="clear" w:color="auto" w:fill="E8EEF7"/>
+          </w:tcPr>
+          <w:p>
+            <w:pPr>
+              <w:pStyle w:val="Compact"/>
+              <w:jc w:val="left"/>
+            </w:pPr>
+            <w:r>
+              <w:rPr>
+                <w:b/>
+              </w:rPr>
+              <w:t xml:space="preserve">항목</w:t>
+            </w:r>
+          </w:p>
+        </w:tc>
+        <w:tc>
+          <w:tcPr>
+            <w:shd w:val="clear" w:color="auto" w:fill="E8EEF7"/>
+          </w:tcPr>
+          <w:p>
+            <w:pPr>
+              <w:pStyle w:val="Compact"/>
+              <w:jc w:val="left"/>
+            </w:pPr>
+            <w:r>
+              <w:rPr>
+                <w:b/>
+              </w:rPr>
+              <w:t xml:space="preserve">Hikvision(리플릿)</w:t>
+            </w:r>
+          </w:p>
+        </w:tc>
+        <w:tc>
+          <w:tcPr>
+            <w:shd w:val="clear" w:color="auto" w:fill="E8EEF7"/>
+          </w:tcPr>
+          <w:p>
+            <w:pPr>
+              <w:pStyle w:val="Compact"/>
+              <w:jc w:val="left"/>
+            </w:pPr>
+            <w:r>
+              <w:rPr>
+                <w:b/>
+              </w:rPr>
+              <w:t xml:space="preserve">당사에 주는 의미</w:t>
+            </w:r>
+          </w:p>
+        </w:tc>
+      </w:tr>
+      <w:tr>
+        <w:tc>
+          <w:tcPr/>
+          <w:p>
+            <w:pPr>
+              <w:pStyle w:val="Compact"/>
+              <w:jc w:val="left"/>
+            </w:pPr>
+            <w:r>
+              <w:t xml:space="preserve">판매 단위</w:t>
+            </w:r>
+          </w:p>
+        </w:tc>
+        <w:tc>
+          <w:tcPr/>
+          <w:p>
+            <w:pPr>
+              <w:pStyle w:val="Compact"/>
+              <w:jc w:val="left"/>
+            </w:pPr>
+            <w:r>
+              <w:t xml:space="preserve">라이트바, 컨트롤러(RJ45), 모바일 PAD, 모바일 NVR, 핫스팟, 중앙관리 S/W(HikCentral Master Lite)를 한 제품 코드로 구성</w:t>
+            </w:r>
+          </w:p>
+        </w:tc>
+        <w:tc>
+          <w:tcPr/>
+          <w:p>
+            <w:pPr>
+              <w:pStyle w:val="Compact"/>
+              <w:jc w:val="left"/>
+            </w:pPr>
+            <w:r>
+              <w:t xml:space="preserve">장비 한 대가 아니라 세트로 판다. 국내 순찰차도 경광등을 차량 패키지의 일부로 사는 구조라 같은 방식이 맞는다</w:t>
+            </w:r>
+          </w:p>
+        </w:tc>
+      </w:tr>
+      <w:tr>
+        <w:tc>
+          <w:tcPr/>
+          <w:p>
+            <w:pPr>
+              <w:pStyle w:val="Compact"/>
+              <w:jc w:val="left"/>
+            </w:pPr>
+            <w:r>
+              <w:t xml:space="preserve">센서</w:t>
+            </w:r>
+          </w:p>
+        </w:tc>
+        <w:tc>
+          <w:tcPr/>
+          <w:p>
+            <w:pPr>
+              <w:pStyle w:val="Compact"/>
+              <w:jc w:val="left"/>
+            </w:pPr>
+            <w:r>
+              <w:t xml:space="preserve">전·후면 8MP, 좌·우 5MP 카메라 4대와 77GHz 레이더(최대 128 타깃, 320km/h, 5차로)</w:t>
+            </w:r>
+          </w:p>
+        </w:tc>
+        <w:tc>
+          <w:tcPr/>
+          <w:p>
+            <w:pPr>
+              <w:pStyle w:val="Compact"/>
+              <w:jc w:val="left"/>
+            </w:pPr>
+            <w:r>
+              <w:t xml:space="preserve">영상 중심 구성이다. 영상 장치가 커지면 전원과 하중이 늘고 영상정보 처리 문제가 생긴다</w:t>
+            </w:r>
+          </w:p>
+        </w:tc>
+      </w:tr>
+      <w:tr>
+        <w:tc>
+          <w:tcPr/>
+          <w:p>
+            <w:pPr>
+              <w:pStyle w:val="Compact"/>
+              <w:jc w:val="left"/>
+            </w:pPr>
+            <w:r>
+              <w:t xml:space="preserve">위반 유형</w:t>
+            </w:r>
+          </w:p>
+        </w:tc>
+        <w:tc>
+          <w:tcPr/>
+          <w:p>
+            <w:pPr>
+              <w:pStyle w:val="Compact"/>
+              <w:jc w:val="left"/>
+            </w:pPr>
+            <w:r>
+              <w:t xml:space="preserve">번호판 인식과 과속·역주행·차로변경 감지</w:t>
+            </w:r>
+          </w:p>
+        </w:tc>
+        <w:tc>
+          <w:tcPr/>
+          <w:p>
+            <w:pPr>
+              <w:pStyle w:val="Compact"/>
+              <w:jc w:val="left"/>
+            </w:pPr>
+            <w:r>
+              <w:t xml:space="preserve">단속 장비 쪽 강점이다. 당사 T3에서 파트너 협력으로만 따라간다</w:t>
+            </w:r>
+          </w:p>
+        </w:tc>
+      </w:tr>
+      <w:tr>
+        <w:tc>
+          <w:tcPr/>
+          <w:p>
+            <w:pPr>
+              <w:pStyle w:val="Compact"/>
+              <w:jc w:val="left"/>
+            </w:pPr>
+            <w:r>
+              <w:t xml:space="preserve">증거관리</w:t>
+            </w:r>
+          </w:p>
+        </w:tc>
+        <w:tc>
+          <w:tcPr/>
+          <w:p>
+            <w:pPr>
+              <w:pStyle w:val="Compact"/>
+              <w:jc w:val="left"/>
+            </w:pPr>
+            <w:r>
+              <w:t xml:space="preserve">자동 분류, 관련 정보 열람, 중앙 서버 연동</w:t>
+            </w:r>
+          </w:p>
+        </w:tc>
+        <w:tc>
+          <w:tcPr/>
+          <w:p>
+            <w:pPr>
+              <w:pStyle w:val="Compact"/>
+              <w:jc w:val="left"/>
+            </w:pPr>
+            <w:r>
+              <w:t xml:space="preserve">영상이 없는 T2는 이벤트 기록(시각, 속도, 위치)만 서버로 보낸다. 증거 영상은 T3 이후</w:t>
+            </w:r>
+          </w:p>
+        </w:tc>
+      </w:tr>
+      <w:tr>
+        <w:tc>
+          <w:tcPr/>
+          <w:p>
+            <w:pPr>
+              <w:pStyle w:val="Compact"/>
+              <w:jc w:val="left"/>
+            </w:pPr>
+            <w:r>
+              <w:t xml:space="preserve">조작</w:t>
+            </w:r>
+          </w:p>
+        </w:tc>
+        <w:tc>
+          <w:tcPr/>
+          <w:p>
+            <w:pPr>
+              <w:pStyle w:val="Compact"/>
+              <w:jc w:val="left"/>
+            </w:pPr>
+            <w:r>
+              <w:t xml:space="preserve">컨트롤러로 경광등·사이렌을 간단히 켠다</w:t>
+            </w:r>
+          </w:p>
+        </w:tc>
+        <w:tc>
+          <w:tcPr/>
+          <w:p>
+            <w:pPr>
+              <w:pStyle w:val="Compact"/>
+              <w:jc w:val="left"/>
+            </w:pPr>
+            <w:r>
+              <w:t xml:space="preserve">경찰관 조작 부담을 줄이는 구성이다. 국내는 통합디바이스가 같은 역할이라 연동으로 대응한다</w:t>
+            </w:r>
+          </w:p>
+        </w:tc>
+      </w:tr>
+      <w:tr>
+        <w:tc>
+          <w:tcPr/>
+          <w:p>
+            <w:pPr>
+              <w:pStyle w:val="Compact"/>
+              <w:jc w:val="left"/>
+            </w:pPr>
+            <w:r>
+              <w:t xml:space="preserve">환경</w:t>
+            </w:r>
+          </w:p>
+        </w:tc>
+        <w:tc>
+          <w:tcPr/>
+          <w:p>
+            <w:pPr>
+              <w:pStyle w:val="Compact"/>
+              <w:jc w:val="left"/>
+            </w:pPr>
+            <w:r>
+              <w:t xml:space="preserve">보조조명, 방충격·내간섭, 방수 설계, GPS·4G·Wi-Fi</w:t>
+            </w:r>
+          </w:p>
+        </w:tc>
+        <w:tc>
+          <w:tcPr/>
+          <w:p>
+            <w:pPr>
+              <w:pStyle w:val="Compact"/>
+              <w:jc w:val="left"/>
+            </w:pPr>
+            <w:r>
+              <w:t xml:space="preserve">당사 목표(IP67, 진동·EMI)와 같은 방향이다. GPS는 자차 속도 보정에도 쓴다</w:t>
+            </w:r>
+          </w:p>
+        </w:tc>
+      </w:tr>
+      <w:tr>
+        <w:tc>
+          <w:tcPr/>
+          <w:p>
+            <w:pPr>
+              <w:pStyle w:val="Compact"/>
+              <w:jc w:val="left"/>
+            </w:pPr>
+            <w:r>
+              <w:t xml:space="preserve">전원</w:t>
+            </w:r>
+          </w:p>
+        </w:tc>
+        <w:tc>
+          <w:tcPr/>
+          <w:p>
+            <w:pPr>
+              <w:pStyle w:val="Compact"/>
+              <w:jc w:val="left"/>
+            </w:pPr>
+            <w:r>
+              <w:t xml:space="preserve">DC 12~14V, 18.3A(약 220~260W로 계산)</w:t>
+            </w:r>
+          </w:p>
+        </w:tc>
+        <w:tc>
+          <w:tcPr/>
+          <w:p>
+            <w:pPr>
+              <w:pStyle w:val="Compact"/>
+              <w:jc w:val="left"/>
+            </w:pPr>
+            <w:r>
+              <w:t xml:space="preserve">카메라와 보조조명이 포함된 값으로 추정되나 리플릿에 구성이 없어 직접 비교는 어렵다. 전기 순찰차에서는 저전력이 강점이 된다</w:t>
+            </w:r>
+          </w:p>
+        </w:tc>
+      </w:tr>
+      <w:tr>
+        <w:tc>
+          <w:tcPr/>
+          <w:p>
+            <w:pPr>
+              <w:pStyle w:val="Compact"/>
+              <w:jc w:val="left"/>
+            </w:pPr>
+            <w:r>
+              <w:t xml:space="preserve">후방 접근 경보</w:t>
+            </w:r>
+          </w:p>
+        </w:tc>
+        <w:tc>
+          <w:tcPr/>
+          <w:p>
+            <w:pPr>
+              <w:pStyle w:val="Compact"/>
+              <w:jc w:val="left"/>
+            </w:pPr>
+            <w:r>
+              <w:t xml:space="preserve">리플릿에서 확인하지 못함</w:t>
+            </w:r>
+          </w:p>
+        </w:tc>
+        <w:tc>
+          <w:tcPr/>
+          <w:p>
+            <w:pPr>
+              <w:pStyle w:val="Compact"/>
+              <w:jc w:val="left"/>
+            </w:pPr>
+            <w:r>
+              <w:t xml:space="preserve">국내 2차사고 수요에 맞춘 당사 대표 기능으로 차별화할 수 있다</w:t>
+            </w:r>
+          </w:p>
+        </w:tc>
+      </w:tr>
+    </w:tbl>
+    <w:p>
+      <w:pPr>
+        <w:pStyle w:val="BodyText"/>
+      </w:pPr>
+      <w:r>
+        <w:rPr>
+          <w:bCs/>
+          <w:b/>
+        </w:rPr>
+        <w:t xml:space="preserve">개발 방향 여섯 가지</w:t>
+      </w:r>
+    </w:p>
+    <w:p>
+      <w:pPr>
+        <w:numPr>
+          <w:ilvl w:val="0"/>
+          <w:numId w:val="1014"/>
+        </w:numPr>
+        <w:pStyle w:val="Compact"/>
+      </w:pPr>
+      <w:r>
+        <w:rPr>
+          <w:bCs/>
+          <w:b/>
+        </w:rPr>
+        <w:t xml:space="preserve">세트로 설계하고 한 제품 코드로 판다.</w:t>
+      </w:r>
+      <w:r>
+        <w:t xml:space="preserve"> </w:t>
+      </w:r>
+      <w:r>
+        <w:t xml:space="preserve">T2는 경광등 바, 제어기, 운전석 표시기, 관리 S/W를 한 묶음으로 구성한다. 납품·설치·A/S 창구를 하나로 만들어 특장업체와 수요기관 모두 부담이 줄어든다.</w:t>
+      </w:r>
+    </w:p>
+    <w:p>
+      <w:pPr>
+        <w:numPr>
+          <w:ilvl w:val="0"/>
+          <w:numId w:val="1014"/>
+        </w:numPr>
+        <w:pStyle w:val="Compact"/>
+      </w:pPr>
+      <w:r>
+        <w:rPr>
+          <w:bCs/>
+          <w:b/>
+        </w:rPr>
+        <w:t xml:space="preserve">레이더를 먼저, 영상은 뒤로.</w:t>
+      </w:r>
+      <w:r>
+        <w:t xml:space="preserve"> </w:t>
+      </w:r>
+      <w:r>
+        <w:t xml:space="preserve">Hikvision은 카메라가 중심이고 당사는 레이더가 중심이다. T2는 영상을 저장하지 않아 전력과 중량이 작고 규격서 통과가 쉽다. 영상은 T3에서 파트너 카메라로 붙인다.</w:t>
+      </w:r>
+    </w:p>
+    <w:p>
+      <w:pPr>
+        <w:numPr>
+          <w:ilvl w:val="0"/>
+          <w:numId w:val="1014"/>
+        </w:numPr>
+        <w:pStyle w:val="Compact"/>
+      </w:pPr>
+      <w:r>
+        <w:rPr>
+          <w:bCs/>
+          <w:b/>
+        </w:rPr>
+        <w:t xml:space="preserve">후방 접근 경보를 대표 기능으로 앞세운다.</w:t>
+      </w:r>
+      <w:r>
+        <w:t xml:space="preserve"> </w:t>
+      </w:r>
+      <w:r>
+        <w:t xml:space="preserve">리플릿에서 확인되지 않는 기능이고 국내 현장의 위험(2차사고)과 직접 맞닿아 있다. 규격서에 이미 있는 통합디바이스 연동과 후방 LED 전광판 연동으로 기능을 완성한다.</w:t>
+      </w:r>
+    </w:p>
+    <w:p>
+      <w:pPr>
+        <w:numPr>
+          <w:ilvl w:val="0"/>
+          <w:numId w:val="1014"/>
+        </w:numPr>
+        <w:pStyle w:val="Compact"/>
+      </w:pPr>
+      <w:r>
+        <w:rPr>
+          <w:bCs/>
+          <w:b/>
+        </w:rPr>
+        <w:t xml:space="preserve">다중 표적 추적을 성능 지표로 삼는다.</w:t>
+      </w:r>
+      <w:r>
+        <w:t xml:space="preserve"> </w:t>
+      </w:r>
+      <w:r>
+        <w:t xml:space="preserve">Hikvision은 128 타깃을 내세운다. 당사도 신호처리의 핵심이 다중 표적 추적이므로 동시 추적 표적 수를 목표 규격에 넣되, 기존 MCRT 규격과 개념 시제품 실측을 확인한 뒤 수치를 정한다(미정).</w:t>
+      </w:r>
+    </w:p>
+    <w:p>
+      <w:pPr>
+        <w:numPr>
+          <w:ilvl w:val="0"/>
+          <w:numId w:val="1014"/>
+        </w:numPr>
+        <w:pStyle w:val="Compact"/>
+      </w:pPr>
+      <w:r>
+        <w:rPr>
+          <w:bCs/>
+          <w:b/>
+        </w:rPr>
+        <w:t xml:space="preserve">저전력·경량을 전기 순찰차 대응 강점으로 굳힌다.</w:t>
+      </w:r>
+      <w:r>
+        <w:t xml:space="preserve"> </w:t>
+      </w:r>
+      <w:r>
+        <w:t xml:space="preserve">목표 60W 이하(경광 별도)와 25kg 이하를 유지하고, 시험 성적서로 증빙한다.</w:t>
+      </w:r>
+    </w:p>
+    <w:p>
+      <w:pPr>
+        <w:numPr>
+          <w:ilvl w:val="0"/>
+          <w:numId w:val="1014"/>
+        </w:numPr>
+        <w:pStyle w:val="Compact"/>
+      </w:pPr>
+      <w:r>
+        <w:rPr>
+          <w:bCs/>
+          <w:b/>
+        </w:rPr>
+        <w:t xml:space="preserve">77GHz는 2차년도 이후 선택 사항으로 검토한다.</w:t>
+      </w:r>
+      <w:r>
+        <w:t xml:space="preserve"> </w:t>
+      </w:r>
+      <w:r>
+        <w:t xml:space="preserve">24GHz는 KC 적합성평가와 경찰 납품 실적이 있어 T2에 그대로 쓴다. 77GHz는 해상도 이점이 있지만 신규 개발과 인증이 더해지므로 T3 확장 때 협력 모듈로 검토한다.</w:t>
+      </w:r>
+    </w:p>
+    <w:p>
+      <w:pPr>
+        <w:pStyle w:val="FirstParagraph"/>
+      </w:pPr>
+      <w:r>
+        <w:rPr>
+          <w:bCs/>
+          <w:b/>
+        </w:rPr>
+        <w:t xml:space="preserve">따라가지 않는 것.</w:t>
+      </w:r>
+      <w:r>
+        <w:t xml:space="preserve"> </w:t>
+      </w:r>
+      <w:r>
+        <w:t xml:space="preserve">카메라 4대와 NVR, 모바일 PAD, 관제 플랫폼을 자체 개발하는 일은 하지 않는다. 당사가 "큰 확장 없이" 하는 범위를 벗어나고, 이 영역은 경쟁사가 앞서 있다. 320km/h, 5차로 같은 단속 성능 경쟁도 하지 않는다.</w:t>
+      </w:r>
+    </w:p>
+    <w:p>
+      <w:pPr>
+        <w:pStyle w:val="BodyText"/>
+      </w:pPr>
+      <w:r>
+        <w:rPr>
+          <w:bCs/>
+          <w:b/>
+        </w:rPr>
+        <w:t xml:space="preserve">공급 환경: 중국 제조사 규제 동향 (웹 검색 요약, 원문 확인 필요).</w:t>
+      </w:r>
+      <w:r>
+        <w:t xml:space="preserve"> </w:t>
+      </w:r>
+      <w:r>
+        <w:t xml:space="preserve">Hikvision은 중국 업체다. 미국은 연방 조달에서 Hikvision·Dahua 영상감시 제품 구매를 금지했고(2019 국방수권법 889조), 2022년 11월부터 두 회사의 신규 장비 인증을 막았으며 2024년 4월 항소법원이 이를 인정했다. 국내에서는 한국전력이 중국산 CCTV 3,663대를 2029년까지 전량 교체한다는 보도(2025.11)가 있고, 국가정보원이 공공 CCTV 보안 기준을 마련했으나 권고 수준이라는 보도가 있다(시기 확인 필요). 반대로 경찰청 등에서 Hikvision 카메라를 쓴다는 2019년 보도도 있다. 국내 경찰이 이 제품을 쓰지 못하게 하는 규정은 확인하지 못했다. 따라서 "국산 제품, 데이터 외부 전송 없음(T2), 국내 A/S"를 방어 포인트로 삼되 경쟁사를 배제할 수 있다고 전제하지 않는다. T3로 통신·영상을 붙일 때는 국정원 보안 기준 권고를 먼저 점검한다.</w:t>
+      </w:r>
+    </w:p>
     <w:p>
       <w:r>
         <w:pict>
@@ -6532,9 +7238,9 @@
         </w:pict>
       </w:r>
     </w:p>
-    <w:bookmarkEnd w:id="64"/>
-    <w:bookmarkEnd w:id="65"/>
-    <w:bookmarkStart w:id="69" w:name="Xe65bbaaa6e42c3aec74bb2bd8084c173236abea"/>
+    <w:bookmarkEnd w:id="68"/>
+    <w:bookmarkEnd w:id="69"/>
+    <w:bookmarkStart w:id="73" w:name="Xe65bbaaa6e42c3aec74bb2bd8084c173236abea"/>
     <w:p>
       <w:pPr>
         <w:pStyle w:val="Heading2"/>
@@ -6543,7 +7249,7 @@
         <w:t xml:space="preserve">4. 사업화 전략과 경찰청 직납 로드맵</w:t>
       </w:r>
     </w:p>
-    <w:bookmarkStart w:id="66" w:name="Xd3ab8492e3665e4480549d211c68f275b35010d"/>
+    <w:bookmarkStart w:id="70" w:name="Xd3ab8492e3665e4480549d211c68f275b35010d"/>
     <w:p>
       <w:pPr>
         <w:pStyle w:val="Heading3"/>
@@ -6568,7 +7274,7 @@
       <w:pPr>
         <w:numPr>
           <w:ilvl w:val="0"/>
-          <w:numId w:val="1014"/>
+          <w:numId w:val="1015"/>
         </w:numPr>
         <w:pStyle w:val="Compact"/>
       </w:pPr>
@@ -6580,7 +7286,7 @@
       <w:pPr>
         <w:numPr>
           <w:ilvl w:val="0"/>
-          <w:numId w:val="1014"/>
+          <w:numId w:val="1015"/>
         </w:numPr>
         <w:pStyle w:val="Compact"/>
       </w:pPr>
@@ -6608,7 +7314,7 @@
       <w:pPr>
         <w:numPr>
           <w:ilvl w:val="0"/>
-          <w:numId w:val="1014"/>
+          <w:numId w:val="1015"/>
         </w:numPr>
         <w:pStyle w:val="Compact"/>
       </w:pPr>
@@ -6620,7 +7326,7 @@
       <w:pPr>
         <w:numPr>
           <w:ilvl w:val="0"/>
-          <w:numId w:val="1014"/>
+          <w:numId w:val="1015"/>
         </w:numPr>
         <w:pStyle w:val="Compact"/>
       </w:pPr>
@@ -6632,7 +7338,7 @@
       <w:pPr>
         <w:numPr>
           <w:ilvl w:val="0"/>
-          <w:numId w:val="1014"/>
+          <w:numId w:val="1015"/>
         </w:numPr>
         <w:pStyle w:val="Compact"/>
       </w:pPr>
@@ -6644,7 +7350,7 @@
       <w:pPr>
         <w:numPr>
           <w:ilvl w:val="0"/>
-          <w:numId w:val="1014"/>
+          <w:numId w:val="1015"/>
         </w:numPr>
         <w:pStyle w:val="Compact"/>
       </w:pPr>
@@ -6668,7 +7374,7 @@
       <w:pPr>
         <w:numPr>
           <w:ilvl w:val="0"/>
-          <w:numId w:val="1015"/>
+          <w:numId w:val="1016"/>
         </w:numPr>
         <w:pStyle w:val="Compact"/>
       </w:pPr>
@@ -6680,7 +7386,7 @@
       <w:pPr>
         <w:numPr>
           <w:ilvl w:val="0"/>
-          <w:numId w:val="1015"/>
+          <w:numId w:val="1016"/>
         </w:numPr>
         <w:pStyle w:val="Compact"/>
       </w:pPr>
@@ -6692,7 +7398,7 @@
       <w:pPr>
         <w:numPr>
           <w:ilvl w:val="0"/>
-          <w:numId w:val="1015"/>
+          <w:numId w:val="1016"/>
         </w:numPr>
         <w:pStyle w:val="Compact"/>
       </w:pPr>
@@ -6716,7 +7422,7 @@
       <w:pPr>
         <w:numPr>
           <w:ilvl w:val="0"/>
-          <w:numId w:val="1016"/>
+          <w:numId w:val="1017"/>
         </w:numPr>
         <w:pStyle w:val="Compact"/>
       </w:pPr>
@@ -6728,7 +7434,7 @@
       <w:pPr>
         <w:numPr>
           <w:ilvl w:val="0"/>
-          <w:numId w:val="1016"/>
+          <w:numId w:val="1017"/>
         </w:numPr>
         <w:pStyle w:val="Compact"/>
       </w:pPr>
@@ -6740,7 +7446,7 @@
       <w:pPr>
         <w:numPr>
           <w:ilvl w:val="0"/>
-          <w:numId w:val="1016"/>
+          <w:numId w:val="1017"/>
         </w:numPr>
         <w:pStyle w:val="Compact"/>
       </w:pPr>
@@ -6764,136 +7470,12 @@
       <w:pPr>
         <w:numPr>
           <w:ilvl w:val="0"/>
-          <w:numId w:val="1017"/>
+          <w:numId w:val="1018"/>
         </w:numPr>
         <w:pStyle w:val="Compact"/>
       </w:pPr>
       <w:r>
         <w:t xml:space="preserve">혁신제품 수의계약으로 시도경찰청 직납 연 300대, 종합쇼핑몰 MAS 등록(거래실례 확보 후), T1 기본형으로 일반 교체 수요 진입.</w:t>
-      </w:r>
-    </w:p>
-    <w:p>
-      <w:pPr>
-        <w:numPr>
-          <w:ilvl w:val="0"/>
-          <w:numId w:val="1017"/>
-        </w:numPr>
-        <w:pStyle w:val="Compact"/>
-      </w:pPr>
-      <w:r>
-        <w:t xml:space="preserve">2030년 이후 연 1,000대, 소방·지자체·해외(동남아 치안한류 채널) 확장.</w:t>
-      </w:r>
-    </w:p>
-    <w:bookmarkEnd w:id="66"/>
-    <w:bookmarkStart w:id="67" w:name="X559b84e42fcc4d74a6686848ac51a9158dcb6b8"/>
-    <w:p>
-      <w:pPr>
-        <w:pStyle w:val="Heading3"/>
-      </w:pPr>
-      <w:r>
-        <w:t xml:space="preserve">4.2 목표 직납 구조</w:t>
-      </w:r>
-    </w:p>
-    <w:p>
-      <w:pPr>
-        <w:pStyle w:val="SourceCode"/>
-      </w:pPr>
-      <w:r>
-        <w:rPr>
-          <w:rStyle w:val="VerbatimChar"/>
-        </w:rPr>
-        <w:t xml:space="preserve">경찰청 · 시도경찰청 (수요기관)</w:t>
-      </w:r>
-      <w:r>
-        <w:br/>
-      </w:r>
-      <w:r>
-        <w:rPr>
-          <w:rStyle w:val="VerbatimChar"/>
-        </w:rPr>
-        <w:t xml:space="preserve">   │  ① 혁신제품 수의계약 / 시범구매 (2028~)</w:t>
-      </w:r>
-      <w:r>
-        <w:br/>
-      </w:r>
-      <w:r>
-        <w:rPr>
-          <w:rStyle w:val="VerbatimChar"/>
-        </w:rPr>
-        <w:t xml:space="preserve">   │  ② 경찰청 교통단속장비 구매 (2nd 벤더, 2027~)</w:t>
-      </w:r>
-      <w:r>
-        <w:br/>
-      </w:r>
-      <w:r>
-        <w:rPr>
-          <w:rStyle w:val="VerbatimChar"/>
-        </w:rPr>
-        <w:t xml:space="preserve">   │  ③ 종합쇼핑몰 MAS (2029~)</w:t>
-      </w:r>
-      <w:r>
-        <w:br/>
-      </w:r>
-      <w:r>
-        <w:rPr>
-          <w:rStyle w:val="VerbatimChar"/>
-        </w:rPr>
-        <w:t xml:space="preserve">   ▼</w:t>
-      </w:r>
-      <w:r>
-        <w:br/>
-      </w:r>
-      <w:r>
-        <w:rPr>
-          <w:rStyle w:val="VerbatimChar"/>
-        </w:rPr>
-        <w:t xml:space="preserve">엠클라비스㈜ (계약 상대방, 완제품 책임)</w:t>
-      </w:r>
-      <w:r>
-        <w:br/>
-      </w:r>
-      <w:r>
-        <w:rPr>
-          <w:rStyle w:val="VerbatimChar"/>
-        </w:rPr>
-        <w:t xml:space="preserve">   ├── 자체: 레이더 · 신호처리 · 제어기 · 관리 S/W · 설치 교육</w:t>
-      </w:r>
-      <w:r>
-        <w:br/>
-      </w:r>
-      <w:r>
-        <w:rPr>
-          <w:rStyle w:val="VerbatimChar"/>
-        </w:rPr>
-        <w:t xml:space="preserve">   ├── ODM: 경광등 광학 · 하우징 · 리프트 (국제산업 / 현도산업 등)</w:t>
-      </w:r>
-      <w:r>
-        <w:br/>
-      </w:r>
-      <w:r>
-        <w:rPr>
-          <w:rStyle w:val="VerbatimChar"/>
-        </w:rPr>
-        <w:t xml:space="preserve">   └── 파트너: 카메라 · ANPR (T3), 사이렌앰프 (규격품)</w:t>
-      </w:r>
-      <w:r>
-        <w:br/>
-      </w:r>
-      <w:r>
-        <w:rPr>
-          <w:rStyle w:val="VerbatimChar"/>
-        </w:rPr>
-        <w:t xml:space="preserve">   (병행) 특장업체 · 현대차 스마트순찰차에 레이더 모듈 공급 → 실적 · 현금흐름</w:t>
-      </w:r>
-    </w:p>
-    <w:bookmarkEnd w:id="67"/>
-    <w:bookmarkStart w:id="68" w:name="Xe7175232cde8cd54a68bb336f0f44d05e4099fa"/>
-    <w:p>
-      <w:pPr>
-        <w:pStyle w:val="Heading3"/>
-      </w:pPr>
-      <w:r>
-        <w:t xml:space="preserve">4.3 영업·관계 구축 계획</w:t>
       </w:r>
     </w:p>
     <w:p>
@@ -6905,6 +7487,130 @@
         <w:pStyle w:val="Compact"/>
       </w:pPr>
       <w:r>
+        <w:t xml:space="preserve">2030년 이후 연 1,000대, 소방·지자체·해외(동남아 치안한류 채널) 확장.</w:t>
+      </w:r>
+    </w:p>
+    <w:bookmarkEnd w:id="70"/>
+    <w:bookmarkStart w:id="71" w:name="X559b84e42fcc4d74a6686848ac51a9158dcb6b8"/>
+    <w:p>
+      <w:pPr>
+        <w:pStyle w:val="Heading3"/>
+      </w:pPr>
+      <w:r>
+        <w:t xml:space="preserve">4.2 목표 직납 구조</w:t>
+      </w:r>
+    </w:p>
+    <w:p>
+      <w:pPr>
+        <w:pStyle w:val="SourceCode"/>
+      </w:pPr>
+      <w:r>
+        <w:rPr>
+          <w:rStyle w:val="VerbatimChar"/>
+        </w:rPr>
+        <w:t xml:space="preserve">경찰청 · 시도경찰청 (수요기관)</w:t>
+      </w:r>
+      <w:r>
+        <w:br/>
+      </w:r>
+      <w:r>
+        <w:rPr>
+          <w:rStyle w:val="VerbatimChar"/>
+        </w:rPr>
+        <w:t xml:space="preserve">   │  ① 혁신제품 수의계약 / 시범구매 (2028~)</w:t>
+      </w:r>
+      <w:r>
+        <w:br/>
+      </w:r>
+      <w:r>
+        <w:rPr>
+          <w:rStyle w:val="VerbatimChar"/>
+        </w:rPr>
+        <w:t xml:space="preserve">   │  ② 경찰청 교통단속장비 구매 (2nd 벤더, 2027~)</w:t>
+      </w:r>
+      <w:r>
+        <w:br/>
+      </w:r>
+      <w:r>
+        <w:rPr>
+          <w:rStyle w:val="VerbatimChar"/>
+        </w:rPr>
+        <w:t xml:space="preserve">   │  ③ 종합쇼핑몰 MAS (2029~)</w:t>
+      </w:r>
+      <w:r>
+        <w:br/>
+      </w:r>
+      <w:r>
+        <w:rPr>
+          <w:rStyle w:val="VerbatimChar"/>
+        </w:rPr>
+        <w:t xml:space="preserve">   ▼</w:t>
+      </w:r>
+      <w:r>
+        <w:br/>
+      </w:r>
+      <w:r>
+        <w:rPr>
+          <w:rStyle w:val="VerbatimChar"/>
+        </w:rPr>
+        <w:t xml:space="preserve">엠클라비스㈜ (계약 상대방, 완제품 책임)</w:t>
+      </w:r>
+      <w:r>
+        <w:br/>
+      </w:r>
+      <w:r>
+        <w:rPr>
+          <w:rStyle w:val="VerbatimChar"/>
+        </w:rPr>
+        <w:t xml:space="preserve">   ├── 자체: 레이더 · 신호처리 · 제어기 · 관리 S/W · 설치 교육</w:t>
+      </w:r>
+      <w:r>
+        <w:br/>
+      </w:r>
+      <w:r>
+        <w:rPr>
+          <w:rStyle w:val="VerbatimChar"/>
+        </w:rPr>
+        <w:t xml:space="preserve">   ├── ODM: 경광등 광학 · 하우징 · 리프트 (국제산업 / 현도산업 등)</w:t>
+      </w:r>
+      <w:r>
+        <w:br/>
+      </w:r>
+      <w:r>
+        <w:rPr>
+          <w:rStyle w:val="VerbatimChar"/>
+        </w:rPr>
+        <w:t xml:space="preserve">   └── 파트너: 카메라 · ANPR (T3), 사이렌앰프 (규격품)</w:t>
+      </w:r>
+      <w:r>
+        <w:br/>
+      </w:r>
+      <w:r>
+        <w:rPr>
+          <w:rStyle w:val="VerbatimChar"/>
+        </w:rPr>
+        <w:t xml:space="preserve">   (병행) 특장업체 · 현대차 스마트순찰차에 레이더 모듈 공급 → 실적 · 현금흐름</w:t>
+      </w:r>
+    </w:p>
+    <w:bookmarkEnd w:id="71"/>
+    <w:bookmarkStart w:id="72" w:name="Xe7175232cde8cd54a68bb336f0f44d05e4099fa"/>
+    <w:p>
+      <w:pPr>
+        <w:pStyle w:val="Heading3"/>
+      </w:pPr>
+      <w:r>
+        <w:t xml:space="preserve">4.3 영업·관계 구축 계획</w:t>
+      </w:r>
+    </w:p>
+    <w:p>
+      <w:pPr>
+        <w:numPr>
+          <w:ilvl w:val="0"/>
+          <w:numId w:val="1019"/>
+        </w:numPr>
+        <w:pStyle w:val="Compact"/>
+      </w:pPr>
+      <w:r>
         <w:rPr>
           <w:bCs/>
           <w:b/>
@@ -6922,7 +7628,7 @@
       <w:pPr>
         <w:numPr>
           <w:ilvl w:val="0"/>
-          <w:numId w:val="1018"/>
+          <w:numId w:val="1019"/>
         </w:numPr>
         <w:pStyle w:val="Compact"/>
       </w:pPr>
@@ -6944,7 +7650,7 @@
       <w:pPr>
         <w:numPr>
           <w:ilvl w:val="0"/>
-          <w:numId w:val="1018"/>
+          <w:numId w:val="1019"/>
         </w:numPr>
         <w:pStyle w:val="Compact"/>
       </w:pPr>
@@ -6966,7 +7672,7 @@
       <w:pPr>
         <w:numPr>
           <w:ilvl w:val="0"/>
-          <w:numId w:val="1018"/>
+          <w:numId w:val="1019"/>
         </w:numPr>
         <w:pStyle w:val="Compact"/>
       </w:pPr>
@@ -6991,9 +7697,9 @@
         </w:pict>
       </w:r>
     </w:p>
-    <w:bookmarkEnd w:id="68"/>
-    <w:bookmarkEnd w:id="69"/>
-    <w:bookmarkStart w:id="74" w:name="X16dfec2eefe4d1b20585a58fee2d6d5a7dc7bba"/>
+    <w:bookmarkEnd w:id="72"/>
+    <w:bookmarkEnd w:id="73"/>
+    <w:bookmarkStart w:id="78" w:name="X16dfec2eefe4d1b20585a58fee2d6d5a7dc7bba"/>
     <w:p>
       <w:pPr>
         <w:pStyle w:val="Heading2"/>
@@ -7002,7 +7708,7 @@
         <w:t xml:space="preserve">5. 정부 R&amp;D 과제 제안 (1억 원 이상)</w:t>
       </w:r>
     </w:p>
-    <w:bookmarkStart w:id="70" w:name="X42f4009a3db669590c751fbb3fed22ed32f24fc"/>
+    <w:bookmarkStart w:id="74" w:name="X42f4009a3db669590c751fbb3fed22ed32f24fc"/>
     <w:p>
       <w:pPr>
         <w:pStyle w:val="Heading3"/>
@@ -7686,8 +8392,8 @@
         <w:t xml:space="preserve">제외: 창업성장기술개발(디딤돌, 최대 1.5억)은 창업 7년 이내 기업 대상이라 2016년 설립인 당사는 해당하지 않는다.</w:t>
       </w:r>
     </w:p>
-    <w:bookmarkEnd w:id="70"/>
-    <w:bookmarkStart w:id="71" w:name="X67c819a07e035efc4877968467ad22571b9e39a"/>
+    <w:bookmarkEnd w:id="74"/>
+    <w:bookmarkStart w:id="75" w:name="X67c819a07e035efc4877968467ad22571b9e39a"/>
     <w:p>
       <w:pPr>
         <w:pStyle w:val="Heading3"/>
@@ -7887,8 +8593,8 @@
         </w:tc>
       </w:tr>
     </w:tbl>
-    <w:bookmarkEnd w:id="71"/>
-    <w:bookmarkStart w:id="72" w:name="X901c4dae8fc572408b6547bfde359467f3385ef"/>
+    <w:bookmarkEnd w:id="75"/>
+    <w:bookmarkStart w:id="76" w:name="X901c4dae8fc572408b6547bfde359467f3385ef"/>
     <w:p>
       <w:pPr>
         <w:pStyle w:val="Heading3"/>
@@ -7931,7 +8637,7 @@
       <w:pPr>
         <w:numPr>
           <w:ilvl w:val="0"/>
-          <w:numId w:val="1019"/>
+          <w:numId w:val="1020"/>
         </w:numPr>
         <w:pStyle w:val="Compact"/>
       </w:pPr>
@@ -7943,7 +8649,7 @@
       <w:pPr>
         <w:numPr>
           <w:ilvl w:val="0"/>
-          <w:numId w:val="1019"/>
+          <w:numId w:val="1020"/>
         </w:numPr>
         <w:pStyle w:val="Compact"/>
       </w:pPr>
@@ -7955,7 +8661,7 @@
       <w:pPr>
         <w:numPr>
           <w:ilvl w:val="0"/>
-          <w:numId w:val="1019"/>
+          <w:numId w:val="1020"/>
         </w:numPr>
         <w:pStyle w:val="Compact"/>
       </w:pPr>
@@ -8954,8 +9660,8 @@
         <w:t xml:space="preserve">주관: 엠클라비스㈜. 공동: 경광등 ODM 협력사(기구·광학), 카메라·ANPR 협력사(T3 옵션). 참여·수요처: 시도경찰청 또는 고속도로순찰대(실증), 특장업체 또는 완성차(구매동의). 자문: 도로교통공단 또는 대학(교통안전 효과 분석).</w:t>
       </w:r>
     </w:p>
-    <w:bookmarkEnd w:id="72"/>
-    <w:bookmarkStart w:id="73" w:name="Xba262132c9fe7a4a404e05f2292c0b40cb5a1ee"/>
+    <w:bookmarkEnd w:id="76"/>
+    <w:bookmarkStart w:id="77" w:name="Xba262132c9fe7a4a404e05f2292c0b40cb5a1ee"/>
     <w:p>
       <w:pPr>
         <w:pStyle w:val="Heading3"/>
@@ -9212,9 +9918,9 @@
         </w:pict>
       </w:r>
     </w:p>
-    <w:bookmarkEnd w:id="73"/>
-    <w:bookmarkEnd w:id="74"/>
-    <w:bookmarkStart w:id="79" w:name="Xc978f621025a5bcba6afbfcb64df55f9f33fd22"/>
+    <w:bookmarkEnd w:id="77"/>
+    <w:bookmarkEnd w:id="78"/>
+    <w:bookmarkStart w:id="83" w:name="Xc978f621025a5bcba6afbfcb64df55f9f33fd22"/>
     <w:p>
       <w:pPr>
         <w:pStyle w:val="Heading2"/>
@@ -9223,7 +9929,7 @@
         <w:t xml:space="preserve">6. 추진 체계·투자·리스크</w:t>
       </w:r>
     </w:p>
-    <w:bookmarkStart w:id="75" w:name="Xb5e0c2fa6f22aec8d67fceb77410703d790edb2"/>
+    <w:bookmarkStart w:id="79" w:name="Xb5e0c2fa6f22aec8d67fceb77410703d790edb2"/>
     <w:p>
       <w:pPr>
         <w:pStyle w:val="Heading3"/>
@@ -9533,8 +10239,8 @@
         </w:tc>
       </w:tr>
     </w:tbl>
-    <w:bookmarkEnd w:id="75"/>
-    <w:bookmarkStart w:id="76" w:name="X1d5709a2fb07a9b83061843afcfe7671ebaf497"/>
+    <w:bookmarkEnd w:id="79"/>
+    <w:bookmarkStart w:id="80" w:name="X1d5709a2fb07a9b83061843afcfe7671ebaf497"/>
     <w:p>
       <w:pPr>
         <w:pStyle w:val="Heading3"/>
@@ -10048,8 +10754,8 @@
         </w:tc>
       </w:tr>
     </w:tbl>
-    <w:bookmarkEnd w:id="76"/>
-    <w:bookmarkStart w:id="77" w:name="X656b499201f29cb0bfd1b44d4aa90232c14acc1"/>
+    <w:bookmarkEnd w:id="80"/>
+    <w:bookmarkStart w:id="81" w:name="X656b499201f29cb0bfd1b44d4aa90232c14acc1"/>
     <w:p>
       <w:pPr>
         <w:pStyle w:val="Heading3"/>
@@ -10062,7 +10768,7 @@
       <w:pPr>
         <w:numPr>
           <w:ilvl w:val="0"/>
-          <w:numId w:val="1020"/>
+          <w:numId w:val="1021"/>
         </w:numPr>
         <w:pStyle w:val="Compact"/>
       </w:pPr>
@@ -10074,7 +10780,7 @@
       <w:pPr>
         <w:numPr>
           <w:ilvl w:val="0"/>
-          <w:numId w:val="1020"/>
+          <w:numId w:val="1021"/>
         </w:numPr>
         <w:pStyle w:val="Compact"/>
       </w:pPr>
@@ -10086,7 +10792,7 @@
       <w:pPr>
         <w:numPr>
           <w:ilvl w:val="0"/>
-          <w:numId w:val="1020"/>
+          <w:numId w:val="1021"/>
         </w:numPr>
         <w:pStyle w:val="Compact"/>
       </w:pPr>
@@ -10098,7 +10804,7 @@
       <w:pPr>
         <w:numPr>
           <w:ilvl w:val="0"/>
-          <w:numId w:val="1020"/>
+          <w:numId w:val="1021"/>
         </w:numPr>
         <w:pStyle w:val="Compact"/>
       </w:pPr>
@@ -10106,8 +10812,8 @@
         <w:t xml:space="preserve">조달 등록용: 직접생산확인(해당 품목이 중소기업자간 경쟁제품인 경우), 품질보증·A/S 체계 서류.</w:t>
       </w:r>
     </w:p>
-    <w:bookmarkEnd w:id="77"/>
-    <w:bookmarkStart w:id="78" w:name="X8628b0dd78483d39cda747deee661134d6c8449"/>
+    <w:bookmarkEnd w:id="81"/>
+    <w:bookmarkStart w:id="82" w:name="X8628b0dd78483d39cda747deee661134d6c8449"/>
     <w:p>
       <w:pPr>
         <w:pStyle w:val="Heading3"/>
@@ -10504,9 +11210,9 @@
         </w:pict>
       </w:r>
     </w:p>
-    <w:bookmarkEnd w:id="78"/>
-    <w:bookmarkEnd w:id="79"/>
-    <w:bookmarkStart w:id="80" w:name="X4e8dc49815ab1676a00bf9c8d45abb2878baca0"/>
+    <w:bookmarkEnd w:id="82"/>
+    <w:bookmarkEnd w:id="83"/>
+    <w:bookmarkStart w:id="84" w:name="X4e8dc49815ab1676a00bf9c8d45abb2878baca0"/>
     <w:p>
       <w:pPr>
         <w:pStyle w:val="Heading2"/>
@@ -11155,8 +11861,8 @@
         </w:pict>
       </w:r>
     </w:p>
-    <w:bookmarkEnd w:id="80"/>
-    <w:bookmarkStart w:id="81" w:name="X4bad6375d4a4a842bf3029e5eee600621458aeb"/>
+    <w:bookmarkEnd w:id="84"/>
+    <w:bookmarkStart w:id="85" w:name="X4bad6375d4a4a842bf3029e5eee600621458aeb"/>
     <w:p>
       <w:pPr>
         <w:pStyle w:val="Heading2"/>
@@ -11667,8 +12373,8 @@
         </w:pict>
       </w:r>
     </w:p>
-    <w:bookmarkEnd w:id="81"/>
-    <w:bookmarkStart w:id="82" w:name="부록-a-참고-자료"/>
+    <w:bookmarkEnd w:id="85"/>
+    <w:bookmarkStart w:id="86" w:name="부록-a-참고-자료"/>
     <w:p>
       <w:pPr>
         <w:pStyle w:val="Heading2"/>
@@ -11693,7 +12399,7 @@
       <w:pPr>
         <w:numPr>
           <w:ilvl w:val="0"/>
-          <w:numId w:val="1021"/>
+          <w:numId w:val="1022"/>
         </w:numPr>
         <w:pStyle w:val="Compact"/>
       </w:pPr>
@@ -11705,7 +12411,7 @@
       <w:pPr>
         <w:numPr>
           <w:ilvl w:val="0"/>
-          <w:numId w:val="1021"/>
+          <w:numId w:val="1022"/>
         </w:numPr>
         <w:pStyle w:val="Compact"/>
       </w:pPr>
@@ -11717,67 +12423,79 @@
       <w:pPr>
         <w:numPr>
           <w:ilvl w:val="0"/>
-          <w:numId w:val="1021"/>
+          <w:numId w:val="1022"/>
         </w:numPr>
         <w:pStyle w:val="Compact"/>
       </w:pPr>
       <w:r>
-        <w:t xml:space="preserve">국내 규격 자료: ㈜나눔컴퍼니 순찰차 규격서(NN-CARP115 쏘나타, NN-EXPC 렉스턴, NN-COPC 싼타페), 순찰차 공용 통합디바이스 외 2종 규격서(식별번호 24857805), 경기북부 자율방범대 경광등 입찰요청서(규격서). 모두 작성 연도 미확인.</w:t>
+        <w:t xml:space="preserve">Hikvision 벤치마킹 보조 자료(웹 검색 요약, 2026.10.7): IPVM "Where Dahua and Hikvision Are Banned", SecurityInfoWatch·Security Sales의 FCC 신규 인증 금지 보도, 뉴데일리(2019.5)·MTN(2025.11.19) 중국산 CCTV 관련 보도. 원문 확인 전이다.</w:t>
       </w:r>
     </w:p>
     <w:p>
       <w:pPr>
         <w:numPr>
           <w:ilvl w:val="0"/>
-          <w:numId w:val="1021"/>
+          <w:numId w:val="1022"/>
         </w:numPr>
         <w:pStyle w:val="Compact"/>
       </w:pPr>
       <w:r>
-        <w:t xml:space="preserve">「경광등 관련 전세계 동향」(2025.10.31): 글로벌 뉴스·전시·시장 환경 요약.</w:t>
+        <w:t xml:space="preserve">국내 규격 자료: ㈜나눔컴퍼니 순찰차 규격서(NN-CARP115 쏘나타, NN-EXPC 렉스턴, NN-COPC 싼타페), 순찰차 공용 통합디바이스 외 2종 규격서(식별번호 24857805), 경기북부 자율방범대 경광등 입찰요청서(규격서). 모두 작성 연도 미확인.</w:t>
       </w:r>
     </w:p>
     <w:p>
       <w:pPr>
         <w:numPr>
           <w:ilvl w:val="0"/>
-          <w:numId w:val="1021"/>
+          <w:numId w:val="1022"/>
         </w:numPr>
         <w:pStyle w:val="Compact"/>
       </w:pPr>
       <w:r>
-        <w:t xml:space="preserve">「경광등 관련 특허 조사」(2026.4): US5491464A, US9002313B2, US9928737B2, US9791766B2, US10946793B1 분석.</w:t>
+        <w:t xml:space="preserve">「경광등 관련 전세계 동향」(2025.10.31): 글로벌 뉴스·전시·시장 환경 요약.</w:t>
       </w:r>
     </w:p>
     <w:p>
       <w:pPr>
         <w:numPr>
           <w:ilvl w:val="0"/>
-          <w:numId w:val="1021"/>
+          <w:numId w:val="1022"/>
         </w:numPr>
         <w:pStyle w:val="Compact"/>
       </w:pPr>
       <w:r>
-        <w:t xml:space="preserve">「2024년 경찰청 종합쇼핑몰 납품요구 물품 내역」(엑셀, 137건): 나눔컴퍼니 공급 패키지용품·차량 분석.</w:t>
+        <w:t xml:space="preserve">「경광등 관련 특허 조사」(2026.4): US5491464A, US9002313B2, US9928737B2, US9791766B2, US10946793B1 분석.</w:t>
       </w:r>
     </w:p>
     <w:p>
       <w:pPr>
         <w:numPr>
           <w:ilvl w:val="0"/>
-          <w:numId w:val="1021"/>
+          <w:numId w:val="1022"/>
         </w:numPr>
         <w:pStyle w:val="Compact"/>
       </w:pPr>
       <w:r>
-        <w:t xml:space="preserve">경찰청 「K-치안산업 100」(2024.6): 035 스마트 순찰차, 051 차량탑재형 교통단속장비(아이에스앤로드테크), 052 번호판 인식 제어기(모트렉스), 053~058 나눔컴퍼니 경광등·경고등 제품군.</w:t>
+        <w:t xml:space="preserve">「2024년 경찰청 종합쇼핑몰 납품요구 물품 내역」(엑셀, 137건): 나눔컴퍼니 공급 패키지용품·차량 분석.</w:t>
       </w:r>
     </w:p>
     <w:p>
       <w:pPr>
         <w:numPr>
           <w:ilvl w:val="0"/>
-          <w:numId w:val="1021"/>
+          <w:numId w:val="1022"/>
+        </w:numPr>
+        <w:pStyle w:val="Compact"/>
+      </w:pPr>
+      <w:r>
+        <w:t xml:space="preserve">경찰청 「K-치안산업 100」(2024.6): 035 스마트 순찰차, 051 차량탑재형 교통단속장비(아이에스앤로드테크), 052 번호판 인식 제어기(모트렉스), 053~058 나눔컴퍼니 경광등·경고등 제품군.</w:t>
+      </w:r>
+    </w:p>
+    <w:p>
+      <w:pPr>
+        <w:numPr>
+          <w:ilvl w:val="0"/>
+          <w:numId w:val="1022"/>
         </w:numPr>
         <w:pStyle w:val="Compact"/>
       </w:pPr>
@@ -11801,7 +12519,7 @@
       <w:pPr>
         <w:numPr>
           <w:ilvl w:val="0"/>
-          <w:numId w:val="1022"/>
+          <w:numId w:val="1023"/>
         </w:numPr>
         <w:pStyle w:val="Compact"/>
       </w:pPr>
@@ -11813,7 +12531,7 @@
       <w:pPr>
         <w:numPr>
           <w:ilvl w:val="0"/>
-          <w:numId w:val="1022"/>
+          <w:numId w:val="1023"/>
         </w:numPr>
         <w:pStyle w:val="Compact"/>
       </w:pPr>
@@ -11825,7 +12543,7 @@
       <w:pPr>
         <w:numPr>
           <w:ilvl w:val="0"/>
-          <w:numId w:val="1022"/>
+          <w:numId w:val="1023"/>
         </w:numPr>
         <w:pStyle w:val="Compact"/>
       </w:pPr>
@@ -11837,7 +12555,7 @@
       <w:pPr>
         <w:numPr>
           <w:ilvl w:val="0"/>
-          <w:numId w:val="1022"/>
+          <w:numId w:val="1023"/>
         </w:numPr>
         <w:pStyle w:val="Compact"/>
       </w:pPr>
@@ -11849,7 +12567,7 @@
       <w:pPr>
         <w:numPr>
           <w:ilvl w:val="0"/>
-          <w:numId w:val="1022"/>
+          <w:numId w:val="1023"/>
         </w:numPr>
         <w:pStyle w:val="Compact"/>
       </w:pPr>
@@ -11861,7 +12579,7 @@
       <w:pPr>
         <w:numPr>
           <w:ilvl w:val="0"/>
-          <w:numId w:val="1022"/>
+          <w:numId w:val="1023"/>
         </w:numPr>
         <w:pStyle w:val="Compact"/>
       </w:pPr>
@@ -11873,7 +12591,7 @@
       <w:pPr>
         <w:numPr>
           <w:ilvl w:val="0"/>
-          <w:numId w:val="1022"/>
+          <w:numId w:val="1023"/>
         </w:numPr>
         <w:pStyle w:val="Compact"/>
       </w:pPr>
@@ -11885,7 +12603,7 @@
       <w:pPr>
         <w:numPr>
           <w:ilvl w:val="0"/>
-          <w:numId w:val="1022"/>
+          <w:numId w:val="1023"/>
         </w:numPr>
         <w:pStyle w:val="Compact"/>
       </w:pPr>
@@ -11897,7 +12615,7 @@
       <w:pPr>
         <w:numPr>
           <w:ilvl w:val="0"/>
-          <w:numId w:val="1022"/>
+          <w:numId w:val="1023"/>
         </w:numPr>
         <w:pStyle w:val="Compact"/>
       </w:pPr>
@@ -11909,7 +12627,7 @@
       <w:pPr>
         <w:numPr>
           <w:ilvl w:val="0"/>
-          <w:numId w:val="1022"/>
+          <w:numId w:val="1023"/>
         </w:numPr>
         <w:pStyle w:val="Compact"/>
       </w:pPr>
@@ -11917,8 +12635,8 @@
         <w:t xml:space="preserve">조달청 다수공급자계약 요건: 세부품명 거래실례 3건 이상, 품목 1건 이상, 특수관계인 거래 불인정, 3년간 미납품 시 재계약 1년 제한.</w:t>
       </w:r>
     </w:p>
-    <w:bookmarkEnd w:id="82"/>
-    <w:bookmarkStart w:id="83" w:name="부록-b-2024년-경찰청-납품요구-내역-분석-요약"/>
+    <w:bookmarkEnd w:id="86"/>
+    <w:bookmarkStart w:id="87" w:name="부록-b-2024년-경찰청-납품요구-내역-분석-요약"/>
     <w:p>
       <w:pPr>
         <w:pStyle w:val="Heading2"/>
@@ -12236,8 +12954,8 @@
         <w:t xml:space="preserve">가장 큰 단일 건은 2024년 9월 "경찰청 전기다목적순찰차 구매"의 리프트경광등 외 2종 181대(계약단가 610만 원, 납품단가 490만 원, 8.87억 원)이며, 같은 납품요구의 총액은 125.7억 원(차량 포함)이다. 경광등은 차량 가액의 약 7%를 차지한다.</w:t>
       </w:r>
     </w:p>
-    <w:bookmarkEnd w:id="83"/>
-    <w:bookmarkStart w:id="84" w:name="부록-c-특허-조사-요약-20264"/>
+    <w:bookmarkEnd w:id="87"/>
+    <w:bookmarkStart w:id="88" w:name="부록-c-특허-조사-요약-20264"/>
     <w:p>
       <w:pPr>
         <w:pStyle w:val="Heading2"/>
@@ -12669,8 +13387,8 @@
         </w:tc>
       </w:tr>
     </w:tbl>
-    <w:bookmarkEnd w:id="84"/>
-    <w:bookmarkStart w:id="85" w:name="부록-d-용어"/>
+    <w:bookmarkEnd w:id="88"/>
+    <w:bookmarkStart w:id="89" w:name="부록-d-용어"/>
     <w:p>
       <w:pPr>
         <w:pStyle w:val="Heading2"/>
@@ -12683,7 +13401,7 @@
       <w:pPr>
         <w:numPr>
           <w:ilvl w:val="0"/>
-          <w:numId w:val="1023"/>
+          <w:numId w:val="1024"/>
         </w:numPr>
         <w:pStyle w:val="Compact"/>
       </w:pPr>
@@ -12695,7 +13413,7 @@
       <w:pPr>
         <w:numPr>
           <w:ilvl w:val="0"/>
-          <w:numId w:val="1023"/>
+          <w:numId w:val="1024"/>
         </w:numPr>
         <w:pStyle w:val="Compact"/>
       </w:pPr>
@@ -12707,7 +13425,7 @@
       <w:pPr>
         <w:numPr>
           <w:ilvl w:val="0"/>
-          <w:numId w:val="1023"/>
+          <w:numId w:val="1024"/>
         </w:numPr>
         <w:pStyle w:val="Compact"/>
       </w:pPr>
@@ -12719,7 +13437,7 @@
       <w:pPr>
         <w:numPr>
           <w:ilvl w:val="0"/>
-          <w:numId w:val="1023"/>
+          <w:numId w:val="1024"/>
         </w:numPr>
         <w:pStyle w:val="Compact"/>
       </w:pPr>
@@ -12731,7 +13449,7 @@
       <w:pPr>
         <w:numPr>
           <w:ilvl w:val="0"/>
-          <w:numId w:val="1023"/>
+          <w:numId w:val="1024"/>
         </w:numPr>
         <w:pStyle w:val="Compact"/>
       </w:pPr>
@@ -12743,7 +13461,7 @@
       <w:pPr>
         <w:numPr>
           <w:ilvl w:val="0"/>
-          <w:numId w:val="1023"/>
+          <w:numId w:val="1024"/>
         </w:numPr>
         <w:pStyle w:val="Compact"/>
       </w:pPr>
@@ -12755,7 +13473,7 @@
       <w:pPr>
         <w:numPr>
           <w:ilvl w:val="0"/>
-          <w:numId w:val="1023"/>
+          <w:numId w:val="1024"/>
         </w:numPr>
         <w:pStyle w:val="Compact"/>
       </w:pPr>
@@ -12763,8 +13481,8 @@
         <w:t xml:space="preserve">기정원: 중소기업기술정보진흥원. 중기부 R&amp;D 전문기관.</w:t>
       </w:r>
     </w:p>
-    <w:bookmarkEnd w:id="85"/>
-    <w:bookmarkEnd w:id="86"/>
+    <w:bookmarkEnd w:id="89"/>
+    <w:bookmarkEnd w:id="90"/>
     <w:sectPr/>
   </w:body>
 </w:document>
@@ -13183,7 +13901,34 @@
     </w:lvlOverride>
   </w:num>
   <w:num w:numId="1014">
-    <w:abstractNumId w:val="991"/>
+    <w:abstractNumId w:val="99411"/>
+    <w:lvlOverride w:ilvl="0">
+      <w:startOverride w:val="1"/>
+    </w:lvlOverride>
+    <w:lvlOverride w:ilvl="1">
+      <w:startOverride w:val="1"/>
+    </w:lvlOverride>
+    <w:lvlOverride w:ilvl="2">
+      <w:startOverride w:val="1"/>
+    </w:lvlOverride>
+    <w:lvlOverride w:ilvl="3">
+      <w:startOverride w:val="1"/>
+    </w:lvlOverride>
+    <w:lvlOverride w:ilvl="4">
+      <w:startOverride w:val="1"/>
+    </w:lvlOverride>
+    <w:lvlOverride w:ilvl="5">
+      <w:startOverride w:val="1"/>
+    </w:lvlOverride>
+    <w:lvlOverride w:ilvl="6">
+      <w:startOverride w:val="1"/>
+    </w:lvlOverride>
+    <w:lvlOverride w:ilvl="7">
+      <w:startOverride w:val="1"/>
+    </w:lvlOverride>
+    <w:lvlOverride w:ilvl="8">
+      <w:startOverride w:val="1"/>
+    </w:lvlOverride>
   </w:num>
   <w:num w:numId="1015">
     <w:abstractNumId w:val="991"/>
@@ -13210,6 +13955,9 @@
     <w:abstractNumId w:val="991"/>
   </w:num>
   <w:num w:numId="1023">
+    <w:abstractNumId w:val="991"/>
+  </w:num>
+  <w:num w:numId="1024">
     <w:abstractNumId w:val="991"/>
   </w:num>
 </w:numbering>

--- a/docs/사업계획서/2026-10_스마트경찰경광등_사업계획서.docx
+++ b/docs/사업계획서/2026-10_스마트경찰경광등_사업계획서.docx
@@ -2,7 +2,7 @@
 <file path=word/document.xml><?xml version="1.0" encoding="utf-8"?>
 <w:document xmlns:w="http://schemas.openxmlformats.org/wordprocessingml/2006/main" xmlns:m="http://schemas.openxmlformats.org/officeDocument/2006/math" xmlns:r="http://schemas.openxmlformats.org/officeDocument/2006/relationships" xmlns:o="urn:schemas-microsoft-com:office:office" xmlns:v="urn:schemas-microsoft-com:vml" xmlns:w10="urn:schemas-microsoft-com:office:word" xmlns:a="http://schemas.openxmlformats.org/drawingml/2006/main" xmlns:pic="http://schemas.openxmlformats.org/drawingml/2006/picture" xmlns:wp="http://schemas.openxmlformats.org/drawingml/2006/wordprocessingDrawing">
   <w:body>
-    <w:bookmarkStart w:id="90" w:name="국내-스마트-경찰-경광등-사업계획서"/>
+    <w:bookmarkStart w:id="91" w:name="국내-스마트-경찰-경광등-사업계획서"/>
     <w:p>
       <w:pPr>
         <w:pStyle w:val="Heading1"/>
@@ -937,6 +937,28 @@
       </w:r>
       <w:r>
         <w:t xml:space="preserve">3장 목표 규격은 기존 레이더 규격에서 가져온 초안이며, 이동 플랫폼 성능은 아직 검증되지 않았다.</w:t>
+      </w:r>
+    </w:p>
+    <w:p>
+      <w:pPr>
+        <w:numPr>
+          <w:ilvl w:val="0"/>
+          <w:numId w:val="1003"/>
+        </w:numPr>
+        <w:pStyle w:val="Compact"/>
+      </w:pPr>
+      <w:r>
+        <w:rPr>
+          <w:bCs/>
+          <w:b/>
+        </w:rPr>
+        <w:t xml:space="preserve">"왜 아직 없는가"(2.6장).</w:t>
+      </w:r>
+      <w:r>
+        <w:t xml:space="preserve"> </w:t>
+      </w:r>
+      <w:r>
+        <w:t xml:space="preserve">국내에 일체형이 없는 이유를 직접 설명하는 자료는 찾지 못했다. 원인 여섯 가지는 외부 자료로 추정한 것이며, 개인정보보호법 관련 내용은 서울신문 단독 보도와 후속 보도를 검색 요약으로만 확인했다(원문 미열람, 소송 결과·개인정보위 후속 조치 미확인). 인터뷰와 시장조사로 확인한다.</w:t>
       </w:r>
     </w:p>
     <w:p>
@@ -3088,7 +3110,7 @@
     </w:p>
     <w:bookmarkEnd w:id="50"/>
     <w:bookmarkEnd w:id="51"/>
-    <w:bookmarkStart w:id="60" w:name="X07b9dbd1035f2a9ee40ed798f31cd8504e9a9d4"/>
+    <w:bookmarkStart w:id="61" w:name="X07b9dbd1035f2a9ee40ed798f31cd8504e9a9d4"/>
     <w:p>
       <w:pPr>
         <w:pStyle w:val="Heading2"/>
@@ -5200,8 +5222,631 @@
       </w:r>
     </w:p>
     <w:bookmarkEnd w:id="59"/>
+    <w:bookmarkStart w:id="60" w:name="Xeb4454c6f2a8fcb61008a19bfe9260a562abb1c"/>
+    <w:p>
+      <w:pPr>
+        <w:pStyle w:val="Heading3"/>
+      </w:pPr>
+      <w:r>
+        <w:t xml:space="preserve">2.6 왜 아직 없는가: 해외형 스마트 경광등이 국내에 들어오지 않은 이유</w:t>
+      </w:r>
+    </w:p>
+    <w:p>
+      <w:pPr>
+        <w:pStyle w:val="FirstParagraph"/>
+      </w:pPr>
+      <w:r>
+        <w:t xml:space="preserve">해외에는 라이트바에 센서를 넣은 제품이 있지만 국내에서는 센서 일체형 경광등을 찾지 못했다. 같은 기능이 없는 것은 아니다. 주행 중 과속단속은 탑재형 교통단속장비(2021년 말 암행순찰차 17대 시범, 이후 42대 확대 계획 보도)로, 번호판 인식은 모트렉스 제어기(2022년 시범 이후 2025년 말까지 누적 6,500대 이상 납품 보도)로 이미</w:t>
+      </w:r>
+      <w:r>
+        <w:t xml:space="preserve"> </w:t>
+      </w:r>
+      <w:r>
+        <w:rPr>
+          <w:bCs/>
+          <w:b/>
+        </w:rPr>
+        <w:t xml:space="preserve">별도 장비</w:t>
+      </w:r>
+      <w:r>
+        <w:t xml:space="preserve"> </w:t>
+      </w:r>
+      <w:r>
+        <w:t xml:space="preserve">형태로 쓰이고 있다. 없는 것은 센서를 경광등에 넣은 일체형이다.</w:t>
+      </w:r>
+    </w:p>
+    <w:p>
+      <w:pPr>
+        <w:pStyle w:val="BodyText"/>
+      </w:pPr>
+      <w:r>
+        <w:t xml:space="preserve">이 이유를 직접 설명하는 자료는 찾지 못했다. 아래는 확인한 자료로 추정한 원인이며, 근거 강도를 함께 적었다.</w:t>
+      </w:r>
+    </w:p>
+    <w:tbl>
+      <w:tblPr>
+        <w:tblStyle w:val="Table"/>
+        <w:tblW w:type="auto" w:w="0"/>
+        <w:jc w:val="start"/>
+        <w:tblBorders>
+          <w:top w:val="single" w:sz="4" w:space="0" w:color="BFBFBF"/>
+          <w:left w:val="single" w:sz="4" w:space="0" w:color="BFBFBF"/>
+          <w:bottom w:val="single" w:sz="4" w:space="0" w:color="BFBFBF"/>
+          <w:right w:val="single" w:sz="4" w:space="0" w:color="BFBFBF"/>
+          <w:insideH w:val="single" w:sz="4" w:space="0" w:color="BFBFBF"/>
+          <w:insideV w:val="single" w:sz="4" w:space="0" w:color="BFBFBF"/>
+        </w:tblBorders>
+        <w:tblLook w:firstRow="1" w:lastRow="0" w:firstColumn="0" w:lastColumn="0" w:noHBand="0" w:noVBand="0" w:val="0020"/>
+      </w:tblPr>
+      <w:tblGrid>
+        <w:gridCol w:w="1584"/>
+        <w:gridCol w:w="1584"/>
+        <w:gridCol w:w="1584"/>
+        <w:gridCol w:w="1584"/>
+        <w:gridCol w:w="1584"/>
+      </w:tblGrid>
+      <w:tr>
+        <w:trPr>
+          <w:tblHeader w:val="true"/>
+        </w:trPr>
+        <w:tc>
+          <w:tcPr>
+            <w:shd w:val="clear" w:color="auto" w:fill="E8EEF7"/>
+          </w:tcPr>
+          <w:p>
+            <w:pPr>
+              <w:pStyle w:val="Compact"/>
+              <w:jc w:val="left"/>
+            </w:pPr>
+            <w:r>
+              <w:rPr>
+                <w:b/>
+              </w:rPr>
+              <w:t xml:space="preserve">순위</w:t>
+            </w:r>
+          </w:p>
+        </w:tc>
+        <w:tc>
+          <w:tcPr>
+            <w:shd w:val="clear" w:color="auto" w:fill="E8EEF7"/>
+          </w:tcPr>
+          <w:p>
+            <w:pPr>
+              <w:pStyle w:val="Compact"/>
+              <w:jc w:val="left"/>
+            </w:pPr>
+            <w:r>
+              <w:rPr>
+                <w:b/>
+              </w:rPr>
+              <w:t xml:space="preserve">추정 원인</w:t>
+            </w:r>
+          </w:p>
+        </w:tc>
+        <w:tc>
+          <w:tcPr>
+            <w:shd w:val="clear" w:color="auto" w:fill="E8EEF7"/>
+          </w:tcPr>
+          <w:p>
+            <w:pPr>
+              <w:pStyle w:val="Compact"/>
+              <w:jc w:val="left"/>
+            </w:pPr>
+            <w:r>
+              <w:rPr>
+                <w:b/>
+              </w:rPr>
+              <w:t xml:space="preserve">근거</w:t>
+            </w:r>
+          </w:p>
+        </w:tc>
+        <w:tc>
+          <w:tcPr>
+            <w:shd w:val="clear" w:color="auto" w:fill="E8EEF7"/>
+          </w:tcPr>
+          <w:p>
+            <w:pPr>
+              <w:pStyle w:val="Compact"/>
+              <w:jc w:val="left"/>
+            </w:pPr>
+            <w:r>
+              <w:rPr>
+                <w:b/>
+              </w:rPr>
+              <w:t xml:space="preserve">강도</w:t>
+            </w:r>
+          </w:p>
+        </w:tc>
+        <w:tc>
+          <w:tcPr>
+            <w:shd w:val="clear" w:color="auto" w:fill="E8EEF7"/>
+          </w:tcPr>
+          <w:p>
+            <w:pPr>
+              <w:pStyle w:val="Compact"/>
+              <w:jc w:val="left"/>
+            </w:pPr>
+            <w:r>
+              <w:rPr>
+                <w:b/>
+              </w:rPr>
+              <w:t xml:space="preserve">당사 설계의 대응</w:t>
+            </w:r>
+          </w:p>
+        </w:tc>
+      </w:tr>
+      <w:tr>
+        <w:tc>
+          <w:tcPr/>
+          <w:p>
+            <w:pPr>
+              <w:pStyle w:val="Compact"/>
+              <w:jc w:val="left"/>
+            </w:pPr>
+            <w:r>
+              <w:t xml:space="preserve">1</w:t>
+            </w:r>
+          </w:p>
+        </w:tc>
+        <w:tc>
+          <w:tcPr/>
+          <w:p>
+            <w:pPr>
+              <w:pStyle w:val="Compact"/>
+              <w:jc w:val="left"/>
+            </w:pPr>
+            <w:r>
+              <w:rPr>
+                <w:bCs/>
+                <w:b/>
+              </w:rPr>
+              <w:t xml:space="preserve">조달 구조에 신제품이 들어갈 자리가 없다.</w:t>
+            </w:r>
+            <w:r>
+              <w:t xml:space="preserve"> </w:t>
+            </w:r>
+            <w:r>
+              <w:t xml:space="preserve">경광등은 차량 패키지의 일부이고 나눔컴퍼니 규격서가 사양을 정한다. 수요기관은 경광등 브랜드를 고르지 않는다</w:t>
+            </w:r>
+          </w:p>
+        </w:tc>
+        <w:tc>
+          <w:tcPr/>
+          <w:p>
+            <w:pPr>
+              <w:pStyle w:val="Compact"/>
+              <w:jc w:val="left"/>
+            </w:pPr>
+            <w:r>
+              <w:t xml:space="preserve">2.2장, 2.5장 규격서 분석</w:t>
+            </w:r>
+          </w:p>
+        </w:tc>
+        <w:tc>
+          <w:tcPr/>
+          <w:p>
+            <w:pPr>
+              <w:pStyle w:val="Compact"/>
+              <w:jc w:val="left"/>
+            </w:pPr>
+            <w:r>
+              <w:t xml:space="preserve">높음</w:t>
+            </w:r>
+          </w:p>
+        </w:tc>
+        <w:tc>
+          <w:tcPr/>
+          <w:p>
+            <w:pPr>
+              <w:pStyle w:val="Compact"/>
+              <w:jc w:val="left"/>
+            </w:pPr>
+            <w:r>
+              <w:t xml:space="preserve">규격 반영 경로(E), 통합디바이스 연동</w:t>
+            </w:r>
+          </w:p>
+        </w:tc>
+      </w:tr>
+      <w:tr>
+        <w:tc>
+          <w:tcPr/>
+          <w:p>
+            <w:pPr>
+              <w:pStyle w:val="Compact"/>
+              <w:jc w:val="left"/>
+            </w:pPr>
+            <w:r>
+              <w:t xml:space="preserve">2</w:t>
+            </w:r>
+          </w:p>
+        </w:tc>
+        <w:tc>
+          <w:tcPr/>
+          <w:p>
+            <w:pPr>
+              <w:pStyle w:val="Compact"/>
+              <w:jc w:val="left"/>
+            </w:pPr>
+            <w:r>
+              <w:rPr>
+                <w:bCs/>
+                <w:b/>
+              </w:rPr>
+              <w:t xml:space="preserve">영상을 쓰는 일체형은 법적 부담이 크다.</w:t>
+            </w:r>
+            <w:r>
+              <w:t xml:space="preserve"> </w:t>
+            </w:r>
+            <w:r>
+              <w:t xml:space="preserve">2023년 9월 개인정보보호법과 시행령 개정으로 이동형 영상기기는 촬영 사실 표시가 의무가 됐다. 경찰이 이를 모르고 암행 순찰차를 약 10개월 운영해 위법 논란이 보도됐다</w:t>
+            </w:r>
+          </w:p>
+        </w:tc>
+        <w:tc>
+          <w:tcPr/>
+          <w:p>
+            <w:pPr>
+              <w:pStyle w:val="Compact"/>
+              <w:jc w:val="left"/>
+            </w:pPr>
+            <w:r>
+              <w:t xml:space="preserve">서울신문 단독(2024.6.27), 한국경제(2024.8.4) 후속 보도</w:t>
+            </w:r>
+          </w:p>
+        </w:tc>
+        <w:tc>
+          <w:tcPr/>
+          <w:p>
+            <w:pPr>
+              <w:pStyle w:val="Compact"/>
+              <w:jc w:val="left"/>
+            </w:pPr>
+            <w:r>
+              <w:t xml:space="preserve">중간(복수 매체가 같은 사실 보도, 원문 미확인)</w:t>
+            </w:r>
+          </w:p>
+        </w:tc>
+        <w:tc>
+          <w:tcPr/>
+          <w:p>
+            <w:pPr>
+              <w:pStyle w:val="Compact"/>
+              <w:jc w:val="left"/>
+            </w:pPr>
+            <w:r>
+              <w:t xml:space="preserve">T2는 영상 저장·식별 없음. 영상은 T3에서 파트너와 법무 검토 후</w:t>
+            </w:r>
+          </w:p>
+        </w:tc>
+      </w:tr>
+      <w:tr>
+        <w:tc>
+          <w:tcPr/>
+          <w:p>
+            <w:pPr>
+              <w:pStyle w:val="Compact"/>
+              <w:jc w:val="left"/>
+            </w:pPr>
+            <w:r>
+              <w:t xml:space="preserve">3</w:t>
+            </w:r>
+          </w:p>
+        </w:tc>
+        <w:tc>
+          <w:tcPr/>
+          <w:p>
+            <w:pPr>
+              <w:pStyle w:val="Compact"/>
+              <w:jc w:val="left"/>
+            </w:pPr>
+            <w:r>
+              <w:rPr>
+                <w:bCs/>
+                <w:b/>
+              </w:rPr>
+              <w:t xml:space="preserve">필요한 기능이 이미 따로 해결돼 있다.</w:t>
+            </w:r>
+            <w:r>
+              <w:t xml:space="preserve"> </w:t>
+            </w:r>
+            <w:r>
+              <w:t xml:space="preserve">탑재형 단속장비와 번호판 인식이 별도 장비로 운영되어 일체형으로 바꿀 급한 이유가 적다</w:t>
+            </w:r>
+          </w:p>
+        </w:tc>
+        <w:tc>
+          <w:tcPr/>
+          <w:p>
+            <w:pPr>
+              <w:pStyle w:val="Compact"/>
+              <w:jc w:val="left"/>
+            </w:pPr>
+            <w:r>
+              <w:t xml:space="preserve">1.2장, 2.4장, 언론 보도</w:t>
+            </w:r>
+          </w:p>
+        </w:tc>
+        <w:tc>
+          <w:tcPr/>
+          <w:p>
+            <w:pPr>
+              <w:pStyle w:val="Compact"/>
+              <w:jc w:val="left"/>
+            </w:pPr>
+            <w:r>
+              <w:t xml:space="preserve">중간</w:t>
+            </w:r>
+          </w:p>
+        </w:tc>
+        <w:tc>
+          <w:tcPr/>
+          <w:p>
+            <w:pPr>
+              <w:pStyle w:val="Compact"/>
+              <w:jc w:val="left"/>
+            </w:pPr>
+            <w:r>
+              <w:t xml:space="preserve">정차 중 후방 접근 경보처럼 기존 장비가 비운 기능으로 진입</w:t>
+            </w:r>
+          </w:p>
+        </w:tc>
+      </w:tr>
+      <w:tr>
+        <w:tc>
+          <w:tcPr/>
+          <w:p>
+            <w:pPr>
+              <w:pStyle w:val="Compact"/>
+              <w:jc w:val="left"/>
+            </w:pPr>
+            <w:r>
+              <w:t xml:space="preserve">4</w:t>
+            </w:r>
+          </w:p>
+        </w:tc>
+        <w:tc>
+          <w:tcPr/>
+          <w:p>
+            <w:pPr>
+              <w:pStyle w:val="Compact"/>
+              <w:jc w:val="left"/>
+            </w:pPr>
+            <w:r>
+              <w:rPr>
+                <w:bCs/>
+                <w:b/>
+              </w:rPr>
+              <w:t xml:space="preserve">해외 제품의 진입 장벽이 높다.</w:t>
+            </w:r>
+            <w:r>
+              <w:t xml:space="preserve"> </w:t>
+            </w:r>
+            <w:r>
+              <w:t xml:space="preserve">KC·전파 인증, 구조변경 승인, 교통안전공단 실차 검사, 국내 규격서 적합성이 필요하다. 중소기업제품 공공구매 제도와 중국 제조사 보안 우려도 변수다</w:t>
+            </w:r>
+          </w:p>
+        </w:tc>
+        <w:tc>
+          <w:tcPr/>
+          <w:p>
+            <w:pPr>
+              <w:pStyle w:val="Compact"/>
+              <w:jc w:val="left"/>
+            </w:pPr>
+            <w:r>
+              <w:t xml:space="preserve">2.5장, 3.5장, 일반 정책 자료</w:t>
+            </w:r>
+          </w:p>
+        </w:tc>
+        <w:tc>
+          <w:tcPr/>
+          <w:p>
+            <w:pPr>
+              <w:pStyle w:val="Compact"/>
+              <w:jc w:val="left"/>
+            </w:pPr>
+            <w:r>
+              <w:t xml:space="preserve">낮음~중간(경찰 장비에 직접 적용된 사례는 못 찾음)</w:t>
+            </w:r>
+          </w:p>
+        </w:tc>
+        <w:tc>
+          <w:tcPr/>
+          <w:p>
+            <w:pPr>
+              <w:pStyle w:val="Compact"/>
+              <w:jc w:val="left"/>
+            </w:pPr>
+            <w:r>
+              <w:t xml:space="preserve">국산, KC 보유 레이더, 국내 A/S</w:t>
+            </w:r>
+          </w:p>
+        </w:tc>
+      </w:tr>
+      <w:tr>
+        <w:tc>
+          <w:tcPr/>
+          <w:p>
+            <w:pPr>
+              <w:pStyle w:val="Compact"/>
+              <w:jc w:val="left"/>
+            </w:pPr>
+            <w:r>
+              <w:t xml:space="preserve">5</w:t>
+            </w:r>
+          </w:p>
+        </w:tc>
+        <w:tc>
+          <w:tcPr/>
+          <w:p>
+            <w:pPr>
+              <w:pStyle w:val="Compact"/>
+              <w:jc w:val="left"/>
+            </w:pPr>
+            <w:r>
+              <w:rPr>
+                <w:bCs/>
+                <w:b/>
+              </w:rPr>
+              <w:t xml:space="preserve">시장이 작아 해외 업체의 현지화 유인이 적다.</w:t>
+            </w:r>
+            <w:r>
+              <w:t xml:space="preserve"> </w:t>
+            </w:r>
+            <w:r>
+              <w:t xml:space="preserve">경광등 연 1,000~1,200대는 당사 가정이다. 해외에서도 대량 납품이 확인된 것은 VITRONIC 폴란드 102대뿐이다</w:t>
+            </w:r>
+          </w:p>
+        </w:tc>
+        <w:tc>
+          <w:tcPr/>
+          <w:p>
+            <w:pPr>
+              <w:pStyle w:val="Compact"/>
+              <w:jc w:val="left"/>
+            </w:pPr>
+            <w:r>
+              <w:t xml:space="preserve">2.1장, 1.1장</w:t>
+            </w:r>
+          </w:p>
+        </w:tc>
+        <w:tc>
+          <w:tcPr/>
+          <w:p>
+            <w:pPr>
+              <w:pStyle w:val="Compact"/>
+              <w:jc w:val="left"/>
+            </w:pPr>
+            <w:r>
+              <w:t xml:space="preserve">추정</w:t>
+            </w:r>
+          </w:p>
+        </w:tc>
+        <w:tc>
+          <w:tcPr/>
+          <w:p>
+            <w:pPr>
+              <w:pStyle w:val="Compact"/>
+              <w:jc w:val="left"/>
+            </w:pPr>
+            <w:r>
+              <w:t xml:space="preserve">레이더 모듈 공급 등 간접 경로로 시장 규모 제약을 완화</w:t>
+            </w:r>
+          </w:p>
+        </w:tc>
+      </w:tr>
+      <w:tr>
+        <w:tc>
+          <w:tcPr/>
+          <w:p>
+            <w:pPr>
+              <w:pStyle w:val="Compact"/>
+              <w:jc w:val="left"/>
+            </w:pPr>
+            <w:r>
+              <w:t xml:space="preserve">6</w:t>
+            </w:r>
+          </w:p>
+        </w:tc>
+        <w:tc>
+          <w:tcPr/>
+          <w:p>
+            <w:pPr>
+              <w:pStyle w:val="Compact"/>
+              <w:jc w:val="left"/>
+            </w:pPr>
+            <w:r>
+              <w:rPr>
+                <w:bCs/>
+                <w:b/>
+              </w:rPr>
+              <w:t xml:space="preserve">경찰 내부 우선순위에서 밀린다.</w:t>
+            </w:r>
+            <w:r>
+              <w:t xml:space="preserve"> </w:t>
+            </w:r>
+            <w:r>
+              <w:t xml:space="preserve">예산과 관심이 전기차 전환, AI 순찰차(2026년 4월 공개, 6월 양천·관악 시범), 카메라·태블릿 연동에 쏠려 있다. 2023~2024년 납품 순찰차 616대에서 녹화 카메라 연동이 안 됐다는 보도도 있어, 새 장비의 연동을 꺼릴 수 있다</w:t>
+            </w:r>
+          </w:p>
+        </w:tc>
+        <w:tc>
+          <w:tcPr/>
+          <w:p>
+            <w:pPr>
+              <w:pStyle w:val="Compact"/>
+              <w:jc w:val="left"/>
+            </w:pPr>
+            <w:r>
+              <w:t xml:space="preserve">언론 보도(일요시사, 헤럴드경제 등)</w:t>
+            </w:r>
+          </w:p>
+        </w:tc>
+        <w:tc>
+          <w:tcPr/>
+          <w:p>
+            <w:pPr>
+              <w:pStyle w:val="Compact"/>
+              <w:jc w:val="left"/>
+            </w:pPr>
+            <w:r>
+              <w:t xml:space="preserve">추정</w:t>
+            </w:r>
+          </w:p>
+        </w:tc>
+        <w:tc>
+          <w:tcPr/>
+          <w:p>
+            <w:pPr>
+              <w:pStyle w:val="Compact"/>
+              <w:jc w:val="left"/>
+            </w:pPr>
+            <w:r>
+              <w:t xml:space="preserve">연동 시험 성적서와 체크리스트를 납품 서류에 포함</w:t>
+            </w:r>
+          </w:p>
+        </w:tc>
+      </w:tr>
+    </w:tbl>
+    <w:p>
+      <w:pPr>
+        <w:pStyle w:val="BodyText"/>
+      </w:pPr>
+      <w:r>
+        <w:rPr>
+          <w:bCs/>
+          <w:b/>
+        </w:rPr>
+        <w:t xml:space="preserve">확인하지 못한 것.</w:t>
+      </w:r>
+      <w:r>
+        <w:t xml:space="preserve"> </w:t>
+      </w:r>
+      <w:r>
+        <w:t xml:space="preserve">해외 라이트바가 국내에 소개됐다가 거절된 사례가 있는지는 찾지 못했다. 시도 자체가 없었을 가능성이 크다. 속도측정 장비의 계량법상 형식승인·검정이 이동식 라이트바에 어떻게 적용되는지도 확인하지 못했다. 경찰 담당자의 실제 판단은 알 수 없으므로 0단계 인터뷰에서 확인한다.</w:t>
+      </w:r>
+    </w:p>
+    <w:p>
+      <w:pPr>
+        <w:pStyle w:val="BodyText"/>
+      </w:pPr>
+      <w:r>
+        <w:rPr>
+          <w:bCs/>
+          <w:b/>
+        </w:rPr>
+        <w:t xml:space="preserve">시사점.</w:t>
+      </w:r>
+      <w:r>
+        <w:t xml:space="preserve"> </w:t>
+      </w:r>
+      <w:r>
+        <w:t xml:space="preserve">원인 1~3은 당사 설계와 맞닿아 있다. T2가 영상을 저장하지 않고, 규격서와 통합디바이스 연동으로 들어가며, 기존 장비가 비운 후방 접근 경보로 진입하는 구성이 이 장벽들을 피한다. 반면 원인 6은 당사가 바꿀 수 없다. 경찰이 후방 접근 경보를 필요로 하는지는 현장 인터뷰와 실증으로만 확인된다. 인터뷰에서는 세 가지를 묻는다. 일체형을 검토한 적이 있는지, 후방 접근 경보가 필요한지, 영상 없는 레이더 경광등도 개인정보 쪽 부담이 되는지다.</w:t>
+      </w:r>
+    </w:p>
     <w:bookmarkEnd w:id="60"/>
-    <w:bookmarkStart w:id="69" w:name="Xd430b57903e1a66a1aa0d973154eeb59a1c5fa0"/>
+    <w:bookmarkEnd w:id="61"/>
+    <w:bookmarkStart w:id="70" w:name="Xd430b57903e1a66a1aa0d973154eeb59a1c5fa0"/>
     <w:p>
       <w:pPr>
         <w:pStyle w:val="Heading2"/>
@@ -5210,7 +5855,7 @@
         <w:t xml:space="preserve">3. 제품 개념: 레이더 일체형 스마트 경찰 경광등</w:t>
       </w:r>
     </w:p>
-    <w:bookmarkStart w:id="61" w:name="Xb09b694873f934f7f5a2230590283bd6be23a3e"/>
+    <w:bookmarkStart w:id="62" w:name="Xb09b694873f934f7f5a2230590283bd6be23a3e"/>
     <w:p>
       <w:pPr>
         <w:pStyle w:val="Heading3"/>
@@ -5498,8 +6143,8 @@
         </w:tc>
       </w:tr>
     </w:tbl>
-    <w:bookmarkEnd w:id="61"/>
-    <w:bookmarkStart w:id="62" w:name="X5a75d3ee1dca15a316ec8e5a75b7d973c044572"/>
+    <w:bookmarkEnd w:id="62"/>
+    <w:bookmarkStart w:id="63" w:name="X5a75d3ee1dca15a316ec8e5a75b7d973c044572"/>
     <w:p>
       <w:pPr>
         <w:pStyle w:val="Heading3"/>
@@ -5775,8 +6420,8 @@
         </w:tc>
       </w:tr>
     </w:tbl>
-    <w:bookmarkEnd w:id="62"/>
-    <w:bookmarkStart w:id="63" w:name="Xd1d48ad25c234caa4e2de3dcb739677e7746b2c"/>
+    <w:bookmarkEnd w:id="63"/>
+    <w:bookmarkStart w:id="64" w:name="Xd1d48ad25c234caa4e2de3dcb739677e7746b2c"/>
     <w:p>
       <w:pPr>
         <w:pStyle w:val="Heading3"/>
@@ -6204,8 +6849,8 @@
         </w:tc>
       </w:tr>
     </w:tbl>
-    <w:bookmarkEnd w:id="63"/>
-    <w:bookmarkStart w:id="64" w:name="Xe3e661673b970f5e427c8480e35ea89fb777282"/>
+    <w:bookmarkEnd w:id="64"/>
+    <w:bookmarkStart w:id="65" w:name="Xe3e661673b970f5e427c8480e35ea89fb777282"/>
     <w:p>
       <w:pPr>
         <w:pStyle w:val="Heading3"/>
@@ -6585,8 +7230,8 @@
         </w:tc>
       </w:tr>
     </w:tbl>
-    <w:bookmarkEnd w:id="64"/>
-    <w:bookmarkStart w:id="68" w:name="X466862c22c18ca499fe359adee2a1f366cead55"/>
+    <w:bookmarkEnd w:id="65"/>
+    <w:bookmarkStart w:id="69" w:name="X466862c22c18ca499fe359adee2a1f366cead55"/>
     <w:p>
       <w:pPr>
         <w:pStyle w:val="Heading3"/>
@@ -6612,18 +7257,18 @@
           <wp:inline>
             <wp:extent cx="5334000" cy="2104669"/>
             <wp:effectExtent b="0" l="0" r="0" t="0"/>
-            <wp:docPr descr="Hikvision 시스템 구성 (제조사 리플릿)" title="" id="66" name="Picture"/>
+            <wp:docPr descr="Hikvision 시스템 구성 (제조사 리플릿)" title="" id="67" name="Picture"/>
             <a:graphic>
               <a:graphicData uri="http://schemas.openxmlformats.org/drawingml/2006/picture">
                 <pic:pic>
                   <pic:nvPicPr>
-                    <pic:cNvPr descr="Hikvision_System.jpg" id="67" name="Picture"/>
+                    <pic:cNvPr descr="Hikvision_System.jpg" id="68" name="Picture"/>
                     <pic:cNvPicPr>
                       <a:picLocks noChangeArrowheads="1" noChangeAspect="1"/>
                     </pic:cNvPicPr>
                   </pic:nvPicPr>
                   <pic:blipFill>
-                    <a:blip r:embed="rId65"/>
+                    <a:blip r:embed="rId66"/>
                     <a:stretch>
                       <a:fillRect/>
                     </a:stretch>
@@ -7238,9 +7883,9 @@
         </w:pict>
       </w:r>
     </w:p>
-    <w:bookmarkEnd w:id="68"/>
     <w:bookmarkEnd w:id="69"/>
-    <w:bookmarkStart w:id="73" w:name="Xe65bbaaa6e42c3aec74bb2bd8084c173236abea"/>
+    <w:bookmarkEnd w:id="70"/>
+    <w:bookmarkStart w:id="74" w:name="Xe65bbaaa6e42c3aec74bb2bd8084c173236abea"/>
     <w:p>
       <w:pPr>
         <w:pStyle w:val="Heading2"/>
@@ -7249,7 +7894,7 @@
         <w:t xml:space="preserve">4. 사업화 전략과 경찰청 직납 로드맵</w:t>
       </w:r>
     </w:p>
-    <w:bookmarkStart w:id="70" w:name="Xd3ab8492e3665e4480549d211c68f275b35010d"/>
+    <w:bookmarkStart w:id="71" w:name="Xd3ab8492e3665e4480549d211c68f275b35010d"/>
     <w:p>
       <w:pPr>
         <w:pStyle w:val="Heading3"/>
@@ -7490,8 +8135,8 @@
         <w:t xml:space="preserve">2030년 이후 연 1,000대, 소방·지자체·해외(동남아 치안한류 채널) 확장.</w:t>
       </w:r>
     </w:p>
-    <w:bookmarkEnd w:id="70"/>
-    <w:bookmarkStart w:id="71" w:name="X559b84e42fcc4d74a6686848ac51a9158dcb6b8"/>
+    <w:bookmarkEnd w:id="71"/>
+    <w:bookmarkStart w:id="72" w:name="X559b84e42fcc4d74a6686848ac51a9158dcb6b8"/>
     <w:p>
       <w:pPr>
         <w:pStyle w:val="Heading3"/>
@@ -7592,8 +8237,8 @@
         <w:t xml:space="preserve">   (병행) 특장업체 · 현대차 스마트순찰차에 레이더 모듈 공급 → 실적 · 현금흐름</w:t>
       </w:r>
     </w:p>
-    <w:bookmarkEnd w:id="71"/>
-    <w:bookmarkStart w:id="72" w:name="Xe7175232cde8cd54a68bb336f0f44d05e4099fa"/>
+    <w:bookmarkEnd w:id="72"/>
+    <w:bookmarkStart w:id="73" w:name="Xe7175232cde8cd54a68bb336f0f44d05e4099fa"/>
     <w:p>
       <w:pPr>
         <w:pStyle w:val="Heading3"/>
@@ -7697,9 +8342,9 @@
         </w:pict>
       </w:r>
     </w:p>
-    <w:bookmarkEnd w:id="72"/>
     <w:bookmarkEnd w:id="73"/>
-    <w:bookmarkStart w:id="78" w:name="X16dfec2eefe4d1b20585a58fee2d6d5a7dc7bba"/>
+    <w:bookmarkEnd w:id="74"/>
+    <w:bookmarkStart w:id="79" w:name="X16dfec2eefe4d1b20585a58fee2d6d5a7dc7bba"/>
     <w:p>
       <w:pPr>
         <w:pStyle w:val="Heading2"/>
@@ -7708,7 +8353,7 @@
         <w:t xml:space="preserve">5. 정부 R&amp;D 과제 제안 (1억 원 이상)</w:t>
       </w:r>
     </w:p>
-    <w:bookmarkStart w:id="74" w:name="X42f4009a3db669590c751fbb3fed22ed32f24fc"/>
+    <w:bookmarkStart w:id="75" w:name="X42f4009a3db669590c751fbb3fed22ed32f24fc"/>
     <w:p>
       <w:pPr>
         <w:pStyle w:val="Heading3"/>
@@ -8392,8 +9037,8 @@
         <w:t xml:space="preserve">제외: 창업성장기술개발(디딤돌, 최대 1.5억)은 창업 7년 이내 기업 대상이라 2016년 설립인 당사는 해당하지 않는다.</w:t>
       </w:r>
     </w:p>
-    <w:bookmarkEnd w:id="74"/>
-    <w:bookmarkStart w:id="75" w:name="X67c819a07e035efc4877968467ad22571b9e39a"/>
+    <w:bookmarkEnd w:id="75"/>
+    <w:bookmarkStart w:id="76" w:name="X67c819a07e035efc4877968467ad22571b9e39a"/>
     <w:p>
       <w:pPr>
         <w:pStyle w:val="Heading3"/>
@@ -8593,8 +9238,8 @@
         </w:tc>
       </w:tr>
     </w:tbl>
-    <w:bookmarkEnd w:id="75"/>
-    <w:bookmarkStart w:id="76" w:name="X901c4dae8fc572408b6547bfde359467f3385ef"/>
+    <w:bookmarkEnd w:id="76"/>
+    <w:bookmarkStart w:id="77" w:name="X901c4dae8fc572408b6547bfde359467f3385ef"/>
     <w:p>
       <w:pPr>
         <w:pStyle w:val="Heading3"/>
@@ -9660,8 +10305,8 @@
         <w:t xml:space="preserve">주관: 엠클라비스㈜. 공동: 경광등 ODM 협력사(기구·광학), 카메라·ANPR 협력사(T3 옵션). 참여·수요처: 시도경찰청 또는 고속도로순찰대(실증), 특장업체 또는 완성차(구매동의). 자문: 도로교통공단 또는 대학(교통안전 효과 분석).</w:t>
       </w:r>
     </w:p>
-    <w:bookmarkEnd w:id="76"/>
-    <w:bookmarkStart w:id="77" w:name="Xba262132c9fe7a4a404e05f2292c0b40cb5a1ee"/>
+    <w:bookmarkEnd w:id="77"/>
+    <w:bookmarkStart w:id="78" w:name="Xba262132c9fe7a4a404e05f2292c0b40cb5a1ee"/>
     <w:p>
       <w:pPr>
         <w:pStyle w:val="Heading3"/>
@@ -9918,9 +10563,9 @@
         </w:pict>
       </w:r>
     </w:p>
-    <w:bookmarkEnd w:id="77"/>
     <w:bookmarkEnd w:id="78"/>
-    <w:bookmarkStart w:id="83" w:name="Xc978f621025a5bcba6afbfcb64df55f9f33fd22"/>
+    <w:bookmarkEnd w:id="79"/>
+    <w:bookmarkStart w:id="84" w:name="Xc978f621025a5bcba6afbfcb64df55f9f33fd22"/>
     <w:p>
       <w:pPr>
         <w:pStyle w:val="Heading2"/>
@@ -9929,7 +10574,7 @@
         <w:t xml:space="preserve">6. 추진 체계·투자·리스크</w:t>
       </w:r>
     </w:p>
-    <w:bookmarkStart w:id="79" w:name="Xb5e0c2fa6f22aec8d67fceb77410703d790edb2"/>
+    <w:bookmarkStart w:id="80" w:name="Xb5e0c2fa6f22aec8d67fceb77410703d790edb2"/>
     <w:p>
       <w:pPr>
         <w:pStyle w:val="Heading3"/>
@@ -10239,8 +10884,8 @@
         </w:tc>
       </w:tr>
     </w:tbl>
-    <w:bookmarkEnd w:id="79"/>
-    <w:bookmarkStart w:id="80" w:name="X1d5709a2fb07a9b83061843afcfe7671ebaf497"/>
+    <w:bookmarkEnd w:id="80"/>
+    <w:bookmarkStart w:id="81" w:name="X1d5709a2fb07a9b83061843afcfe7671ebaf497"/>
     <w:p>
       <w:pPr>
         <w:pStyle w:val="Heading3"/>
@@ -10754,8 +11399,8 @@
         </w:tc>
       </w:tr>
     </w:tbl>
-    <w:bookmarkEnd w:id="80"/>
-    <w:bookmarkStart w:id="81" w:name="X656b499201f29cb0bfd1b44d4aa90232c14acc1"/>
+    <w:bookmarkEnd w:id="81"/>
+    <w:bookmarkStart w:id="82" w:name="X656b499201f29cb0bfd1b44d4aa90232c14acc1"/>
     <w:p>
       <w:pPr>
         <w:pStyle w:val="Heading3"/>
@@ -10812,8 +11457,8 @@
         <w:t xml:space="preserve">조달 등록용: 직접생산확인(해당 품목이 중소기업자간 경쟁제품인 경우), 품질보증·A/S 체계 서류.</w:t>
       </w:r>
     </w:p>
-    <w:bookmarkEnd w:id="81"/>
-    <w:bookmarkStart w:id="82" w:name="X8628b0dd78483d39cda747deee661134d6c8449"/>
+    <w:bookmarkEnd w:id="82"/>
+    <w:bookmarkStart w:id="83" w:name="X8628b0dd78483d39cda747deee661134d6c8449"/>
     <w:p>
       <w:pPr>
         <w:pStyle w:val="Heading3"/>
@@ -11210,9 +11855,9 @@
         </w:pict>
       </w:r>
     </w:p>
-    <w:bookmarkEnd w:id="82"/>
     <w:bookmarkEnd w:id="83"/>
-    <w:bookmarkStart w:id="84" w:name="X4e8dc49815ab1676a00bf9c8d45abb2878baca0"/>
+    <w:bookmarkEnd w:id="84"/>
+    <w:bookmarkStart w:id="85" w:name="X4e8dc49815ab1676a00bf9c8d45abb2878baca0"/>
     <w:p>
       <w:pPr>
         <w:pStyle w:val="Heading2"/>
@@ -11861,8 +12506,8 @@
         </w:pict>
       </w:r>
     </w:p>
-    <w:bookmarkEnd w:id="84"/>
-    <w:bookmarkStart w:id="85" w:name="X4bad6375d4a4a842bf3029e5eee600621458aeb"/>
+    <w:bookmarkEnd w:id="85"/>
+    <w:bookmarkStart w:id="86" w:name="X4bad6375d4a4a842bf3029e5eee600621458aeb"/>
     <w:p>
       <w:pPr>
         <w:pStyle w:val="Heading2"/>
@@ -11986,7 +12631,7 @@
               <w:jc w:val="left"/>
             </w:pPr>
             <w:r>
-              <w:t xml:space="preserve">경찰청 교통국·시도청·고속도로순찰대 현장 인터뷰 5건, 수요 우선순위 확정</w:t>
+              <w:t xml:space="preserve">경찰청 교통국·시도청·고속도로순찰대 현장 인터뷰 5건(2.6장의 세 질문 포함), 수요 우선순위 확정</w:t>
             </w:r>
           </w:p>
         </w:tc>
@@ -12361,6 +13006,56 @@
             </w:pPr>
             <w:r>
               <w:t xml:space="preserve">2026.12.31</w:t>
+            </w:r>
+          </w:p>
+        </w:tc>
+      </w:tr>
+      <w:tr>
+        <w:tc>
+          <w:tcPr/>
+          <w:p>
+            <w:pPr>
+              <w:pStyle w:val="Compact"/>
+              <w:jc w:val="left"/>
+            </w:pPr>
+            <w:r>
+              <w:t xml:space="preserve">9</w:t>
+            </w:r>
+          </w:p>
+        </w:tc>
+        <w:tc>
+          <w:tcPr/>
+          <w:p>
+            <w:pPr>
+              <w:pStyle w:val="Compact"/>
+              <w:jc w:val="left"/>
+            </w:pPr>
+            <w:r>
+              <w:t xml:space="preserve">국내 시장조사 12주 계획 착수(별도 문서 「국내 시장조사 계획」), 정보공개청구 접수</w:t>
+            </w:r>
+          </w:p>
+        </w:tc>
+        <w:tc>
+          <w:tcPr/>
+          <w:p>
+            <w:pPr>
+              <w:pStyle w:val="Compact"/>
+              <w:jc w:val="left"/>
+            </w:pPr>
+            <w:r>
+              <w:t xml:space="preserve">영업·기획</w:t>
+            </w:r>
+          </w:p>
+        </w:tc>
+        <w:tc>
+          <w:tcPr/>
+          <w:p>
+            <w:pPr>
+              <w:pStyle w:val="Compact"/>
+              <w:jc w:val="left"/>
+            </w:pPr>
+            <w:r>
+              <w:t xml:space="preserve">2026.10.30</w:t>
             </w:r>
           </w:p>
         </w:tc>
@@ -12373,8 +13068,8 @@
         </w:pict>
       </w:r>
     </w:p>
-    <w:bookmarkEnd w:id="85"/>
-    <w:bookmarkStart w:id="86" w:name="부록-a-참고-자료"/>
+    <w:bookmarkEnd w:id="86"/>
+    <w:bookmarkStart w:id="87" w:name="부록-a-참고-자료"/>
     <w:p>
       <w:pPr>
         <w:pStyle w:val="Heading2"/>
@@ -12428,7 +13123,7 @@
         <w:pStyle w:val="Compact"/>
       </w:pPr>
       <w:r>
-        <w:t xml:space="preserve">Hikvision 벤치마킹 보조 자료(웹 검색 요약, 2026.10.7): IPVM "Where Dahua and Hikvision Are Banned", SecurityInfoWatch·Security Sales의 FCC 신규 인증 금지 보도, 뉴데일리(2019.5)·MTN(2025.11.19) 중국산 CCTV 관련 보도. 원문 확인 전이다.</w:t>
+        <w:t xml:space="preserve">국내 동향·2.6장 보조 자료(웹 검색 요약, 2026.10.7): 서울신문 "[단독] 경찰도 열 달간 몰랐다… '암행 순찰'은 위법"(2024.6.27, 자유일보·트위그24 등 전재), 한국경제 "과태료 2배 폭증…암행단속 위법성 논란"(2024.8.4), 일요시사 순찰차 앱 미제공 납품 논란, 헤럴드경제 AI 순찰차(2026.4)·AI 패트롤카(2025.12) 보도, 머니투데이 AI 순찰차 시범(2026.5), 전자신문 2035 전기·수소 경찰차 전환(2026.7.30), 아시아경제 모트렉스 AI+ 인증(2026.3), 문화일보 탑재형 단속장비 보도. 원문 확인 전이다.</w:t>
       </w:r>
     </w:p>
     <w:p>
@@ -12440,7 +13135,7 @@
         <w:pStyle w:val="Compact"/>
       </w:pPr>
       <w:r>
-        <w:t xml:space="preserve">국내 규격 자료: ㈜나눔컴퍼니 순찰차 규격서(NN-CARP115 쏘나타, NN-EXPC 렉스턴, NN-COPC 싼타페), 순찰차 공용 통합디바이스 외 2종 규격서(식별번호 24857805), 경기북부 자율방범대 경광등 입찰요청서(규격서). 모두 작성 연도 미확인.</w:t>
+        <w:t xml:space="preserve">Hikvision 벤치마킹 보조 자료(웹 검색 요약, 2026.10.7): IPVM "Where Dahua and Hikvision Are Banned", SecurityInfoWatch·Security Sales의 FCC 신규 인증 금지 보도, 뉴데일리(2019.5)·MTN(2025.11.19) 중국산 CCTV 관련 보도. 원문 확인 전이다.</w:t>
       </w:r>
     </w:p>
     <w:p>
@@ -12452,7 +13147,7 @@
         <w:pStyle w:val="Compact"/>
       </w:pPr>
       <w:r>
-        <w:t xml:space="preserve">「경광등 관련 전세계 동향」(2025.10.31): 글로벌 뉴스·전시·시장 환경 요약.</w:t>
+        <w:t xml:space="preserve">국내 규격 자료: ㈜나눔컴퍼니 순찰차 규격서(NN-CARP115 쏘나타, NN-EXPC 렉스턴, NN-COPC 싼타페), 순찰차 공용 통합디바이스 외 2종 규격서(식별번호 24857805), 경기북부 자율방범대 경광등 입찰요청서(규격서). 모두 작성 연도 미확인.</w:t>
       </w:r>
     </w:p>
     <w:p>
@@ -12464,7 +13159,7 @@
         <w:pStyle w:val="Compact"/>
       </w:pPr>
       <w:r>
-        <w:t xml:space="preserve">「경광등 관련 특허 조사」(2026.4): US5491464A, US9002313B2, US9928737B2, US9791766B2, US10946793B1 분석.</w:t>
+        <w:t xml:space="preserve">「경광등 관련 전세계 동향」(2025.10.31): 글로벌 뉴스·전시·시장 환경 요약.</w:t>
       </w:r>
     </w:p>
     <w:p>
@@ -12476,7 +13171,7 @@
         <w:pStyle w:val="Compact"/>
       </w:pPr>
       <w:r>
-        <w:t xml:space="preserve">「2024년 경찰청 종합쇼핑몰 납품요구 물품 내역」(엑셀, 137건): 나눔컴퍼니 공급 패키지용품·차량 분석.</w:t>
+        <w:t xml:space="preserve">「경광등 관련 특허 조사」(2026.4): US5491464A, US9002313B2, US9928737B2, US9791766B2, US10946793B1 분석.</w:t>
       </w:r>
     </w:p>
     <w:p>
@@ -12488,7 +13183,7 @@
         <w:pStyle w:val="Compact"/>
       </w:pPr>
       <w:r>
-        <w:t xml:space="preserve">경찰청 「K-치안산업 100」(2024.6): 035 스마트 순찰차, 051 차량탑재형 교통단속장비(아이에스앤로드테크), 052 번호판 인식 제어기(모트렉스), 053~058 나눔컴퍼니 경광등·경고등 제품군.</w:t>
+        <w:t xml:space="preserve">「2024년 경찰청 종합쇼핑몰 납품요구 물품 내역」(엑셀, 137건): 나눔컴퍼니 공급 패키지용품·차량 분석.</w:t>
       </w:r>
     </w:p>
     <w:p>
@@ -12500,6 +13195,18 @@
         <w:pStyle w:val="Compact"/>
       </w:pPr>
       <w:r>
+        <w:t xml:space="preserve">경찰청 「K-치안산업 100」(2024.6): 035 스마트 순찰차, 051 차량탑재형 교통단속장비(아이에스앤로드테크), 052 번호판 인식 제어기(모트렉스), 053~058 나눔컴퍼니 경광등·경고등 제품군.</w:t>
+      </w:r>
+    </w:p>
+    <w:p>
+      <w:pPr>
+        <w:numPr>
+          <w:ilvl w:val="0"/>
+          <w:numId w:val="1022"/>
+        </w:numPr>
+        <w:pStyle w:val="Compact"/>
+      </w:pPr>
+      <w:r>
         <w:t xml:space="preserve">당사 제품 소개서: MCRT-100N(2020.10), MCRT-100R(2023.3), 단차로 톨게이트 레이더(2025.4), 2026 ITS 세계총회 출품 6종 홍보문구 제안(2026.9).</w:t>
       </w:r>
     </w:p>
@@ -12635,8 +13342,8 @@
         <w:t xml:space="preserve">조달청 다수공급자계약 요건: 세부품명 거래실례 3건 이상, 품목 1건 이상, 특수관계인 거래 불인정, 3년간 미납품 시 재계약 1년 제한.</w:t>
       </w:r>
     </w:p>
-    <w:bookmarkEnd w:id="86"/>
-    <w:bookmarkStart w:id="87" w:name="부록-b-2024년-경찰청-납품요구-내역-분석-요약"/>
+    <w:bookmarkEnd w:id="87"/>
+    <w:bookmarkStart w:id="88" w:name="부록-b-2024년-경찰청-납품요구-내역-분석-요약"/>
     <w:p>
       <w:pPr>
         <w:pStyle w:val="Heading2"/>
@@ -12954,8 +13661,8 @@
         <w:t xml:space="preserve">가장 큰 단일 건은 2024년 9월 "경찰청 전기다목적순찰차 구매"의 리프트경광등 외 2종 181대(계약단가 610만 원, 납품단가 490만 원, 8.87억 원)이며, 같은 납품요구의 총액은 125.7억 원(차량 포함)이다. 경광등은 차량 가액의 약 7%를 차지한다.</w:t>
       </w:r>
     </w:p>
-    <w:bookmarkEnd w:id="87"/>
-    <w:bookmarkStart w:id="88" w:name="부록-c-특허-조사-요약-20264"/>
+    <w:bookmarkEnd w:id="88"/>
+    <w:bookmarkStart w:id="89" w:name="부록-c-특허-조사-요약-20264"/>
     <w:p>
       <w:pPr>
         <w:pStyle w:val="Heading2"/>
@@ -13387,8 +14094,8 @@
         </w:tc>
       </w:tr>
     </w:tbl>
-    <w:bookmarkEnd w:id="88"/>
-    <w:bookmarkStart w:id="89" w:name="부록-d-용어"/>
+    <w:bookmarkEnd w:id="89"/>
+    <w:bookmarkStart w:id="90" w:name="부록-d-용어"/>
     <w:p>
       <w:pPr>
         <w:pStyle w:val="Heading2"/>
@@ -13481,8 +14188,8 @@
         <w:t xml:space="preserve">기정원: 중소기업기술정보진흥원. 중기부 R&amp;D 전문기관.</w:t>
       </w:r>
     </w:p>
-    <w:bookmarkEnd w:id="89"/>
     <w:bookmarkEnd w:id="90"/>
+    <w:bookmarkEnd w:id="91"/>
     <w:sectPr/>
   </w:body>
 </w:document>

--- a/docs/사업계획서/2026-10_스마트경찰경광등_사업계획서.docx
+++ b/docs/사업계획서/2026-10_스마트경찰경광등_사업계획서.docx
@@ -13044,6 +13044,56 @@
             </w:pPr>
             <w:r>
               <w:t xml:space="preserve">영업·기획</w:t>
+            </w:r>
+          </w:p>
+        </w:tc>
+        <w:tc>
+          <w:tcPr/>
+          <w:p>
+            <w:pPr>
+              <w:pStyle w:val="Compact"/>
+              <w:jc w:val="left"/>
+            </w:pPr>
+            <w:r>
+              <w:t xml:space="preserve">2026.10.30</w:t>
+            </w:r>
+          </w:p>
+        </w:tc>
+      </w:tr>
+      <w:tr>
+        <w:tc>
+          <w:tcPr/>
+          <w:p>
+            <w:pPr>
+              <w:pStyle w:val="Compact"/>
+              <w:jc w:val="left"/>
+            </w:pPr>
+            <w:r>
+              <w:t xml:space="preserve">10</w:t>
+            </w:r>
+          </w:p>
+        </w:tc>
+        <w:tc>
+          <w:tcPr/>
+          <w:p>
+            <w:pPr>
+              <w:pStyle w:val="Compact"/>
+              <w:jc w:val="left"/>
+            </w:pPr>
+            <w:r>
+              <w:t xml:space="preserve">사업타당성 조사 12주 착수(별도 문서 「사업타당성 조사 계획」), 게이트 1(11/20)·게이트 2(12/18) 점검, 최종 결정 2027.1.8</w:t>
+            </w:r>
+          </w:p>
+        </w:tc>
+        <w:tc>
+          <w:tcPr/>
+          <w:p>
+            <w:pPr>
+              <w:pStyle w:val="Compact"/>
+              <w:jc w:val="left"/>
+            </w:pPr>
+            <w:r>
+              <w:t xml:space="preserve">영업·기술·대표</w:t>
             </w:r>
           </w:p>
         </w:tc>
